--- a/Course Materials/Calc 3/Notes/Ch. 1 (Three-Dimensional Space; Vectors)/1.7 Quadric Surfaces_Notes.docx
+++ b/Course Materials/Calc 3/Notes/Ch. 1 (Three-Dimensional Space; Vectors)/1.7 Quadric Surfaces_Notes.docx
@@ -217,7 +217,7 @@
           <w:tcPr>
             <w:tcW w:w="4414" w:type="dxa"/>
             <w:tcBorders>
-              <w:bottom w:val="nil"/>
+              <w:bottom w:val="single" w:sz="4" w:space="0" w:color="auto"/>
             </w:tcBorders>
             <w:vAlign w:val="center"/>
           </w:tcPr>
@@ -278,7 +278,7 @@
           <w:tcPr>
             <w:tcW w:w="3087" w:type="dxa"/>
             <w:tcBorders>
-              <w:right w:val="nil"/>
+              <w:right w:val="single" w:sz="4" w:space="0" w:color="auto"/>
             </w:tcBorders>
             <w:vAlign w:val="center"/>
           </w:tcPr>
@@ -318,10 +318,10 @@
                   <v:path o:extrusionok="f" gradientshapeok="t" o:connecttype="rect"/>
                   <o:lock v:ext="edit" aspectratio="t"/>
                 </v:shapetype>
-                <v:shape id="_x0000_i1025" type="#_x0000_t75" style="width:84pt;height:62.25pt" o:ole="">
+                <v:shape id="_x0000_i1025" type="#_x0000_t75" style="width:84pt;height:62.4pt" o:ole="">
                   <v:imagedata r:id="rId8" o:title=""/>
                 </v:shape>
-                <o:OLEObject Type="Embed" ProgID="Equation.DSMT4" ShapeID="_x0000_i1025" DrawAspect="Content" ObjectID="_1846088575" r:id="rId9"/>
+                <o:OLEObject Type="Embed" ProgID="Equation.DSMT4" ShapeID="_x0000_i1025" DrawAspect="Content" ObjectID="_1849373535" r:id="rId9"/>
               </w:object>
             </w:r>
           </w:p>
@@ -330,16 +330,17 @@
           <w:tcPr>
             <w:tcW w:w="4414" w:type="dxa"/>
             <w:tcBorders>
-              <w:top w:val="nil"/>
-              <w:left w:val="nil"/>
-              <w:bottom w:val="nil"/>
-              <w:right w:val="nil"/>
+              <w:top w:val="single" w:sz="4" w:space="0" w:color="auto"/>
+              <w:left w:val="single" w:sz="4" w:space="0" w:color="auto"/>
+              <w:bottom w:val="single" w:sz="4" w:space="0" w:color="auto"/>
+              <w:right w:val="single" w:sz="4" w:space="0" w:color="auto"/>
             </w:tcBorders>
             <w:vAlign w:val="center"/>
           </w:tcPr>
           <w:p>
             <w:pPr>
               <w:pStyle w:val="NoSpacing"/>
+              <w:jc w:val="center"/>
               <w:rPr>
                 <w:rFonts w:ascii="Times New Roman" w:hAnsi="Times New Roman" w:cs="Times New Roman"/>
                 <w:sz w:val="24"/>
@@ -354,9 +355,9 @@
                 <w:szCs w:val="24"/>
               </w:rPr>
               <w:drawing>
-                <wp:inline distT="0" distB="0" distL="0" distR="0" wp14:anchorId="66220444" wp14:editId="6341DEF3">
-                  <wp:extent cx="2590800" cy="1742748"/>
-                  <wp:effectExtent l="0" t="0" r="0" b="0"/>
+                <wp:inline distT="0" distB="0" distL="0" distR="0" wp14:anchorId="66220444" wp14:editId="3ADE71EC">
+                  <wp:extent cx="2125522" cy="1429770"/>
+                  <wp:effectExtent l="0" t="0" r="8255" b="0"/>
                   <wp:docPr id="528302452" name="Picture 1" descr="Graphs of parabolas that open upward and to the right."/>
                   <wp:cNvGraphicFramePr>
                     <a:graphicFrameLocks xmlns:a="http://schemas.openxmlformats.org/drawingml/2006/main" noChangeAspect="1"/>
@@ -377,7 +378,7 @@
                         <pic:spPr>
                           <a:xfrm>
                             <a:off x="0" y="0"/>
-                            <a:ext cx="2609515" cy="1755337"/>
+                            <a:ext cx="2148899" cy="1445495"/>
                           </a:xfrm>
                           <a:prstGeom prst="rect">
                             <a:avLst/>
@@ -445,10 +446,10 @@
                 <w:szCs w:val="24"/>
               </w:rPr>
               <w:object w:dxaOrig="2180" w:dyaOrig="720" w14:anchorId="3BDAB18A">
-                <v:shape id="_x0000_i1026" type="#_x0000_t75" style="width:108.8pt;height:36.75pt" o:ole="">
+                <v:shape id="_x0000_i1026" type="#_x0000_t75" style="width:108.6pt;height:36.6pt" o:ole="">
                   <v:imagedata r:id="rId11" o:title=""/>
                 </v:shape>
-                <o:OLEObject Type="Embed" ProgID="Equation.DSMT4" ShapeID="_x0000_i1026" DrawAspect="Content" ObjectID="_1846088576" r:id="rId12"/>
+                <o:OLEObject Type="Embed" ProgID="Equation.DSMT4" ShapeID="_x0000_i1026" DrawAspect="Content" ObjectID="_1849373536" r:id="rId12"/>
               </w:object>
             </w:r>
           </w:p>
@@ -457,8 +458,8 @@
           <w:tcPr>
             <w:tcW w:w="4414" w:type="dxa"/>
             <w:tcBorders>
-              <w:top w:val="nil"/>
-              <w:bottom w:val="nil"/>
+              <w:top w:val="single" w:sz="4" w:space="0" w:color="auto"/>
+              <w:bottom w:val="single" w:sz="4" w:space="0" w:color="auto"/>
             </w:tcBorders>
             <w:vAlign w:val="center"/>
           </w:tcPr>
@@ -572,7 +573,7 @@
           <w:tcPr>
             <w:tcW w:w="3087" w:type="dxa"/>
             <w:tcBorders>
-              <w:right w:val="nil"/>
+              <w:right w:val="single" w:sz="4" w:space="0" w:color="auto"/>
             </w:tcBorders>
             <w:vAlign w:val="center"/>
           </w:tcPr>
@@ -593,10 +594,10 @@
                 <w:szCs w:val="24"/>
               </w:rPr>
               <w:object w:dxaOrig="2180" w:dyaOrig="1800" w14:anchorId="140DA83A">
-                <v:shape id="_x0000_i1027" type="#_x0000_t75" style="width:108.8pt;height:90pt" o:ole="">
+                <v:shape id="_x0000_i1027" type="#_x0000_t75" style="width:108.6pt;height:90pt" o:ole="">
                   <v:imagedata r:id="rId14" o:title=""/>
                 </v:shape>
-                <o:OLEObject Type="Embed" ProgID="Equation.DSMT4" ShapeID="_x0000_i1027" DrawAspect="Content" ObjectID="_1846088577" r:id="rId15"/>
+                <o:OLEObject Type="Embed" ProgID="Equation.DSMT4" ShapeID="_x0000_i1027" DrawAspect="Content" ObjectID="_1849373537" r:id="rId15"/>
               </w:object>
             </w:r>
           </w:p>
@@ -605,16 +606,17 @@
           <w:tcPr>
             <w:tcW w:w="4414" w:type="dxa"/>
             <w:tcBorders>
-              <w:top w:val="nil"/>
-              <w:left w:val="nil"/>
-              <w:bottom w:val="nil"/>
-              <w:right w:val="nil"/>
+              <w:top w:val="single" w:sz="4" w:space="0" w:color="auto"/>
+              <w:left w:val="single" w:sz="4" w:space="0" w:color="auto"/>
+              <w:bottom w:val="single" w:sz="4" w:space="0" w:color="auto"/>
+              <w:right w:val="single" w:sz="4" w:space="0" w:color="auto"/>
             </w:tcBorders>
             <w:vAlign w:val="center"/>
           </w:tcPr>
           <w:p>
             <w:pPr>
               <w:pStyle w:val="NoSpacing"/>
+              <w:jc w:val="center"/>
               <w:rPr>
                 <w:rFonts w:ascii="Times New Roman" w:hAnsi="Times New Roman" w:cs="Times New Roman"/>
                 <w:sz w:val="24"/>
@@ -733,7 +735,7 @@
           <v:shape id="_x0000_i1028" type="#_x0000_t75" style="width:276pt;height:18pt" o:ole="">
             <v:imagedata r:id="rId17" o:title=""/>
           </v:shape>
-          <o:OLEObject Type="Embed" ProgID="Equation.DSMT4" ShapeID="_x0000_i1028" DrawAspect="Content" ObjectID="_1846088578" r:id="rId18"/>
+          <o:OLEObject Type="Embed" ProgID="Equation.DSMT4" ShapeID="_x0000_i1028" DrawAspect="Content" ObjectID="_1849373538" r:id="rId18"/>
         </w:object>
       </w:r>
       <w:bookmarkEnd w:id="0"/>
@@ -777,6 +779,26 @@
         </w:rPr>
         <w:t>pected to be able to identify quadric surfaces by name and sketch graphs of quadric surfaces.</w:t>
       </w:r>
+    </w:p>
+    <w:p>
+      <w:pPr>
+        <w:pStyle w:val="NoSpacing"/>
+        <w:rPr>
+          <w:rFonts w:ascii="Times New Roman" w:hAnsi="Times New Roman" w:cs="Times New Roman"/>
+          <w:sz w:val="24"/>
+          <w:szCs w:val="24"/>
+        </w:rPr>
+      </w:pPr>
+    </w:p>
+    <w:p>
+      <w:pPr>
+        <w:pStyle w:val="NoSpacing"/>
+        <w:rPr>
+          <w:rFonts w:ascii="Times New Roman" w:hAnsi="Times New Roman" w:cs="Times New Roman"/>
+          <w:sz w:val="24"/>
+          <w:szCs w:val="24"/>
+        </w:rPr>
+      </w:pPr>
     </w:p>
     <w:p>
       <w:pPr>
@@ -866,7 +888,25 @@
                 <w:sz w:val="24"/>
                 <w:szCs w:val="24"/>
               </w:rPr>
-              <w:t xml:space="preserve">In order to assist in sketching the graph of a surface, one can set one of the variables equal to a constant to obtain curves of intersection of the surface with planes parallel to the coordinate planes.  These curves are called </w:t>
+              <w:t xml:space="preserve">In order to assist in sketching the graph of a surface, one can set one of the variables equal to a constant </w:t>
+            </w:r>
+            <w:proofErr w:type="gramStart"/>
+            <w:r>
+              <w:rPr>
+                <w:rFonts w:ascii="Times New Roman" w:hAnsi="Times New Roman" w:cs="Times New Roman"/>
+                <w:sz w:val="24"/>
+                <w:szCs w:val="24"/>
+              </w:rPr>
+              <w:t>to obtain</w:t>
+            </w:r>
+            <w:proofErr w:type="gramEnd"/>
+            <w:r>
+              <w:rPr>
+                <w:rFonts w:ascii="Times New Roman" w:hAnsi="Times New Roman" w:cs="Times New Roman"/>
+                <w:sz w:val="24"/>
+                <w:szCs w:val="24"/>
+              </w:rPr>
+              <w:t xml:space="preserve"> curves of intersection of the surface with planes parallel to the coordinate planes.  These curves are called </w:t>
             </w:r>
             <w:r>
               <w:rPr>
@@ -916,7 +956,27 @@
           <w:sz w:val="24"/>
           <w:szCs w:val="24"/>
         </w:rPr>
-        <w:t xml:space="preserve">Note:  In effect, the above process of finding traces is similar to observing the surface by viewing it while “staring down” a particular axis.  </w:t>
+        <w:t xml:space="preserve">Note:  In effect, the above process of finding traces is </w:t>
+      </w:r>
+      <w:proofErr w:type="gramStart"/>
+      <w:r>
+        <w:rPr>
+          <w:rFonts w:ascii="Times New Roman" w:hAnsi="Times New Roman" w:cs="Times New Roman"/>
+          <w:i/>
+          <w:sz w:val="24"/>
+          <w:szCs w:val="24"/>
+        </w:rPr>
+        <w:t>similar to</w:t>
+      </w:r>
+      <w:proofErr w:type="gramEnd"/>
+      <w:r>
+        <w:rPr>
+          <w:rFonts w:ascii="Times New Roman" w:hAnsi="Times New Roman" w:cs="Times New Roman"/>
+          <w:i/>
+          <w:sz w:val="24"/>
+          <w:szCs w:val="24"/>
+        </w:rPr>
+        <w:t xml:space="preserve"> observing the surface by viewing it while “staring down” a particular axis.  </w:t>
       </w:r>
     </w:p>
     <w:p>
@@ -960,6 +1020,7 @@
         </w:rPr>
         <w:t xml:space="preserve"> 1</w:t>
       </w:r>
+      <w:proofErr w:type="gramStart"/>
       <w:r>
         <w:rPr>
           <w:rFonts w:ascii="Times New Roman" w:hAnsi="Times New Roman" w:cs="Times New Roman"/>
@@ -984,17 +1045,26 @@
           <w:sz w:val="24"/>
           <w:szCs w:val="24"/>
         </w:rPr>
-        <w:t xml:space="preserve">Use traces to sketch the quadric surface given by </w:t>
+        <w:t>Use</w:t>
+      </w:r>
+      <w:proofErr w:type="gramEnd"/>
+      <w:r>
+        <w:rPr>
+          <w:rFonts w:ascii="Times New Roman" w:hAnsi="Times New Roman" w:cs="Times New Roman"/>
+          <w:sz w:val="24"/>
+          <w:szCs w:val="24"/>
+        </w:rPr>
+        <w:t xml:space="preserve"> traces to sketch the quadric surface given by </w:t>
       </w:r>
       <w:r>
         <w:rPr>
           <w:position w:val="-24"/>
         </w:rPr>
         <w:object w:dxaOrig="1579" w:dyaOrig="660" w14:anchorId="166FC88E">
-          <v:shape id="_x0000_i1029" type="#_x0000_t75" style="width:78.7pt;height:33.75pt" o:ole="">
+          <v:shape id="_x0000_i1029" type="#_x0000_t75" style="width:78.6pt;height:33.6pt" o:ole="">
             <v:imagedata r:id="rId19" o:title=""/>
           </v:shape>
-          <o:OLEObject Type="Embed" ProgID="Equation.DSMT4" ShapeID="_x0000_i1029" DrawAspect="Content" ObjectID="_1846088579" r:id="rId20"/>
+          <o:OLEObject Type="Embed" ProgID="Equation.DSMT4" ShapeID="_x0000_i1029" DrawAspect="Content" ObjectID="_1849373539" r:id="rId20"/>
         </w:object>
       </w:r>
       <w:r>
@@ -1085,10 +1155,10 @@
           <w:szCs w:val="24"/>
         </w:rPr>
         <w:object w:dxaOrig="560" w:dyaOrig="279" w14:anchorId="2EF96688">
-          <v:shape id="_x0000_i1030" type="#_x0000_t75" style="width:27.75pt;height:14.25pt" o:ole="">
+          <v:shape id="_x0000_i1030" type="#_x0000_t75" style="width:27.6pt;height:14.4pt" o:ole="">
             <v:imagedata r:id="rId21" o:title=""/>
           </v:shape>
-          <o:OLEObject Type="Embed" ProgID="Equation.DSMT4" ShapeID="_x0000_i1030" DrawAspect="Content" ObjectID="_1846088580" r:id="rId22"/>
+          <o:OLEObject Type="Embed" ProgID="Equation.DSMT4" ShapeID="_x0000_i1030" DrawAspect="Content" ObjectID="_1849373540" r:id="rId22"/>
         </w:object>
       </w:r>
       <w:r>
@@ -1112,10 +1182,10 @@
           <w:position w:val="-24"/>
         </w:rPr>
         <w:object w:dxaOrig="1540" w:dyaOrig="660" w14:anchorId="3E980787">
-          <v:shape id="_x0000_i1031" type="#_x0000_t75" style="width:77.25pt;height:33.75pt" o:ole="">
+          <v:shape id="_x0000_i1031" type="#_x0000_t75" style="width:77.4pt;height:33.6pt" o:ole="">
             <v:imagedata r:id="rId23" o:title=""/>
           </v:shape>
-          <o:OLEObject Type="Embed" ProgID="Equation.DSMT4" ShapeID="_x0000_i1031" DrawAspect="Content" ObjectID="_1846088581" r:id="rId24"/>
+          <o:OLEObject Type="Embed" ProgID="Equation.DSMT4" ShapeID="_x0000_i1031" DrawAspect="Content" ObjectID="_1849373541" r:id="rId24"/>
         </w:object>
       </w:r>
       <w:r>
@@ -1142,10 +1212,10 @@
           <w:szCs w:val="24"/>
         </w:rPr>
         <w:object w:dxaOrig="980" w:dyaOrig="279" w14:anchorId="12FC950B">
-          <v:shape id="_x0000_i1032" type="#_x0000_t75" style="width:49.5pt;height:14.25pt" o:ole="">
+          <v:shape id="_x0000_i1032" type="#_x0000_t75" style="width:49.2pt;height:14.4pt" o:ole="">
             <v:imagedata r:id="rId25" o:title=""/>
           </v:shape>
-          <o:OLEObject Type="Embed" ProgID="Equation.DSMT4" ShapeID="_x0000_i1032" DrawAspect="Content" ObjectID="_1846088582" r:id="rId26"/>
+          <o:OLEObject Type="Embed" ProgID="Equation.DSMT4" ShapeID="_x0000_i1032" DrawAspect="Content" ObjectID="_1849373542" r:id="rId26"/>
         </w:object>
       </w:r>
       <w:r>
@@ -1172,10 +1242,10 @@
           <w:szCs w:val="24"/>
         </w:rPr>
         <w:object w:dxaOrig="680" w:dyaOrig="279" w14:anchorId="639E3C54">
-          <v:shape id="_x0000_i1033" type="#_x0000_t75" style="width:34.5pt;height:14.25pt" o:ole="">
+          <v:shape id="_x0000_i1033" type="#_x0000_t75" style="width:34.8pt;height:14.4pt" o:ole="">
             <v:imagedata r:id="rId27" o:title=""/>
           </v:shape>
-          <o:OLEObject Type="Embed" ProgID="Equation.DSMT4" ShapeID="_x0000_i1033" DrawAspect="Content" ObjectID="_1846088583" r:id="rId28"/>
+          <o:OLEObject Type="Embed" ProgID="Equation.DSMT4" ShapeID="_x0000_i1033" DrawAspect="Content" ObjectID="_1849373543" r:id="rId28"/>
         </w:object>
       </w:r>
       <w:r>
@@ -1194,10 +1264,10 @@
           <w:szCs w:val="24"/>
         </w:rPr>
         <w:object w:dxaOrig="1180" w:dyaOrig="660" w14:anchorId="5EEA4213">
-          <v:shape id="_x0000_i1034" type="#_x0000_t75" style="width:60pt;height:33.75pt" o:ole="">
+          <v:shape id="_x0000_i1034" type="#_x0000_t75" style="width:60pt;height:33.6pt" o:ole="">
             <v:imagedata r:id="rId29" o:title=""/>
           </v:shape>
-          <o:OLEObject Type="Embed" ProgID="Equation.DSMT4" ShapeID="_x0000_i1034" DrawAspect="Content" ObjectID="_1846088584" r:id="rId30"/>
+          <o:OLEObject Type="Embed" ProgID="Equation.DSMT4" ShapeID="_x0000_i1034" DrawAspect="Content" ObjectID="_1849373544" r:id="rId30"/>
         </w:object>
       </w:r>
       <w:r>
@@ -1216,19 +1286,29 @@
           <w:szCs w:val="24"/>
         </w:rPr>
         <w:object w:dxaOrig="560" w:dyaOrig="320" w14:anchorId="6B510098">
-          <v:shape id="_x0000_i1035" type="#_x0000_t75" style="width:27.75pt;height:16.5pt" o:ole="">
+          <v:shape id="_x0000_i1035" type="#_x0000_t75" style="width:27.6pt;height:16.2pt" o:ole="">
             <v:imagedata r:id="rId31" o:title=""/>
           </v:shape>
-          <o:OLEObject Type="Embed" ProgID="Equation.DSMT4" ShapeID="_x0000_i1035" DrawAspect="Content" ObjectID="_1846088585" r:id="rId32"/>
+          <o:OLEObject Type="Embed" ProgID="Equation.DSMT4" ShapeID="_x0000_i1035" DrawAspect="Content" ObjectID="_1849373545" r:id="rId32"/>
         </w:object>
       </w:r>
-      <w:r>
-        <w:rPr>
-          <w:rFonts w:ascii="Times New Roman" w:hAnsi="Times New Roman" w:cs="Times New Roman"/>
-          <w:sz w:val="24"/>
-          <w:szCs w:val="24"/>
-        </w:rPr>
-        <w:t xml:space="preserve">and </w:t>
+      <w:proofErr w:type="spellStart"/>
+      <w:r>
+        <w:rPr>
+          <w:rFonts w:ascii="Times New Roman" w:hAnsi="Times New Roman" w:cs="Times New Roman"/>
+          <w:sz w:val="24"/>
+          <w:szCs w:val="24"/>
+        </w:rPr>
+        <w:t>and</w:t>
+      </w:r>
+      <w:proofErr w:type="spellEnd"/>
+      <w:r>
+        <w:rPr>
+          <w:rFonts w:ascii="Times New Roman" w:hAnsi="Times New Roman" w:cs="Times New Roman"/>
+          <w:sz w:val="24"/>
+          <w:szCs w:val="24"/>
+        </w:rPr>
+        <w:t xml:space="preserve"> </w:t>
       </w:r>
       <w:r>
         <w:rPr>
@@ -1238,10 +1318,10 @@
           <w:szCs w:val="24"/>
         </w:rPr>
         <w:object w:dxaOrig="540" w:dyaOrig="279" w14:anchorId="5E6F34F1">
-          <v:shape id="_x0000_i1036" type="#_x0000_t75" style="width:26.25pt;height:14.25pt" o:ole="">
+          <v:shape id="_x0000_i1036" type="#_x0000_t75" style="width:26.4pt;height:14.4pt" o:ole="">
             <v:imagedata r:id="rId33" o:title=""/>
           </v:shape>
-          <o:OLEObject Type="Embed" ProgID="Equation.DSMT4" ShapeID="_x0000_i1036" DrawAspect="Content" ObjectID="_1846088586" r:id="rId34"/>
+          <o:OLEObject Type="Embed" ProgID="Equation.DSMT4" ShapeID="_x0000_i1036" DrawAspect="Content" ObjectID="_1849373546" r:id="rId34"/>
         </w:object>
       </w:r>
       <w:r>
@@ -1260,10 +1340,10 @@
           <w:szCs w:val="24"/>
         </w:rPr>
         <w:object w:dxaOrig="680" w:dyaOrig="279" w14:anchorId="328C2477">
-          <v:shape id="_x0000_i1037" type="#_x0000_t75" style="width:34.5pt;height:14.25pt" o:ole="">
+          <v:shape id="_x0000_i1037" type="#_x0000_t75" style="width:34.8pt;height:14.4pt" o:ole="">
             <v:imagedata r:id="rId27" o:title=""/>
           </v:shape>
-          <o:OLEObject Type="Embed" ProgID="Equation.DSMT4" ShapeID="_x0000_i1037" DrawAspect="Content" ObjectID="_1846088587" r:id="rId35"/>
+          <o:OLEObject Type="Embed" ProgID="Equation.DSMT4" ShapeID="_x0000_i1037" DrawAspect="Content" ObjectID="_1849373547" r:id="rId35"/>
         </w:object>
       </w:r>
       <w:r>
@@ -1330,10 +1410,10 @@
           <w:szCs w:val="24"/>
         </w:rPr>
         <w:object w:dxaOrig="580" w:dyaOrig="320" w14:anchorId="7956FFB9">
-          <v:shape id="_x0000_i1038" type="#_x0000_t75" style="width:29.25pt;height:16.5pt" o:ole="">
+          <v:shape id="_x0000_i1038" type="#_x0000_t75" style="width:29.4pt;height:16.2pt" o:ole="">
             <v:imagedata r:id="rId36" o:title=""/>
           </v:shape>
-          <o:OLEObject Type="Embed" ProgID="Equation.DSMT4" ShapeID="_x0000_i1038" DrawAspect="Content" ObjectID="_1846088588" r:id="rId37"/>
+          <o:OLEObject Type="Embed" ProgID="Equation.DSMT4" ShapeID="_x0000_i1038" DrawAspect="Content" ObjectID="_1849373548" r:id="rId37"/>
         </w:object>
       </w:r>
       <w:r>
@@ -1349,10 +1429,10 @@
           <w:position w:val="-24"/>
         </w:rPr>
         <w:object w:dxaOrig="1560" w:dyaOrig="660" w14:anchorId="199D54C5">
-          <v:shape id="_x0000_i1039" type="#_x0000_t75" style="width:78pt;height:33.75pt" o:ole="">
+          <v:shape id="_x0000_i1039" type="#_x0000_t75" style="width:78pt;height:33.6pt" o:ole="">
             <v:imagedata r:id="rId38" o:title=""/>
           </v:shape>
-          <o:OLEObject Type="Embed" ProgID="Equation.DSMT4" ShapeID="_x0000_i1039" DrawAspect="Content" ObjectID="_1846088589" r:id="rId39"/>
+          <o:OLEObject Type="Embed" ProgID="Equation.DSMT4" ShapeID="_x0000_i1039" DrawAspect="Content" ObjectID="_1849373549" r:id="rId39"/>
         </w:object>
       </w:r>
       <w:r>
@@ -1371,10 +1451,10 @@
           <w:szCs w:val="24"/>
         </w:rPr>
         <w:object w:dxaOrig="1060" w:dyaOrig="320" w14:anchorId="43C9C715">
-          <v:shape id="_x0000_i1040" type="#_x0000_t75" style="width:52.5pt;height:16.5pt" o:ole="">
+          <v:shape id="_x0000_i1040" type="#_x0000_t75" style="width:52.8pt;height:16.2pt" o:ole="">
             <v:imagedata r:id="rId40" o:title=""/>
           </v:shape>
-          <o:OLEObject Type="Embed" ProgID="Equation.DSMT4" ShapeID="_x0000_i1040" DrawAspect="Content" ObjectID="_1846088590" r:id="rId41"/>
+          <o:OLEObject Type="Embed" ProgID="Equation.DSMT4" ShapeID="_x0000_i1040" DrawAspect="Content" ObjectID="_1849373550" r:id="rId41"/>
         </w:object>
       </w:r>
       <w:r>
@@ -1411,10 +1491,10 @@
           <w:szCs w:val="24"/>
         </w:rPr>
         <w:object w:dxaOrig="700" w:dyaOrig="320" w14:anchorId="5CA73A2B">
-          <v:shape id="_x0000_i1041" type="#_x0000_t75" style="width:35.25pt;height:16.5pt" o:ole="">
+          <v:shape id="_x0000_i1041" type="#_x0000_t75" style="width:35.4pt;height:16.2pt" o:ole="">
             <v:imagedata r:id="rId42" o:title=""/>
           </v:shape>
-          <o:OLEObject Type="Embed" ProgID="Equation.DSMT4" ShapeID="_x0000_i1041" DrawAspect="Content" ObjectID="_1846088591" r:id="rId43"/>
+          <o:OLEObject Type="Embed" ProgID="Equation.DSMT4" ShapeID="_x0000_i1041" DrawAspect="Content" ObjectID="_1849373551" r:id="rId43"/>
         </w:object>
       </w:r>
       <w:r>
@@ -1433,10 +1513,10 @@
           <w:szCs w:val="24"/>
         </w:rPr>
         <w:object w:dxaOrig="1120" w:dyaOrig="660" w14:anchorId="166F78D0">
-          <v:shape id="_x0000_i1042" type="#_x0000_t75" style="width:55.5pt;height:33.75pt" o:ole="">
+          <v:shape id="_x0000_i1042" type="#_x0000_t75" style="width:55.2pt;height:33.6pt" o:ole="">
             <v:imagedata r:id="rId44" o:title=""/>
           </v:shape>
-          <o:OLEObject Type="Embed" ProgID="Equation.DSMT4" ShapeID="_x0000_i1042" DrawAspect="Content" ObjectID="_1846088592" r:id="rId45"/>
+          <o:OLEObject Type="Embed" ProgID="Equation.DSMT4" ShapeID="_x0000_i1042" DrawAspect="Content" ObjectID="_1849373552" r:id="rId45"/>
         </w:object>
       </w:r>
       <w:r>
@@ -1455,19 +1535,29 @@
           <w:szCs w:val="24"/>
         </w:rPr>
         <w:object w:dxaOrig="560" w:dyaOrig="279" w14:anchorId="4D7A7A56">
-          <v:shape id="_x0000_i1043" type="#_x0000_t75" style="width:27.75pt;height:14.25pt" o:ole="">
+          <v:shape id="_x0000_i1043" type="#_x0000_t75" style="width:27.6pt;height:14.4pt" o:ole="">
             <v:imagedata r:id="rId46" o:title=""/>
           </v:shape>
-          <o:OLEObject Type="Embed" ProgID="Equation.DSMT4" ShapeID="_x0000_i1043" DrawAspect="Content" ObjectID="_1846088593" r:id="rId47"/>
+          <o:OLEObject Type="Embed" ProgID="Equation.DSMT4" ShapeID="_x0000_i1043" DrawAspect="Content" ObjectID="_1849373553" r:id="rId47"/>
         </w:object>
       </w:r>
-      <w:r>
-        <w:rPr>
-          <w:rFonts w:ascii="Times New Roman" w:hAnsi="Times New Roman" w:cs="Times New Roman"/>
-          <w:sz w:val="24"/>
-          <w:szCs w:val="24"/>
-        </w:rPr>
-        <w:t xml:space="preserve">and </w:t>
+      <w:proofErr w:type="spellStart"/>
+      <w:r>
+        <w:rPr>
+          <w:rFonts w:ascii="Times New Roman" w:hAnsi="Times New Roman" w:cs="Times New Roman"/>
+          <w:sz w:val="24"/>
+          <w:szCs w:val="24"/>
+        </w:rPr>
+        <w:t>and</w:t>
+      </w:r>
+      <w:proofErr w:type="spellEnd"/>
+      <w:r>
+        <w:rPr>
+          <w:rFonts w:ascii="Times New Roman" w:hAnsi="Times New Roman" w:cs="Times New Roman"/>
+          <w:sz w:val="24"/>
+          <w:szCs w:val="24"/>
+        </w:rPr>
+        <w:t xml:space="preserve"> </w:t>
       </w:r>
       <w:r>
         <w:rPr>
@@ -1477,10 +1567,10 @@
           <w:szCs w:val="24"/>
         </w:rPr>
         <w:object w:dxaOrig="540" w:dyaOrig="279" w14:anchorId="6EB4069D">
-          <v:shape id="_x0000_i1044" type="#_x0000_t75" style="width:26.25pt;height:14.25pt" o:ole="">
+          <v:shape id="_x0000_i1044" type="#_x0000_t75" style="width:26.4pt;height:14.4pt" o:ole="">
             <v:imagedata r:id="rId33" o:title=""/>
           </v:shape>
-          <o:OLEObject Type="Embed" ProgID="Equation.DSMT4" ShapeID="_x0000_i1044" DrawAspect="Content" ObjectID="_1846088594" r:id="rId48"/>
+          <o:OLEObject Type="Embed" ProgID="Equation.DSMT4" ShapeID="_x0000_i1044" DrawAspect="Content" ObjectID="_1849373554" r:id="rId48"/>
         </w:object>
       </w:r>
       <w:r>
@@ -1499,10 +1589,10 @@
           <w:szCs w:val="24"/>
         </w:rPr>
         <w:object w:dxaOrig="700" w:dyaOrig="320" w14:anchorId="0B6E98EB">
-          <v:shape id="_x0000_i1045" type="#_x0000_t75" style="width:35.25pt;height:16.5pt" o:ole="">
+          <v:shape id="_x0000_i1045" type="#_x0000_t75" style="width:35.4pt;height:16.2pt" o:ole="">
             <v:imagedata r:id="rId49" o:title=""/>
           </v:shape>
-          <o:OLEObject Type="Embed" ProgID="Equation.DSMT4" ShapeID="_x0000_i1045" DrawAspect="Content" ObjectID="_1846088595" r:id="rId50"/>
+          <o:OLEObject Type="Embed" ProgID="Equation.DSMT4" ShapeID="_x0000_i1045" DrawAspect="Content" ObjectID="_1849373555" r:id="rId50"/>
         </w:object>
       </w:r>
       <w:r>
@@ -1569,10 +1659,10 @@
           <w:szCs w:val="24"/>
         </w:rPr>
         <w:object w:dxaOrig="560" w:dyaOrig="260" w14:anchorId="7639DC25">
-          <v:shape id="_x0000_i1046" type="#_x0000_t75" style="width:27.75pt;height:13.5pt" o:ole="">
+          <v:shape id="_x0000_i1046" type="#_x0000_t75" style="width:27.6pt;height:13.2pt" o:ole="">
             <v:imagedata r:id="rId51" o:title=""/>
           </v:shape>
-          <o:OLEObject Type="Embed" ProgID="Equation.DSMT4" ShapeID="_x0000_i1046" DrawAspect="Content" ObjectID="_1846088596" r:id="rId52"/>
+          <o:OLEObject Type="Embed" ProgID="Equation.DSMT4" ShapeID="_x0000_i1046" DrawAspect="Content" ObjectID="_1849373556" r:id="rId52"/>
         </w:object>
       </w:r>
       <w:r>
@@ -1588,10 +1678,10 @@
           <w:position w:val="-24"/>
         </w:rPr>
         <w:object w:dxaOrig="1579" w:dyaOrig="660" w14:anchorId="24BF5E3F">
-          <v:shape id="_x0000_i1047" type="#_x0000_t75" style="width:78.7pt;height:33.75pt" o:ole="">
+          <v:shape id="_x0000_i1047" type="#_x0000_t75" style="width:78.6pt;height:33.6pt" o:ole="">
             <v:imagedata r:id="rId53" o:title=""/>
           </v:shape>
-          <o:OLEObject Type="Embed" ProgID="Equation.DSMT4" ShapeID="_x0000_i1047" DrawAspect="Content" ObjectID="_1846088597" r:id="rId54"/>
+          <o:OLEObject Type="Embed" ProgID="Equation.DSMT4" ShapeID="_x0000_i1047" DrawAspect="Content" ObjectID="_1849373557" r:id="rId54"/>
         </w:object>
       </w:r>
       <w:r>
@@ -1610,10 +1700,10 @@
           <w:szCs w:val="24"/>
         </w:rPr>
         <w:object w:dxaOrig="1020" w:dyaOrig="279" w14:anchorId="5C8F5274">
-          <v:shape id="_x0000_i1048" type="#_x0000_t75" style="width:51pt;height:14.25pt" o:ole="">
+          <v:shape id="_x0000_i1048" type="#_x0000_t75" style="width:51pt;height:14.4pt" o:ole="">
             <v:imagedata r:id="rId55" o:title=""/>
           </v:shape>
-          <o:OLEObject Type="Embed" ProgID="Equation.DSMT4" ShapeID="_x0000_i1048" DrawAspect="Content" ObjectID="_1846088598" r:id="rId56"/>
+          <o:OLEObject Type="Embed" ProgID="Equation.DSMT4" ShapeID="_x0000_i1048" DrawAspect="Content" ObjectID="_1849373558" r:id="rId56"/>
         </w:object>
       </w:r>
       <w:r>
@@ -1720,10 +1810,10 @@
           <w:szCs w:val="24"/>
         </w:rPr>
         <w:object w:dxaOrig="680" w:dyaOrig="279" w14:anchorId="015B157E">
-          <v:shape id="_x0000_i1049" type="#_x0000_t75" style="width:34.5pt;height:14.25pt" o:ole="">
+          <v:shape id="_x0000_i1049" type="#_x0000_t75" style="width:34.8pt;height:14.4pt" o:ole="">
             <v:imagedata r:id="rId58" o:title=""/>
           </v:shape>
-          <o:OLEObject Type="Embed" ProgID="Equation.DSMT4" ShapeID="_x0000_i1049" DrawAspect="Content" ObjectID="_1846088599" r:id="rId59"/>
+          <o:OLEObject Type="Embed" ProgID="Equation.DSMT4" ShapeID="_x0000_i1049" DrawAspect="Content" ObjectID="_1849373559" r:id="rId59"/>
         </w:object>
       </w:r>
       <w:r>
@@ -1742,10 +1832,10 @@
           <w:szCs w:val="24"/>
         </w:rPr>
         <w:object w:dxaOrig="1140" w:dyaOrig="660" w14:anchorId="1E544516">
-          <v:shape id="_x0000_i1050" type="#_x0000_t75" style="width:57pt;height:33.75pt" o:ole="">
+          <v:shape id="_x0000_i1050" type="#_x0000_t75" style="width:57pt;height:33.6pt" o:ole="">
             <v:imagedata r:id="rId60" o:title=""/>
           </v:shape>
-          <o:OLEObject Type="Embed" ProgID="Equation.DSMT4" ShapeID="_x0000_i1050" DrawAspect="Content" ObjectID="_1846088600" r:id="rId61"/>
+          <o:OLEObject Type="Embed" ProgID="Equation.DSMT4" ShapeID="_x0000_i1050" DrawAspect="Content" ObjectID="_1849373560" r:id="rId61"/>
         </w:object>
       </w:r>
       <w:r>
@@ -1764,19 +1854,29 @@
           <w:szCs w:val="24"/>
         </w:rPr>
         <w:object w:dxaOrig="560" w:dyaOrig="279" w14:anchorId="21EB2D52">
-          <v:shape id="_x0000_i1051" type="#_x0000_t75" style="width:27.75pt;height:14.25pt" o:ole="">
+          <v:shape id="_x0000_i1051" type="#_x0000_t75" style="width:27.6pt;height:14.4pt" o:ole="">
             <v:imagedata r:id="rId46" o:title=""/>
           </v:shape>
-          <o:OLEObject Type="Embed" ProgID="Equation.DSMT4" ShapeID="_x0000_i1051" DrawAspect="Content" ObjectID="_1846088601" r:id="rId62"/>
+          <o:OLEObject Type="Embed" ProgID="Equation.DSMT4" ShapeID="_x0000_i1051" DrawAspect="Content" ObjectID="_1849373561" r:id="rId62"/>
         </w:object>
       </w:r>
-      <w:r>
-        <w:rPr>
-          <w:rFonts w:ascii="Times New Roman" w:hAnsi="Times New Roman" w:cs="Times New Roman"/>
-          <w:sz w:val="24"/>
-          <w:szCs w:val="24"/>
-        </w:rPr>
-        <w:t xml:space="preserve">and </w:t>
+      <w:proofErr w:type="spellStart"/>
+      <w:r>
+        <w:rPr>
+          <w:rFonts w:ascii="Times New Roman" w:hAnsi="Times New Roman" w:cs="Times New Roman"/>
+          <w:sz w:val="24"/>
+          <w:szCs w:val="24"/>
+        </w:rPr>
+        <w:t>and</w:t>
+      </w:r>
+      <w:proofErr w:type="spellEnd"/>
+      <w:r>
+        <w:rPr>
+          <w:rFonts w:ascii="Times New Roman" w:hAnsi="Times New Roman" w:cs="Times New Roman"/>
+          <w:sz w:val="24"/>
+          <w:szCs w:val="24"/>
+        </w:rPr>
+        <w:t xml:space="preserve"> </w:t>
       </w:r>
       <w:r>
         <w:rPr>
@@ -1786,10 +1886,10 @@
           <w:szCs w:val="24"/>
         </w:rPr>
         <w:object w:dxaOrig="560" w:dyaOrig="320" w14:anchorId="563656FA">
-          <v:shape id="_x0000_i1052" type="#_x0000_t75" style="width:27.75pt;height:16.5pt" o:ole="">
+          <v:shape id="_x0000_i1052" type="#_x0000_t75" style="width:27.6pt;height:16.2pt" o:ole="">
             <v:imagedata r:id="rId63" o:title=""/>
           </v:shape>
-          <o:OLEObject Type="Embed" ProgID="Equation.DSMT4" ShapeID="_x0000_i1052" DrawAspect="Content" ObjectID="_1846088602" r:id="rId64"/>
+          <o:OLEObject Type="Embed" ProgID="Equation.DSMT4" ShapeID="_x0000_i1052" DrawAspect="Content" ObjectID="_1849373562" r:id="rId64"/>
         </w:object>
       </w:r>
       <w:r>
@@ -1808,10 +1908,10 @@
           <w:szCs w:val="24"/>
         </w:rPr>
         <w:object w:dxaOrig="680" w:dyaOrig="279" w14:anchorId="7DB38F25">
-          <v:shape id="_x0000_i1053" type="#_x0000_t75" style="width:34.5pt;height:14.25pt" o:ole="">
+          <v:shape id="_x0000_i1053" type="#_x0000_t75" style="width:34.8pt;height:14.4pt" o:ole="">
             <v:imagedata r:id="rId65" o:title=""/>
           </v:shape>
-          <o:OLEObject Type="Embed" ProgID="Equation.DSMT4" ShapeID="_x0000_i1053" DrawAspect="Content" ObjectID="_1846088603" r:id="rId66"/>
+          <o:OLEObject Type="Embed" ProgID="Equation.DSMT4" ShapeID="_x0000_i1053" DrawAspect="Content" ObjectID="_1849373563" r:id="rId66"/>
         </w:object>
       </w:r>
       <w:r>
@@ -1856,7 +1956,25 @@
           <w:sz w:val="24"/>
           <w:szCs w:val="24"/>
         </w:rPr>
-        <w:t>, a 3 dimensional sketch is:</w:t>
+        <w:t xml:space="preserve">, a </w:t>
+      </w:r>
+      <w:proofErr w:type="gramStart"/>
+      <w:r>
+        <w:rPr>
+          <w:rFonts w:ascii="Times New Roman" w:hAnsi="Times New Roman" w:cs="Times New Roman"/>
+          <w:sz w:val="24"/>
+          <w:szCs w:val="24"/>
+        </w:rPr>
+        <w:t>3 dimensional</w:t>
+      </w:r>
+      <w:proofErr w:type="gramEnd"/>
+      <w:r>
+        <w:rPr>
+          <w:rFonts w:ascii="Times New Roman" w:hAnsi="Times New Roman" w:cs="Times New Roman"/>
+          <w:sz w:val="24"/>
+          <w:szCs w:val="24"/>
+        </w:rPr>
+        <w:t xml:space="preserve"> sketch is:</w:t>
       </w:r>
     </w:p>
     <w:p>
@@ -2055,13 +2173,41 @@
               </w:rPr>
               <w:t>Terminology</w:t>
             </w:r>
+            <w:proofErr w:type="gramStart"/>
             <w:r>
               <w:rPr>
                 <w:rFonts w:ascii="Times New Roman" w:hAnsi="Times New Roman" w:cs="Times New Roman"/>
                 <w:sz w:val="24"/>
                 <w:szCs w:val="24"/>
               </w:rPr>
-              <w:t xml:space="preserve">:  Since all the traces are ellipses the above surface is called an </w:t>
+              <w:t>:  Since</w:t>
+            </w:r>
+            <w:proofErr w:type="gramEnd"/>
+            <w:r>
+              <w:rPr>
+                <w:rFonts w:ascii="Times New Roman" w:hAnsi="Times New Roman" w:cs="Times New Roman"/>
+                <w:sz w:val="24"/>
+                <w:szCs w:val="24"/>
+              </w:rPr>
+              <w:t xml:space="preserve"> all the traces are </w:t>
+            </w:r>
+            <w:proofErr w:type="gramStart"/>
+            <w:r>
+              <w:rPr>
+                <w:rFonts w:ascii="Times New Roman" w:hAnsi="Times New Roman" w:cs="Times New Roman"/>
+                <w:sz w:val="24"/>
+                <w:szCs w:val="24"/>
+              </w:rPr>
+              <w:t>ellipses</w:t>
+            </w:r>
+            <w:proofErr w:type="gramEnd"/>
+            <w:r>
+              <w:rPr>
+                <w:rFonts w:ascii="Times New Roman" w:hAnsi="Times New Roman" w:cs="Times New Roman"/>
+                <w:sz w:val="24"/>
+                <w:szCs w:val="24"/>
+              </w:rPr>
+              <w:t xml:space="preserve"> the above surface is called an </w:t>
             </w:r>
             <w:r>
               <w:rPr>
@@ -2137,6 +2283,7 @@
         </w:rPr>
         <w:t xml:space="preserve"> 2</w:t>
       </w:r>
+      <w:proofErr w:type="gramStart"/>
       <w:r>
         <w:rPr>
           <w:rFonts w:ascii="Times New Roman" w:hAnsi="Times New Roman" w:cs="Times New Roman"/>
@@ -2161,17 +2308,26 @@
           <w:sz w:val="24"/>
           <w:szCs w:val="24"/>
         </w:rPr>
-        <w:t xml:space="preserve">Use traces to sketch the surface given by </w:t>
+        <w:t>Use</w:t>
+      </w:r>
+      <w:proofErr w:type="gramEnd"/>
+      <w:r>
+        <w:rPr>
+          <w:rFonts w:ascii="Times New Roman" w:hAnsi="Times New Roman" w:cs="Times New Roman"/>
+          <w:sz w:val="24"/>
+          <w:szCs w:val="24"/>
+        </w:rPr>
+        <w:t xml:space="preserve"> traces to sketch the surface given by </w:t>
       </w:r>
       <w:r>
         <w:rPr>
           <w:position w:val="-10"/>
         </w:rPr>
         <w:object w:dxaOrig="1080" w:dyaOrig="360" w14:anchorId="134B67AC">
-          <v:shape id="_x0000_i1054" type="#_x0000_t75" style="width:54.75pt;height:18pt" o:ole="">
+          <v:shape id="_x0000_i1054" type="#_x0000_t75" style="width:54.6pt;height:18pt" o:ole="">
             <v:imagedata r:id="rId67" o:title=""/>
           </v:shape>
-          <o:OLEObject Type="Embed" ProgID="Equation.DSMT4" ShapeID="_x0000_i1054" DrawAspect="Content" ObjectID="_1846088604" r:id="rId68"/>
+          <o:OLEObject Type="Embed" ProgID="Equation.DSMT4" ShapeID="_x0000_i1054" DrawAspect="Content" ObjectID="_1849373564" r:id="rId68"/>
         </w:object>
       </w:r>
       <w:r>
@@ -2322,10 +2478,10 @@
           <w:szCs w:val="24"/>
         </w:rPr>
         <w:object w:dxaOrig="560" w:dyaOrig="279" w14:anchorId="30CAE1E9">
-          <v:shape id="_x0000_i1055" type="#_x0000_t75" style="width:27.75pt;height:14.25pt" o:ole="">
+          <v:shape id="_x0000_i1055" type="#_x0000_t75" style="width:27.6pt;height:14.4pt" o:ole="">
             <v:imagedata r:id="rId70" o:title=""/>
           </v:shape>
-          <o:OLEObject Type="Embed" ProgID="Equation.DSMT4" ShapeID="_x0000_i1055" DrawAspect="Content" ObjectID="_1846088605" r:id="rId71"/>
+          <o:OLEObject Type="Embed" ProgID="Equation.DSMT4" ShapeID="_x0000_i1055" DrawAspect="Content" ObjectID="_1849373565" r:id="rId71"/>
         </w:object>
       </w:r>
       <w:r>
@@ -2352,10 +2508,10 @@
           <w:szCs w:val="24"/>
         </w:rPr>
         <w:object w:dxaOrig="1080" w:dyaOrig="360" w14:anchorId="20E6B6E6">
-          <v:shape id="_x0000_i1056" type="#_x0000_t75" style="width:54.75pt;height:18pt" o:ole="">
+          <v:shape id="_x0000_i1056" type="#_x0000_t75" style="width:54.6pt;height:18pt" o:ole="">
             <v:imagedata r:id="rId72" o:title=""/>
           </v:shape>
-          <o:OLEObject Type="Embed" ProgID="Equation.DSMT4" ShapeID="_x0000_i1056" DrawAspect="Content" ObjectID="_1846088606" r:id="rId73"/>
+          <o:OLEObject Type="Embed" ProgID="Equation.DSMT4" ShapeID="_x0000_i1056" DrawAspect="Content" ObjectID="_1849373566" r:id="rId73"/>
         </w:object>
       </w:r>
       <w:r>
@@ -2430,10 +2586,10 @@
           <w:szCs w:val="24"/>
         </w:rPr>
         <w:object w:dxaOrig="580" w:dyaOrig="320" w14:anchorId="172E3054">
-          <v:shape id="_x0000_i1057" type="#_x0000_t75" style="width:29.25pt;height:16.5pt" o:ole="">
+          <v:shape id="_x0000_i1057" type="#_x0000_t75" style="width:29.4pt;height:16.2pt" o:ole="">
             <v:imagedata r:id="rId74" o:title=""/>
           </v:shape>
-          <o:OLEObject Type="Embed" ProgID="Equation.DSMT4" ShapeID="_x0000_i1057" DrawAspect="Content" ObjectID="_1846088607" r:id="rId75"/>
+          <o:OLEObject Type="Embed" ProgID="Equation.DSMT4" ShapeID="_x0000_i1057" DrawAspect="Content" ObjectID="_1849373567" r:id="rId75"/>
         </w:object>
       </w:r>
       <w:r>
@@ -2452,10 +2608,10 @@
           <w:szCs w:val="24"/>
         </w:rPr>
         <w:object w:dxaOrig="1040" w:dyaOrig="320" w14:anchorId="740650AC">
-          <v:shape id="_x0000_i1058" type="#_x0000_t75" style="width:51.75pt;height:16.5pt" o:ole="">
+          <v:shape id="_x0000_i1058" type="#_x0000_t75" style="width:51.6pt;height:16.2pt" o:ole="">
             <v:imagedata r:id="rId76" o:title=""/>
           </v:shape>
-          <o:OLEObject Type="Embed" ProgID="Equation.DSMT4" ShapeID="_x0000_i1058" DrawAspect="Content" ObjectID="_1846088608" r:id="rId77"/>
+          <o:OLEObject Type="Embed" ProgID="Equation.DSMT4" ShapeID="_x0000_i1058" DrawAspect="Content" ObjectID="_1849373568" r:id="rId77"/>
         </w:object>
       </w:r>
       <w:r>
@@ -2530,10 +2686,10 @@
           <w:szCs w:val="24"/>
         </w:rPr>
         <w:object w:dxaOrig="560" w:dyaOrig="260" w14:anchorId="56F7627A">
-          <v:shape id="_x0000_i1059" type="#_x0000_t75" style="width:27.75pt;height:13.5pt" o:ole="">
+          <v:shape id="_x0000_i1059" type="#_x0000_t75" style="width:27.6pt;height:13.2pt" o:ole="">
             <v:imagedata r:id="rId78" o:title=""/>
           </v:shape>
-          <o:OLEObject Type="Embed" ProgID="Equation.DSMT4" ShapeID="_x0000_i1059" DrawAspect="Content" ObjectID="_1846088609" r:id="rId79"/>
+          <o:OLEObject Type="Embed" ProgID="Equation.DSMT4" ShapeID="_x0000_i1059" DrawAspect="Content" ObjectID="_1849373569" r:id="rId79"/>
         </w:object>
       </w:r>
       <w:r>
@@ -2552,10 +2708,10 @@
           <w:szCs w:val="24"/>
         </w:rPr>
         <w:object w:dxaOrig="1080" w:dyaOrig="360" w14:anchorId="2A0DC20D">
-          <v:shape id="_x0000_i1060" type="#_x0000_t75" style="width:54.75pt;height:18pt" o:ole="">
+          <v:shape id="_x0000_i1060" type="#_x0000_t75" style="width:54.6pt;height:18pt" o:ole="">
             <v:imagedata r:id="rId80" o:title=""/>
           </v:shape>
-          <o:OLEObject Type="Embed" ProgID="Equation.DSMT4" ShapeID="_x0000_i1060" DrawAspect="Content" ObjectID="_1846088610" r:id="rId81"/>
+          <o:OLEObject Type="Embed" ProgID="Equation.DSMT4" ShapeID="_x0000_i1060" DrawAspect="Content" ObjectID="_1849373570" r:id="rId81"/>
         </w:object>
       </w:r>
       <w:r>
@@ -2601,10 +2757,10 @@
           <w:szCs w:val="24"/>
         </w:rPr>
         <w:object w:dxaOrig="540" w:dyaOrig="279" w14:anchorId="2D5A2E32">
-          <v:shape id="_x0000_i1061" type="#_x0000_t75" style="width:26.25pt;height:14.25pt" o:ole="">
+          <v:shape id="_x0000_i1061" type="#_x0000_t75" style="width:26.4pt;height:14.4pt" o:ole="">
             <v:imagedata r:id="rId82" o:title=""/>
           </v:shape>
-          <o:OLEObject Type="Embed" ProgID="Equation.DSMT4" ShapeID="_x0000_i1061" DrawAspect="Content" ObjectID="_1846088611" r:id="rId83"/>
+          <o:OLEObject Type="Embed" ProgID="Equation.DSMT4" ShapeID="_x0000_i1061" DrawAspect="Content" ObjectID="_1849373571" r:id="rId83"/>
         </w:object>
       </w:r>
       <w:r>
@@ -2623,10 +2779,10 @@
           <w:szCs w:val="24"/>
         </w:rPr>
         <w:object w:dxaOrig="1120" w:dyaOrig="360" w14:anchorId="02461C6F">
-          <v:shape id="_x0000_i1062" type="#_x0000_t75" style="width:55.5pt;height:18pt" o:ole="">
+          <v:shape id="_x0000_i1062" type="#_x0000_t75" style="width:55.2pt;height:18pt" o:ole="">
             <v:imagedata r:id="rId84" o:title=""/>
           </v:shape>
-          <o:OLEObject Type="Embed" ProgID="Equation.DSMT4" ShapeID="_x0000_i1062" DrawAspect="Content" ObjectID="_1846088612" r:id="rId85"/>
+          <o:OLEObject Type="Embed" ProgID="Equation.DSMT4" ShapeID="_x0000_i1062" DrawAspect="Content" ObjectID="_1849373572" r:id="rId85"/>
         </w:object>
       </w:r>
       <w:r>
@@ -2982,7 +3138,18 @@
           <w:szCs w:val="24"/>
           <w:u w:val="single"/>
         </w:rPr>
-        <w:t>Example 3:</w:t>
+        <w:t>Example 3</w:t>
+      </w:r>
+      <w:proofErr w:type="gramStart"/>
+      <w:r>
+        <w:rPr>
+          <w:rFonts w:ascii="Times New Roman" w:hAnsi="Times New Roman" w:cs="Times New Roman"/>
+          <w:b/>
+          <w:sz w:val="24"/>
+          <w:szCs w:val="24"/>
+          <w:u w:val="single"/>
+        </w:rPr>
+        <w:t>:</w:t>
       </w:r>
       <w:r>
         <w:rPr>
@@ -2998,17 +3165,26 @@
           <w:sz w:val="24"/>
           <w:szCs w:val="24"/>
         </w:rPr>
-        <w:t xml:space="preserve">Use traces to sketch the surface given by </w:t>
+        <w:t>Use</w:t>
+      </w:r>
+      <w:proofErr w:type="gramEnd"/>
+      <w:r>
+        <w:rPr>
+          <w:rFonts w:ascii="Times New Roman" w:hAnsi="Times New Roman" w:cs="Times New Roman"/>
+          <w:sz w:val="24"/>
+          <w:szCs w:val="24"/>
+        </w:rPr>
+        <w:t xml:space="preserve"> traces to sketch the surface given by </w:t>
       </w:r>
       <w:r>
         <w:rPr>
           <w:position w:val="-10"/>
         </w:rPr>
         <w:object w:dxaOrig="1400" w:dyaOrig="360" w14:anchorId="77A53F6F">
-          <v:shape id="_x0000_i1063" type="#_x0000_t75" style="width:69.7pt;height:18pt" o:ole="">
+          <v:shape id="_x0000_i1063" type="#_x0000_t75" style="width:69.6pt;height:18pt" o:ole="">
             <v:imagedata r:id="rId87" o:title=""/>
           </v:shape>
-          <o:OLEObject Type="Embed" ProgID="Equation.DSMT4" ShapeID="_x0000_i1063" DrawAspect="Content" ObjectID="_1846088613" r:id="rId88"/>
+          <o:OLEObject Type="Embed" ProgID="Equation.DSMT4" ShapeID="_x0000_i1063" DrawAspect="Content" ObjectID="_1849373573" r:id="rId88"/>
         </w:object>
       </w:r>
       <w:r>
@@ -3073,10 +3249,10 @@
           <w:szCs w:val="24"/>
         </w:rPr>
         <w:object w:dxaOrig="560" w:dyaOrig="279" w14:anchorId="0D0E3249">
-          <v:shape id="_x0000_i1064" type="#_x0000_t75" style="width:27.75pt;height:14.25pt" o:ole="">
+          <v:shape id="_x0000_i1064" type="#_x0000_t75" style="width:27.6pt;height:14.4pt" o:ole="">
             <v:imagedata r:id="rId70" o:title=""/>
           </v:shape>
-          <o:OLEObject Type="Embed" ProgID="Equation.DSMT4" ShapeID="_x0000_i1064" DrawAspect="Content" ObjectID="_1846088614" r:id="rId89"/>
+          <o:OLEObject Type="Embed" ProgID="Equation.DSMT4" ShapeID="_x0000_i1064" DrawAspect="Content" ObjectID="_1849373574" r:id="rId89"/>
         </w:object>
       </w:r>
       <w:r>
@@ -3095,10 +3271,10 @@
           <w:szCs w:val="24"/>
         </w:rPr>
         <w:object w:dxaOrig="1359" w:dyaOrig="360" w14:anchorId="74ABC00E">
-          <v:shape id="_x0000_i1065" type="#_x0000_t75" style="width:68.95pt;height:18pt" o:ole="">
+          <v:shape id="_x0000_i1065" type="#_x0000_t75" style="width:69pt;height:18pt" o:ole="">
             <v:imagedata r:id="rId90" o:title=""/>
           </v:shape>
-          <o:OLEObject Type="Embed" ProgID="Equation.DSMT4" ShapeID="_x0000_i1065" DrawAspect="Content" ObjectID="_1846088615" r:id="rId91"/>
+          <o:OLEObject Type="Embed" ProgID="Equation.DSMT4" ShapeID="_x0000_i1065" DrawAspect="Content" ObjectID="_1849373575" r:id="rId91"/>
         </w:object>
       </w:r>
       <w:r>
@@ -3163,10 +3339,10 @@
           <w:szCs w:val="24"/>
         </w:rPr>
         <w:object w:dxaOrig="580" w:dyaOrig="320" w14:anchorId="7BF3D95C">
-          <v:shape id="_x0000_i1066" type="#_x0000_t75" style="width:29.25pt;height:16.5pt" o:ole="">
+          <v:shape id="_x0000_i1066" type="#_x0000_t75" style="width:29.4pt;height:16.2pt" o:ole="">
             <v:imagedata r:id="rId74" o:title=""/>
           </v:shape>
-          <o:OLEObject Type="Embed" ProgID="Equation.DSMT4" ShapeID="_x0000_i1066" DrawAspect="Content" ObjectID="_1846088616" r:id="rId92"/>
+          <o:OLEObject Type="Embed" ProgID="Equation.DSMT4" ShapeID="_x0000_i1066" DrawAspect="Content" ObjectID="_1849373576" r:id="rId92"/>
         </w:object>
       </w:r>
       <w:r>
@@ -3185,10 +3361,10 @@
           <w:szCs w:val="24"/>
         </w:rPr>
         <w:object w:dxaOrig="1340" w:dyaOrig="320" w14:anchorId="582C775F">
-          <v:shape id="_x0000_i1067" type="#_x0000_t75" style="width:68.25pt;height:16.5pt" o:ole="">
+          <v:shape id="_x0000_i1067" type="#_x0000_t75" style="width:68.4pt;height:16.2pt" o:ole="">
             <v:imagedata r:id="rId93" o:title=""/>
           </v:shape>
-          <o:OLEObject Type="Embed" ProgID="Equation.DSMT4" ShapeID="_x0000_i1067" DrawAspect="Content" ObjectID="_1846088617" r:id="rId94"/>
+          <o:OLEObject Type="Embed" ProgID="Equation.DSMT4" ShapeID="_x0000_i1067" DrawAspect="Content" ObjectID="_1849373577" r:id="rId94"/>
         </w:object>
       </w:r>
       <w:r>
@@ -3332,10 +3508,10 @@
           <w:szCs w:val="24"/>
         </w:rPr>
         <w:object w:dxaOrig="560" w:dyaOrig="260" w14:anchorId="2E3233F1">
-          <v:shape id="_x0000_i1068" type="#_x0000_t75" style="width:27.75pt;height:13.5pt" o:ole="">
+          <v:shape id="_x0000_i1068" type="#_x0000_t75" style="width:27.6pt;height:13.2pt" o:ole="">
             <v:imagedata r:id="rId78" o:title=""/>
           </v:shape>
-          <o:OLEObject Type="Embed" ProgID="Equation.DSMT4" ShapeID="_x0000_i1068" DrawAspect="Content" ObjectID="_1846088618" r:id="rId96"/>
+          <o:OLEObject Type="Embed" ProgID="Equation.DSMT4" ShapeID="_x0000_i1068" DrawAspect="Content" ObjectID="_1849373578" r:id="rId96"/>
         </w:object>
       </w:r>
       <w:r>
@@ -3354,10 +3530,10 @@
           <w:szCs w:val="24"/>
         </w:rPr>
         <w:object w:dxaOrig="1400" w:dyaOrig="360" w14:anchorId="13A8F94E">
-          <v:shape id="_x0000_i1069" type="#_x0000_t75" style="width:69.7pt;height:18pt" o:ole="">
+          <v:shape id="_x0000_i1069" type="#_x0000_t75" style="width:69.6pt;height:18pt" o:ole="">
             <v:imagedata r:id="rId97" o:title=""/>
           </v:shape>
-          <o:OLEObject Type="Embed" ProgID="Equation.DSMT4" ShapeID="_x0000_i1069" DrawAspect="Content" ObjectID="_1846088619" r:id="rId98"/>
+          <o:OLEObject Type="Embed" ProgID="Equation.DSMT4" ShapeID="_x0000_i1069" DrawAspect="Content" ObjectID="_1849373579" r:id="rId98"/>
         </w:object>
       </w:r>
       <w:r>
@@ -3411,10 +3587,10 @@
           <w:szCs w:val="24"/>
         </w:rPr>
         <w:object w:dxaOrig="499" w:dyaOrig="260" w14:anchorId="21FCBB60">
-          <v:shape id="_x0000_i1070" type="#_x0000_t75" style="width:25.5pt;height:13.5pt" o:ole="">
+          <v:shape id="_x0000_i1070" type="#_x0000_t75" style="width:25.2pt;height:13.2pt" o:ole="">
             <v:imagedata r:id="rId99" o:title=""/>
           </v:shape>
-          <o:OLEObject Type="Embed" ProgID="Equation.DSMT4" ShapeID="_x0000_i1070" DrawAspect="Content" ObjectID="_1846088620" r:id="rId100"/>
+          <o:OLEObject Type="Embed" ProgID="Equation.DSMT4" ShapeID="_x0000_i1070" DrawAspect="Content" ObjectID="_1849373580" r:id="rId100"/>
         </w:object>
       </w:r>
       <w:r>
@@ -3433,10 +3609,10 @@
           <w:szCs w:val="24"/>
         </w:rPr>
         <w:object w:dxaOrig="1120" w:dyaOrig="360" w14:anchorId="30436C91">
-          <v:shape id="_x0000_i1071" type="#_x0000_t75" style="width:55.5pt;height:18pt" o:ole="">
+          <v:shape id="_x0000_i1071" type="#_x0000_t75" style="width:55.2pt;height:18pt" o:ole="">
             <v:imagedata r:id="rId101" o:title=""/>
           </v:shape>
-          <o:OLEObject Type="Embed" ProgID="Equation.DSMT4" ShapeID="_x0000_i1071" DrawAspect="Content" ObjectID="_1846088621" r:id="rId102"/>
+          <o:OLEObject Type="Embed" ProgID="Equation.DSMT4" ShapeID="_x0000_i1071" DrawAspect="Content" ObjectID="_1849373581" r:id="rId102"/>
         </w:object>
       </w:r>
       <w:r>
@@ -3474,10 +3650,10 @@
           <w:szCs w:val="24"/>
         </w:rPr>
         <w:object w:dxaOrig="499" w:dyaOrig="260" w14:anchorId="409DF0B5">
-          <v:shape id="_x0000_i1072" type="#_x0000_t75" style="width:25.5pt;height:13.5pt" o:ole="">
+          <v:shape id="_x0000_i1072" type="#_x0000_t75" style="width:25.2pt;height:13.2pt" o:ole="">
             <v:imagedata r:id="rId103" o:title=""/>
           </v:shape>
-          <o:OLEObject Type="Embed" ProgID="Equation.DSMT4" ShapeID="_x0000_i1072" DrawAspect="Content" ObjectID="_1846088622" r:id="rId104"/>
+          <o:OLEObject Type="Embed" ProgID="Equation.DSMT4" ShapeID="_x0000_i1072" DrawAspect="Content" ObjectID="_1849373582" r:id="rId104"/>
         </w:object>
       </w:r>
       <w:r>
@@ -3499,7 +3675,7 @@
           <v:shape id="_x0000_i1073" type="#_x0000_t75" style="width:90pt;height:18pt" o:ole="">
             <v:imagedata r:id="rId105" o:title=""/>
           </v:shape>
-          <o:OLEObject Type="Embed" ProgID="Equation.DSMT4" ShapeID="_x0000_i1073" DrawAspect="Content" ObjectID="_1846088623" r:id="rId106"/>
+          <o:OLEObject Type="Embed" ProgID="Equation.DSMT4" ShapeID="_x0000_i1073" DrawAspect="Content" ObjectID="_1849373583" r:id="rId106"/>
         </w:object>
       </w:r>
       <w:r>
@@ -3516,7 +3692,25 @@
           <w:sz w:val="24"/>
           <w:szCs w:val="24"/>
         </w:rPr>
-        <w:t xml:space="preserve">implies that no ellipses exists when </w:t>
+        <w:t xml:space="preserve">implies that no ellipses </w:t>
+      </w:r>
+      <w:proofErr w:type="gramStart"/>
+      <w:r>
+        <w:rPr>
+          <w:rFonts w:ascii="Times New Roman" w:hAnsi="Times New Roman" w:cs="Times New Roman"/>
+          <w:sz w:val="24"/>
+          <w:szCs w:val="24"/>
+        </w:rPr>
+        <w:t>exists</w:t>
+      </w:r>
+      <w:proofErr w:type="gramEnd"/>
+      <w:r>
+        <w:rPr>
+          <w:rFonts w:ascii="Times New Roman" w:hAnsi="Times New Roman" w:cs="Times New Roman"/>
+          <w:sz w:val="24"/>
+          <w:szCs w:val="24"/>
+        </w:rPr>
+        <w:t xml:space="preserve"> when </w:t>
       </w:r>
       <w:r>
         <w:rPr>
@@ -3526,10 +3720,10 @@
           <w:szCs w:val="24"/>
         </w:rPr>
         <w:object w:dxaOrig="499" w:dyaOrig="260" w14:anchorId="530E8E0C">
-          <v:shape id="_x0000_i1074" type="#_x0000_t75" style="width:25.5pt;height:13.5pt" o:ole="">
+          <v:shape id="_x0000_i1074" type="#_x0000_t75" style="width:25.2pt;height:13.2pt" o:ole="">
             <v:imagedata r:id="rId103" o:title=""/>
           </v:shape>
-          <o:OLEObject Type="Embed" ProgID="Equation.DSMT4" ShapeID="_x0000_i1074" DrawAspect="Content" ObjectID="_1846088624" r:id="rId107"/>
+          <o:OLEObject Type="Embed" ProgID="Equation.DSMT4" ShapeID="_x0000_i1074" DrawAspect="Content" ObjectID="_1849373584" r:id="rId107"/>
         </w:object>
       </w:r>
       <w:r>
@@ -3876,8 +4070,8 @@
                 <w:szCs w:val="24"/>
               </w:rPr>
               <w:drawing>
-                <wp:inline distT="0" distB="0" distL="0" distR="0" wp14:anchorId="0B210A04" wp14:editId="63AF0629">
-                  <wp:extent cx="1681309" cy="1779905"/>
+                <wp:inline distT="0" distB="0" distL="0" distR="0" wp14:anchorId="0B210A04" wp14:editId="30F75F7A">
+                  <wp:extent cx="1638300" cy="1734374"/>
                   <wp:effectExtent l="0" t="0" r="0" b="0"/>
                   <wp:docPr id="1652810430" name="Picture 1" descr="A picture of a hyperboloid of 1 sheet.  The ellipses that compose the surface are shown."/>
                   <wp:cNvGraphicFramePr>
@@ -3899,7 +4093,7 @@
                         <pic:spPr>
                           <a:xfrm>
                             <a:off x="0" y="0"/>
-                            <a:ext cx="1682451" cy="1781114"/>
+                            <a:ext cx="1640852" cy="1737075"/>
                           </a:xfrm>
                           <a:prstGeom prst="rect">
                             <a:avLst/>
@@ -4110,10 +4304,10 @@
                 <w:szCs w:val="24"/>
               </w:rPr>
               <w:object w:dxaOrig="1300" w:dyaOrig="440" w14:anchorId="00AD1AE3">
-                <v:shape id="_x0000_i1075" type="#_x0000_t75" style="width:64.5pt;height:21pt" o:ole="">
+                <v:shape id="_x0000_i1075" type="#_x0000_t75" style="width:64.2pt;height:21pt" o:ole="">
                   <v:imagedata r:id="rId111" o:title=""/>
                 </v:shape>
-                <o:OLEObject Type="Embed" ProgID="Equation.DSMT4" ShapeID="_x0000_i1075" DrawAspect="Content" ObjectID="_1846088625" r:id="rId112"/>
+                <o:OLEObject Type="Embed" ProgID="Equation.DSMT4" ShapeID="_x0000_i1075" DrawAspect="Content" ObjectID="_1849373585" r:id="rId112"/>
               </w:object>
             </w:r>
           </w:p>
@@ -4185,10 +4379,10 @@
                 <w:szCs w:val="24"/>
               </w:rPr>
               <w:object w:dxaOrig="1300" w:dyaOrig="440" w14:anchorId="46A61362">
-                <v:shape id="_x0000_i1076" type="#_x0000_t75" style="width:64.5pt;height:21pt" o:ole="">
+                <v:shape id="_x0000_i1076" type="#_x0000_t75" style="width:64.2pt;height:21pt" o:ole="">
                   <v:imagedata r:id="rId113" o:title=""/>
                 </v:shape>
-                <o:OLEObject Type="Embed" ProgID="Equation.DSMT4" ShapeID="_x0000_i1076" DrawAspect="Content" ObjectID="_1846088626" r:id="rId114"/>
+                <o:OLEObject Type="Embed" ProgID="Equation.DSMT4" ShapeID="_x0000_i1076" DrawAspect="Content" ObjectID="_1849373586" r:id="rId114"/>
               </w:object>
             </w:r>
           </w:p>
@@ -4271,10 +4465,10 @@
                 <w:szCs w:val="24"/>
               </w:rPr>
               <w:object w:dxaOrig="1300" w:dyaOrig="440" w14:anchorId="44C5497E">
-                <v:shape id="_x0000_i1077" type="#_x0000_t75" style="width:64.5pt;height:21pt" o:ole="">
+                <v:shape id="_x0000_i1077" type="#_x0000_t75" style="width:64.2pt;height:21pt" o:ole="">
                   <v:imagedata r:id="rId115" o:title=""/>
                 </v:shape>
-                <o:OLEObject Type="Embed" ProgID="Equation.DSMT4" ShapeID="_x0000_i1077" DrawAspect="Content" ObjectID="_1846088627" r:id="rId116"/>
+                <o:OLEObject Type="Embed" ProgID="Equation.DSMT4" ShapeID="_x0000_i1077" DrawAspect="Content" ObjectID="_1849373587" r:id="rId116"/>
               </w:object>
             </w:r>
             <w:r>
@@ -4293,10 +4487,10 @@
                 <w:szCs w:val="24"/>
               </w:rPr>
               <w:object w:dxaOrig="1400" w:dyaOrig="440" w14:anchorId="5FA145DC">
-                <v:shape id="_x0000_i1078" type="#_x0000_t75" style="width:69.7pt;height:21pt" o:ole="">
+                <v:shape id="_x0000_i1078" type="#_x0000_t75" style="width:69.6pt;height:21pt" o:ole="">
                   <v:imagedata r:id="rId117" o:title=""/>
                 </v:shape>
-                <o:OLEObject Type="Embed" ProgID="Equation.DSMT4" ShapeID="_x0000_i1078" DrawAspect="Content" ObjectID="_1846088628" r:id="rId118"/>
+                <o:OLEObject Type="Embed" ProgID="Equation.DSMT4" ShapeID="_x0000_i1078" DrawAspect="Content" ObjectID="_1849373588" r:id="rId118"/>
               </w:object>
             </w:r>
           </w:p>
@@ -4448,6 +4642,7 @@
         </w:rPr>
         <w:t xml:space="preserve"> 4</w:t>
       </w:r>
+      <w:proofErr w:type="gramStart"/>
       <w:r>
         <w:rPr>
           <w:rFonts w:ascii="Times New Roman" w:hAnsi="Times New Roman" w:cs="Times New Roman"/>
@@ -4473,17 +4668,26 @@
           <w:sz w:val="24"/>
           <w:szCs w:val="24"/>
         </w:rPr>
-        <w:t xml:space="preserve">Use traces to sketch the surface given by </w:t>
+        <w:t>Use</w:t>
+      </w:r>
+      <w:proofErr w:type="gramEnd"/>
+      <w:r>
+        <w:rPr>
+          <w:rFonts w:ascii="Times New Roman" w:hAnsi="Times New Roman" w:cs="Times New Roman"/>
+          <w:sz w:val="24"/>
+          <w:szCs w:val="24"/>
+        </w:rPr>
+        <w:t xml:space="preserve"> traces to sketch the surface given by </w:t>
       </w:r>
       <w:r>
         <w:rPr>
           <w:position w:val="-24"/>
         </w:rPr>
         <w:object w:dxaOrig="1219" w:dyaOrig="660" w14:anchorId="65C75753">
-          <v:shape id="_x0000_i1079" type="#_x0000_t75" style="width:60.75pt;height:33.75pt" o:ole="">
+          <v:shape id="_x0000_i1079" type="#_x0000_t75" style="width:60.6pt;height:33.6pt" o:ole="">
             <v:imagedata r:id="rId120" o:title=""/>
           </v:shape>
-          <o:OLEObject Type="Embed" ProgID="Equation.DSMT4" ShapeID="_x0000_i1079" DrawAspect="Content" ObjectID="_1846088629" r:id="rId121"/>
+          <o:OLEObject Type="Embed" ProgID="Equation.DSMT4" ShapeID="_x0000_i1079" DrawAspect="Content" ObjectID="_1849373589" r:id="rId121"/>
         </w:object>
       </w:r>
       <w:r>
@@ -4538,10 +4742,10 @@
           <w:szCs w:val="24"/>
         </w:rPr>
         <w:object w:dxaOrig="560" w:dyaOrig="279" w14:anchorId="5C48B72E">
-          <v:shape id="_x0000_i1080" type="#_x0000_t75" style="width:27.75pt;height:14.25pt" o:ole="">
+          <v:shape id="_x0000_i1080" type="#_x0000_t75" style="width:27.6pt;height:14.4pt" o:ole="">
             <v:imagedata r:id="rId70" o:title=""/>
           </v:shape>
-          <o:OLEObject Type="Embed" ProgID="Equation.DSMT4" ShapeID="_x0000_i1080" DrawAspect="Content" ObjectID="_1846088630" r:id="rId122"/>
+          <o:OLEObject Type="Embed" ProgID="Equation.DSMT4" ShapeID="_x0000_i1080" DrawAspect="Content" ObjectID="_1849373590" r:id="rId122"/>
         </w:object>
       </w:r>
       <w:r>
@@ -4560,10 +4764,10 @@
           <w:szCs w:val="24"/>
         </w:rPr>
         <w:object w:dxaOrig="1240" w:dyaOrig="660" w14:anchorId="6CA84550">
-          <v:shape id="_x0000_i1081" type="#_x0000_t75" style="width:62.25pt;height:33.75pt" o:ole="">
+          <v:shape id="_x0000_i1081" type="#_x0000_t75" style="width:62.4pt;height:33.6pt" o:ole="">
             <v:imagedata r:id="rId123" o:title=""/>
           </v:shape>
-          <o:OLEObject Type="Embed" ProgID="Equation.DSMT4" ShapeID="_x0000_i1081" DrawAspect="Content" ObjectID="_1846088631" r:id="rId124"/>
+          <o:OLEObject Type="Embed" ProgID="Equation.DSMT4" ShapeID="_x0000_i1081" DrawAspect="Content" ObjectID="_1849373591" r:id="rId124"/>
         </w:object>
       </w:r>
       <w:r>
@@ -4644,10 +4848,10 @@
           <w:szCs w:val="24"/>
         </w:rPr>
         <w:object w:dxaOrig="580" w:dyaOrig="320" w14:anchorId="0E77F398">
-          <v:shape id="_x0000_i1082" type="#_x0000_t75" style="width:29.25pt;height:16.5pt" o:ole="">
+          <v:shape id="_x0000_i1082" type="#_x0000_t75" style="width:29.4pt;height:16.2pt" o:ole="">
             <v:imagedata r:id="rId74" o:title=""/>
           </v:shape>
-          <o:OLEObject Type="Embed" ProgID="Equation.DSMT4" ShapeID="_x0000_i1082" DrawAspect="Content" ObjectID="_1846088632" r:id="rId125"/>
+          <o:OLEObject Type="Embed" ProgID="Equation.DSMT4" ShapeID="_x0000_i1082" DrawAspect="Content" ObjectID="_1849373592" r:id="rId125"/>
         </w:object>
       </w:r>
       <w:r>
@@ -4666,10 +4870,10 @@
           <w:szCs w:val="24"/>
         </w:rPr>
         <w:object w:dxaOrig="1200" w:dyaOrig="660" w14:anchorId="734A4E86">
-          <v:shape id="_x0000_i1083" type="#_x0000_t75" style="width:60pt;height:33.75pt" o:ole="">
+          <v:shape id="_x0000_i1083" type="#_x0000_t75" style="width:60pt;height:33.6pt" o:ole="">
             <v:imagedata r:id="rId126" o:title=""/>
           </v:shape>
-          <o:OLEObject Type="Embed" ProgID="Equation.DSMT4" ShapeID="_x0000_i1083" DrawAspect="Content" ObjectID="_1846088633" r:id="rId127"/>
+          <o:OLEObject Type="Embed" ProgID="Equation.DSMT4" ShapeID="_x0000_i1083" DrawAspect="Content" ObjectID="_1849373593" r:id="rId127"/>
         </w:object>
       </w:r>
       <w:r>
@@ -4820,10 +5024,10 @@
           <w:szCs w:val="24"/>
         </w:rPr>
         <w:object w:dxaOrig="560" w:dyaOrig="260" w14:anchorId="7373930E">
-          <v:shape id="_x0000_i1084" type="#_x0000_t75" style="width:27.75pt;height:13.5pt" o:ole="">
+          <v:shape id="_x0000_i1084" type="#_x0000_t75" style="width:27.6pt;height:13.2pt" o:ole="">
             <v:imagedata r:id="rId78" o:title=""/>
           </v:shape>
-          <o:OLEObject Type="Embed" ProgID="Equation.DSMT4" ShapeID="_x0000_i1084" DrawAspect="Content" ObjectID="_1846088634" r:id="rId129"/>
+          <o:OLEObject Type="Embed" ProgID="Equation.DSMT4" ShapeID="_x0000_i1084" DrawAspect="Content" ObjectID="_1849373594" r:id="rId129"/>
         </w:object>
       </w:r>
       <w:r>
@@ -4842,10 +5046,10 @@
           <w:szCs w:val="24"/>
         </w:rPr>
         <w:object w:dxaOrig="1240" w:dyaOrig="660" w14:anchorId="1F4A4BC9">
-          <v:shape id="_x0000_i1085" type="#_x0000_t75" style="width:62.25pt;height:33.75pt" o:ole="">
+          <v:shape id="_x0000_i1085" type="#_x0000_t75" style="width:62.4pt;height:33.6pt" o:ole="">
             <v:imagedata r:id="rId130" o:title=""/>
           </v:shape>
-          <o:OLEObject Type="Embed" ProgID="Equation.DSMT4" ShapeID="_x0000_i1085" DrawAspect="Content" ObjectID="_1846088635" r:id="rId131"/>
+          <o:OLEObject Type="Embed" ProgID="Equation.DSMT4" ShapeID="_x0000_i1085" DrawAspect="Content" ObjectID="_1849373595" r:id="rId131"/>
         </w:object>
       </w:r>
       <w:r>
@@ -4883,10 +5087,10 @@
           <w:szCs w:val="24"/>
         </w:rPr>
         <w:object w:dxaOrig="540" w:dyaOrig="279" w14:anchorId="54362121">
-          <v:shape id="_x0000_i1086" type="#_x0000_t75" style="width:26.25pt;height:14.25pt" o:ole="">
+          <v:shape id="_x0000_i1086" type="#_x0000_t75" style="width:26.4pt;height:14.4pt" o:ole="">
             <v:imagedata r:id="rId132" o:title=""/>
           </v:shape>
-          <o:OLEObject Type="Embed" ProgID="Equation.DSMT4" ShapeID="_x0000_i1086" DrawAspect="Content" ObjectID="_1846088636" r:id="rId133"/>
+          <o:OLEObject Type="Embed" ProgID="Equation.DSMT4" ShapeID="_x0000_i1086" DrawAspect="Content" ObjectID="_1849373596" r:id="rId133"/>
         </w:object>
       </w:r>
       <w:r>
@@ -4905,10 +5109,10 @@
           <w:szCs w:val="24"/>
         </w:rPr>
         <w:object w:dxaOrig="1140" w:dyaOrig="660" w14:anchorId="3BA1C681">
-          <v:shape id="_x0000_i1087" type="#_x0000_t75" style="width:57pt;height:33.75pt" o:ole="">
+          <v:shape id="_x0000_i1087" type="#_x0000_t75" style="width:57pt;height:33.6pt" o:ole="">
             <v:imagedata r:id="rId134" o:title=""/>
           </v:shape>
-          <o:OLEObject Type="Embed" ProgID="Equation.DSMT4" ShapeID="_x0000_i1087" DrawAspect="Content" ObjectID="_1846088637" r:id="rId135"/>
+          <o:OLEObject Type="Embed" ProgID="Equation.DSMT4" ShapeID="_x0000_i1087" DrawAspect="Content" ObjectID="_1849373597" r:id="rId135"/>
         </w:object>
       </w:r>
       <w:r>
@@ -5064,7 +5268,25 @@
                 <w:sz w:val="24"/>
                 <w:szCs w:val="24"/>
               </w:rPr>
-              <w:t>.  Its trace curves are ellipses and hyperbolas (in some cases the hyperbolas are degenerate).</w:t>
+              <w:t xml:space="preserve">.  Its trace curves are ellipses and hyperbolas (in some cases the </w:t>
+            </w:r>
+            <w:proofErr w:type="gramStart"/>
+            <w:r>
+              <w:rPr>
+                <w:rFonts w:ascii="Times New Roman" w:hAnsi="Times New Roman" w:cs="Times New Roman"/>
+                <w:sz w:val="24"/>
+                <w:szCs w:val="24"/>
+              </w:rPr>
+              <w:t>hyperbolas are</w:t>
+            </w:r>
+            <w:proofErr w:type="gramEnd"/>
+            <w:r>
+              <w:rPr>
+                <w:rFonts w:ascii="Times New Roman" w:hAnsi="Times New Roman" w:cs="Times New Roman"/>
+                <w:sz w:val="24"/>
+                <w:szCs w:val="24"/>
+              </w:rPr>
+              <w:t xml:space="preserve"> degenerate).</w:t>
             </w:r>
           </w:p>
           <w:p>
@@ -5097,6 +5319,7 @@
           <w:sz w:val="24"/>
           <w:szCs w:val="24"/>
         </w:rPr>
+        <w:lastRenderedPageBreak/>
         <w:drawing>
           <wp:anchor distT="0" distB="0" distL="114300" distR="114300" simplePos="0" relativeHeight="251662336" behindDoc="1" locked="0" layoutInCell="1" allowOverlap="1" wp14:anchorId="1C511683" wp14:editId="5A1AEF5F">
             <wp:simplePos x="0" y="0"/>
@@ -5203,6 +5426,7 @@
         </w:rPr>
         <w:t xml:space="preserve"> 5</w:t>
       </w:r>
+      <w:proofErr w:type="gramStart"/>
       <w:r>
         <w:rPr>
           <w:rFonts w:ascii="Times New Roman" w:hAnsi="Times New Roman" w:cs="Times New Roman"/>
@@ -5227,17 +5451,26 @@
           <w:sz w:val="24"/>
           <w:szCs w:val="24"/>
         </w:rPr>
-        <w:t xml:space="preserve">Uses traces to sketch the surface given by </w:t>
+        <w:t>Uses</w:t>
+      </w:r>
+      <w:proofErr w:type="gramEnd"/>
+      <w:r>
+        <w:rPr>
+          <w:rFonts w:ascii="Times New Roman" w:hAnsi="Times New Roman" w:cs="Times New Roman"/>
+          <w:sz w:val="24"/>
+          <w:szCs w:val="24"/>
+        </w:rPr>
+        <w:t xml:space="preserve"> traces to sketch the surface given by </w:t>
       </w:r>
       <w:r>
         <w:rPr>
           <w:position w:val="-24"/>
         </w:rPr>
         <w:object w:dxaOrig="1540" w:dyaOrig="660" w14:anchorId="21C95610">
-          <v:shape id="_x0000_i1088" type="#_x0000_t75" style="width:77.25pt;height:33.75pt" o:ole="">
+          <v:shape id="_x0000_i1088" type="#_x0000_t75" style="width:77.4pt;height:33.6pt" o:ole="">
             <v:imagedata r:id="rId137" o:title=""/>
           </v:shape>
-          <o:OLEObject Type="Embed" ProgID="Equation.DSMT4" ShapeID="_x0000_i1088" DrawAspect="Content" ObjectID="_1846088638" r:id="rId138"/>
+          <o:OLEObject Type="Embed" ProgID="Equation.DSMT4" ShapeID="_x0000_i1088" DrawAspect="Content" ObjectID="_1849373598" r:id="rId138"/>
         </w:object>
       </w:r>
       <w:r>
@@ -5292,10 +5525,10 @@
           <w:szCs w:val="24"/>
         </w:rPr>
         <w:object w:dxaOrig="560" w:dyaOrig="279" w14:anchorId="234C30D2">
-          <v:shape id="_x0000_i1089" type="#_x0000_t75" style="width:27.75pt;height:14.25pt" o:ole="">
+          <v:shape id="_x0000_i1089" type="#_x0000_t75" style="width:27.6pt;height:14.4pt" o:ole="">
             <v:imagedata r:id="rId70" o:title=""/>
           </v:shape>
-          <o:OLEObject Type="Embed" ProgID="Equation.DSMT4" ShapeID="_x0000_i1089" DrawAspect="Content" ObjectID="_1846088639" r:id="rId139"/>
+          <o:OLEObject Type="Embed" ProgID="Equation.DSMT4" ShapeID="_x0000_i1089" DrawAspect="Content" ObjectID="_1849373599" r:id="rId139"/>
         </w:object>
       </w:r>
       <w:r>
@@ -5311,10 +5544,10 @@
           <w:position w:val="-24"/>
         </w:rPr>
         <w:object w:dxaOrig="1500" w:dyaOrig="660" w14:anchorId="095D88BA">
-          <v:shape id="_x0000_i1090" type="#_x0000_t75" style="width:75pt;height:33.75pt" o:ole="">
+          <v:shape id="_x0000_i1090" type="#_x0000_t75" style="width:75pt;height:33.6pt" o:ole="">
             <v:imagedata r:id="rId140" o:title=""/>
           </v:shape>
-          <o:OLEObject Type="Embed" ProgID="Equation.DSMT4" ShapeID="_x0000_i1090" DrawAspect="Content" ObjectID="_1846088640" r:id="rId141"/>
+          <o:OLEObject Type="Embed" ProgID="Equation.DSMT4" ShapeID="_x0000_i1090" DrawAspect="Content" ObjectID="_1849373600" r:id="rId141"/>
         </w:object>
       </w:r>
       <w:r>
@@ -5385,10 +5618,10 @@
           <w:szCs w:val="24"/>
         </w:rPr>
         <w:object w:dxaOrig="580" w:dyaOrig="320" w14:anchorId="5206FB46">
-          <v:shape id="_x0000_i1091" type="#_x0000_t75" style="width:29.25pt;height:16.5pt" o:ole="">
+          <v:shape id="_x0000_i1091" type="#_x0000_t75" style="width:29.4pt;height:16.2pt" o:ole="">
             <v:imagedata r:id="rId74" o:title=""/>
           </v:shape>
-          <o:OLEObject Type="Embed" ProgID="Equation.DSMT4" ShapeID="_x0000_i1091" DrawAspect="Content" ObjectID="_1846088641" r:id="rId142"/>
+          <o:OLEObject Type="Embed" ProgID="Equation.DSMT4" ShapeID="_x0000_i1091" DrawAspect="Content" ObjectID="_1849373601" r:id="rId142"/>
         </w:object>
       </w:r>
       <w:r>
@@ -5404,10 +5637,10 @@
           <w:position w:val="-24"/>
         </w:rPr>
         <w:object w:dxaOrig="1520" w:dyaOrig="660" w14:anchorId="00131EEC">
-          <v:shape id="_x0000_i1092" type="#_x0000_t75" style="width:75.75pt;height:33.75pt" o:ole="">
+          <v:shape id="_x0000_i1092" type="#_x0000_t75" style="width:75.6pt;height:33.6pt" o:ole="">
             <v:imagedata r:id="rId143" o:title=""/>
           </v:shape>
-          <o:OLEObject Type="Embed" ProgID="Equation.DSMT4" ShapeID="_x0000_i1092" DrawAspect="Content" ObjectID="_1846088642" r:id="rId144"/>
+          <o:OLEObject Type="Embed" ProgID="Equation.DSMT4" ShapeID="_x0000_i1092" DrawAspect="Content" ObjectID="_1849373602" r:id="rId144"/>
         </w:object>
       </w:r>
       <w:r>
@@ -5462,10 +5695,10 @@
           <w:szCs w:val="24"/>
         </w:rPr>
         <w:object w:dxaOrig="560" w:dyaOrig="260" w14:anchorId="40A70FD0">
-          <v:shape id="_x0000_i1093" type="#_x0000_t75" style="width:27.75pt;height:13.5pt" o:ole="">
+          <v:shape id="_x0000_i1093" type="#_x0000_t75" style="width:27.6pt;height:13.2pt" o:ole="">
             <v:imagedata r:id="rId78" o:title=""/>
           </v:shape>
-          <o:OLEObject Type="Embed" ProgID="Equation.DSMT4" ShapeID="_x0000_i1093" DrawAspect="Content" ObjectID="_1846088643" r:id="rId145"/>
+          <o:OLEObject Type="Embed" ProgID="Equation.DSMT4" ShapeID="_x0000_i1093" DrawAspect="Content" ObjectID="_1849373603" r:id="rId145"/>
         </w:object>
       </w:r>
       <w:r>
@@ -5481,10 +5714,10 @@
           <w:position w:val="-24"/>
         </w:rPr>
         <w:object w:dxaOrig="1520" w:dyaOrig="660" w14:anchorId="798C3D0E">
-          <v:shape id="_x0000_i1094" type="#_x0000_t75" style="width:75.75pt;height:33.75pt" o:ole="">
+          <v:shape id="_x0000_i1094" type="#_x0000_t75" style="width:75.6pt;height:33.6pt" o:ole="">
             <v:imagedata r:id="rId146" o:title=""/>
           </v:shape>
-          <o:OLEObject Type="Embed" ProgID="Equation.DSMT4" ShapeID="_x0000_i1094" DrawAspect="Content" ObjectID="_1846088644" r:id="rId147"/>
+          <o:OLEObject Type="Embed" ProgID="Equation.DSMT4" ShapeID="_x0000_i1094" DrawAspect="Content" ObjectID="_1849373604" r:id="rId147"/>
         </w:object>
       </w:r>
       <w:r>
@@ -5519,7 +5752,25 @@
           <w:sz w:val="24"/>
           <w:szCs w:val="24"/>
         </w:rPr>
-        <w:t xml:space="preserve">no matter the value of </w:t>
+        <w:t xml:space="preserve">no </w:t>
+      </w:r>
+      <w:proofErr w:type="gramStart"/>
+      <w:r>
+        <w:rPr>
+          <w:rFonts w:ascii="Times New Roman" w:hAnsi="Times New Roman" w:cs="Times New Roman"/>
+          <w:sz w:val="24"/>
+          <w:szCs w:val="24"/>
+        </w:rPr>
+        <w:t>matter</w:t>
+      </w:r>
+      <w:proofErr w:type="gramEnd"/>
+      <w:r>
+        <w:rPr>
+          <w:rFonts w:ascii="Times New Roman" w:hAnsi="Times New Roman" w:cs="Times New Roman"/>
+          <w:sz w:val="24"/>
+          <w:szCs w:val="24"/>
+        </w:rPr>
+        <w:t xml:space="preserve"> the value of </w:t>
       </w:r>
       <w:r>
         <w:rPr>
@@ -5829,7 +6080,18 @@
           <w:szCs w:val="24"/>
           <w:u w:val="single"/>
         </w:rPr>
-        <w:t>Example 6:</w:t>
+        <w:t>Example 6</w:t>
+      </w:r>
+      <w:proofErr w:type="gramStart"/>
+      <w:r>
+        <w:rPr>
+          <w:rFonts w:ascii="Times New Roman" w:hAnsi="Times New Roman" w:cs="Times New Roman"/>
+          <w:b/>
+          <w:sz w:val="24"/>
+          <w:szCs w:val="24"/>
+          <w:u w:val="single"/>
+        </w:rPr>
+        <w:t>:</w:t>
       </w:r>
       <w:r>
         <w:rPr>
@@ -5845,17 +6107,26 @@
           <w:sz w:val="24"/>
           <w:szCs w:val="24"/>
         </w:rPr>
-        <w:t xml:space="preserve">Use traces to sketch the surface given by </w:t>
+        <w:t>Use</w:t>
+      </w:r>
+      <w:proofErr w:type="gramEnd"/>
+      <w:r>
+        <w:rPr>
+          <w:rFonts w:ascii="Times New Roman" w:hAnsi="Times New Roman" w:cs="Times New Roman"/>
+          <w:sz w:val="24"/>
+          <w:szCs w:val="24"/>
+        </w:rPr>
+        <w:t xml:space="preserve"> traces to sketch the surface given by </w:t>
       </w:r>
       <w:r>
         <w:rPr>
           <w:position w:val="-24"/>
         </w:rPr>
         <w:object w:dxaOrig="1719" w:dyaOrig="660" w14:anchorId="496CC985">
-          <v:shape id="_x0000_i1095" type="#_x0000_t75" style="width:86.2pt;height:33.75pt" o:ole="">
+          <v:shape id="_x0000_i1095" type="#_x0000_t75" style="width:86.4pt;height:33.6pt" o:ole="">
             <v:imagedata r:id="rId149" o:title=""/>
           </v:shape>
-          <o:OLEObject Type="Embed" ProgID="Equation.DSMT4" ShapeID="_x0000_i1095" DrawAspect="Content" ObjectID="_1846088645" r:id="rId150"/>
+          <o:OLEObject Type="Embed" ProgID="Equation.DSMT4" ShapeID="_x0000_i1095" DrawAspect="Content" ObjectID="_1849373605" r:id="rId150"/>
         </w:object>
       </w:r>
       <w:r>
@@ -5921,10 +6192,10 @@
           <w:szCs w:val="24"/>
         </w:rPr>
         <w:object w:dxaOrig="560" w:dyaOrig="279" w14:anchorId="4CC1E993">
-          <v:shape id="_x0000_i1096" type="#_x0000_t75" style="width:27.75pt;height:14.25pt" o:ole="">
+          <v:shape id="_x0000_i1096" type="#_x0000_t75" style="width:27.6pt;height:14.4pt" o:ole="">
             <v:imagedata r:id="rId70" o:title=""/>
           </v:shape>
-          <o:OLEObject Type="Embed" ProgID="Equation.DSMT4" ShapeID="_x0000_i1096" DrawAspect="Content" ObjectID="_1846088646" r:id="rId151"/>
+          <o:OLEObject Type="Embed" ProgID="Equation.DSMT4" ShapeID="_x0000_i1096" DrawAspect="Content" ObjectID="_1849373606" r:id="rId151"/>
         </w:object>
       </w:r>
       <w:r>
@@ -5940,10 +6211,10 @@
           <w:position w:val="-24"/>
         </w:rPr>
         <w:object w:dxaOrig="1560" w:dyaOrig="660" w14:anchorId="47B83249">
-          <v:shape id="_x0000_i1097" type="#_x0000_t75" style="width:78pt;height:33.75pt" o:ole="">
+          <v:shape id="_x0000_i1097" type="#_x0000_t75" style="width:78pt;height:33.6pt" o:ole="">
             <v:imagedata r:id="rId152" o:title=""/>
           </v:shape>
-          <o:OLEObject Type="Embed" ProgID="Equation.DSMT4" ShapeID="_x0000_i1097" DrawAspect="Content" ObjectID="_1846088647" r:id="rId153"/>
+          <o:OLEObject Type="Embed" ProgID="Equation.DSMT4" ShapeID="_x0000_i1097" DrawAspect="Content" ObjectID="_1849373607" r:id="rId153"/>
         </w:object>
       </w:r>
       <w:r>
@@ -6024,10 +6295,10 @@
           <w:szCs w:val="24"/>
         </w:rPr>
         <w:object w:dxaOrig="580" w:dyaOrig="320" w14:anchorId="69867D85">
-          <v:shape id="_x0000_i1098" type="#_x0000_t75" style="width:29.25pt;height:16.5pt" o:ole="">
+          <v:shape id="_x0000_i1098" type="#_x0000_t75" style="width:29.4pt;height:16.2pt" o:ole="">
             <v:imagedata r:id="rId74" o:title=""/>
           </v:shape>
-          <o:OLEObject Type="Embed" ProgID="Equation.DSMT4" ShapeID="_x0000_i1098" DrawAspect="Content" ObjectID="_1846088648" r:id="rId154"/>
+          <o:OLEObject Type="Embed" ProgID="Equation.DSMT4" ShapeID="_x0000_i1098" DrawAspect="Content" ObjectID="_1849373608" r:id="rId154"/>
         </w:object>
       </w:r>
       <w:r>
@@ -6043,10 +6314,10 @@
           <w:position w:val="-24"/>
         </w:rPr>
         <w:object w:dxaOrig="1560" w:dyaOrig="660" w14:anchorId="3747E440">
-          <v:shape id="_x0000_i1099" type="#_x0000_t75" style="width:78pt;height:33.75pt" o:ole="">
+          <v:shape id="_x0000_i1099" type="#_x0000_t75" style="width:78pt;height:33.6pt" o:ole="">
             <v:imagedata r:id="rId155" o:title=""/>
           </v:shape>
-          <o:OLEObject Type="Embed" ProgID="Equation.DSMT4" ShapeID="_x0000_i1099" DrawAspect="Content" ObjectID="_1846088649" r:id="rId156"/>
+          <o:OLEObject Type="Embed" ProgID="Equation.DSMT4" ShapeID="_x0000_i1099" DrawAspect="Content" ObjectID="_1849373609" r:id="rId156"/>
         </w:object>
       </w:r>
       <w:r>
@@ -6111,10 +6382,10 @@
           <w:szCs w:val="24"/>
         </w:rPr>
         <w:object w:dxaOrig="560" w:dyaOrig="260" w14:anchorId="3E32FEAF">
-          <v:shape id="_x0000_i1100" type="#_x0000_t75" style="width:27.75pt;height:13.5pt" o:ole="">
+          <v:shape id="_x0000_i1100" type="#_x0000_t75" style="width:27.6pt;height:13.2pt" o:ole="">
             <v:imagedata r:id="rId78" o:title=""/>
           </v:shape>
-          <o:OLEObject Type="Embed" ProgID="Equation.DSMT4" ShapeID="_x0000_i1100" DrawAspect="Content" ObjectID="_1846088650" r:id="rId157"/>
+          <o:OLEObject Type="Embed" ProgID="Equation.DSMT4" ShapeID="_x0000_i1100" DrawAspect="Content" ObjectID="_1849373610" r:id="rId157"/>
         </w:object>
       </w:r>
       <w:r>
@@ -6130,10 +6401,10 @@
           <w:position w:val="-24"/>
         </w:rPr>
         <w:object w:dxaOrig="1560" w:dyaOrig="660" w14:anchorId="499663BA">
-          <v:shape id="_x0000_i1101" type="#_x0000_t75" style="width:78pt;height:33.75pt" o:ole="">
+          <v:shape id="_x0000_i1101" type="#_x0000_t75" style="width:78pt;height:33.6pt" o:ole="">
             <v:imagedata r:id="rId158" o:title=""/>
           </v:shape>
-          <o:OLEObject Type="Embed" ProgID="Equation.DSMT4" ShapeID="_x0000_i1101" DrawAspect="Content" ObjectID="_1846088651" r:id="rId159"/>
+          <o:OLEObject Type="Embed" ProgID="Equation.DSMT4" ShapeID="_x0000_i1101" DrawAspect="Content" ObjectID="_1849373611" r:id="rId159"/>
         </w:object>
       </w:r>
       <w:r>
@@ -6171,10 +6442,10 @@
           <w:szCs w:val="24"/>
         </w:rPr>
         <w:object w:dxaOrig="680" w:dyaOrig="260" w14:anchorId="4099613C">
-          <v:shape id="_x0000_i1102" type="#_x0000_t75" style="width:34.5pt;height:13.5pt" o:ole="">
+          <v:shape id="_x0000_i1102" type="#_x0000_t75" style="width:34.8pt;height:13.2pt" o:ole="">
             <v:imagedata r:id="rId160" o:title=""/>
           </v:shape>
-          <o:OLEObject Type="Embed" ProgID="Equation.DSMT4" ShapeID="_x0000_i1102" DrawAspect="Content" ObjectID="_1846088652" r:id="rId161"/>
+          <o:OLEObject Type="Embed" ProgID="Equation.DSMT4" ShapeID="_x0000_i1102" DrawAspect="Content" ObjectID="_1849373612" r:id="rId161"/>
         </w:object>
       </w:r>
       <w:r>
@@ -6209,10 +6480,10 @@
           <w:szCs w:val="24"/>
         </w:rPr>
         <w:object w:dxaOrig="1140" w:dyaOrig="660" w14:anchorId="57341370">
-          <v:shape id="_x0000_i1103" type="#_x0000_t75" style="width:57pt;height:33.75pt" o:ole="">
+          <v:shape id="_x0000_i1103" type="#_x0000_t75" style="width:57pt;height:33.6pt" o:ole="">
             <v:imagedata r:id="rId162" o:title=""/>
           </v:shape>
-          <o:OLEObject Type="Embed" ProgID="Equation.DSMT4" ShapeID="_x0000_i1103" DrawAspect="Content" ObjectID="_1846088653" r:id="rId163"/>
+          <o:OLEObject Type="Embed" ProgID="Equation.DSMT4" ShapeID="_x0000_i1103" DrawAspect="Content" ObjectID="_1849373613" r:id="rId163"/>
         </w:object>
       </w:r>
       <w:r>
@@ -6250,10 +6521,10 @@
           <w:szCs w:val="24"/>
         </w:rPr>
         <w:object w:dxaOrig="1040" w:dyaOrig="260" w14:anchorId="5E5C924B">
-          <v:shape id="_x0000_i1104" type="#_x0000_t75" style="width:51.75pt;height:13.5pt" o:ole="">
+          <v:shape id="_x0000_i1104" type="#_x0000_t75" style="width:51.6pt;height:13.2pt" o:ole="">
             <v:imagedata r:id="rId164" o:title=""/>
           </v:shape>
-          <o:OLEObject Type="Embed" ProgID="Equation.DSMT4" ShapeID="_x0000_i1104" DrawAspect="Content" ObjectID="_1846088654" r:id="rId165"/>
+          <o:OLEObject Type="Embed" ProgID="Equation.DSMT4" ShapeID="_x0000_i1104" DrawAspect="Content" ObjectID="_1849373614" r:id="rId165"/>
         </w:object>
       </w:r>
       <w:r>
@@ -6272,10 +6543,10 @@
           <w:szCs w:val="24"/>
         </w:rPr>
         <w:object w:dxaOrig="1840" w:dyaOrig="660" w14:anchorId="245E941E">
-          <v:shape id="_x0000_i1105" type="#_x0000_t75" style="width:93pt;height:33.75pt" o:ole="">
+          <v:shape id="_x0000_i1105" type="#_x0000_t75" style="width:93pt;height:33.6pt" o:ole="">
             <v:imagedata r:id="rId166" o:title=""/>
           </v:shape>
-          <o:OLEObject Type="Embed" ProgID="Equation.DSMT4" ShapeID="_x0000_i1105" DrawAspect="Content" ObjectID="_1846088655" r:id="rId167"/>
+          <o:OLEObject Type="Embed" ProgID="Equation.DSMT4" ShapeID="_x0000_i1105" DrawAspect="Content" ObjectID="_1849373615" r:id="rId167"/>
         </w:object>
       </w:r>
       <w:r>
@@ -6566,6 +6837,7 @@
           <w:szCs w:val="32"/>
           <w:u w:val="single"/>
         </w:rPr>
+        <w:lastRenderedPageBreak/>
         <w:t>Quadric Classification Decision Tree:</w:t>
       </w:r>
       <w:r>
@@ -6826,10 +7098,10 @@
                                   <w:szCs w:val="24"/>
                                 </w:rPr>
                                 <w:object w:dxaOrig="1180" w:dyaOrig="660" w14:anchorId="7CF82D1B">
-                                  <v:shape id="_x0000_i1107" type="#_x0000_t75" style="width:60pt;height:32.25pt" o:ole="">
+                                  <v:shape id="_x0000_i1107" type="#_x0000_t75" style="width:60pt;height:32.4pt" o:ole="">
                                     <v:imagedata r:id="rId171" o:title=""/>
                                   </v:shape>
-                                  <o:OLEObject Type="Embed" ProgID="Equation.DSMT4" ShapeID="_x0000_i1107" DrawAspect="Content" ObjectID="_1846088670" r:id="rId172"/>
+                                  <o:OLEObject Type="Embed" ProgID="Equation.DSMT4" ShapeID="_x0000_i1107" DrawAspect="Content" ObjectID="_1849373630" r:id="rId172"/>
                                 </w:object>
                               </w:r>
                             </w:p>
@@ -6885,10 +7157,10 @@
                                   <w:position w:val="-24"/>
                                 </w:rPr>
                                 <w:object w:dxaOrig="1180" w:dyaOrig="660" w14:anchorId="5EE53969">
-                                  <v:shape id="_x0000_i1109" type="#_x0000_t75" style="width:60pt;height:32.25pt" o:ole="">
+                                  <v:shape id="_x0000_i1109" type="#_x0000_t75" style="width:60pt;height:32.4pt" o:ole="">
                                     <v:imagedata r:id="rId173" o:title=""/>
                                   </v:shape>
-                                  <o:OLEObject Type="Embed" ProgID="Equation.DSMT4" ShapeID="_x0000_i1109" DrawAspect="Content" ObjectID="_1846088671" r:id="rId174"/>
+                                  <o:OLEObject Type="Embed" ProgID="Equation.DSMT4" ShapeID="_x0000_i1109" DrawAspect="Content" ObjectID="_1849373631" r:id="rId174"/>
                                 </w:object>
                               </w:r>
                             </w:p>
@@ -6942,10 +7214,10 @@
                                   <w:szCs w:val="24"/>
                                 </w:rPr>
                                 <w:object w:dxaOrig="1080" w:dyaOrig="660" w14:anchorId="17373D84">
-                                  <v:shape id="_x0000_i1111" type="#_x0000_t75" style="width:54.75pt;height:32.25pt" o:ole="">
+                                  <v:shape id="_x0000_i1111" type="#_x0000_t75" style="width:54.6pt;height:32.4pt" o:ole="">
                                     <v:imagedata r:id="rId175" o:title=""/>
                                   </v:shape>
-                                  <o:OLEObject Type="Embed" ProgID="Equation.DSMT4" ShapeID="_x0000_i1111" DrawAspect="Content" ObjectID="_1846088672" r:id="rId176"/>
+                                  <o:OLEObject Type="Embed" ProgID="Equation.DSMT4" ShapeID="_x0000_i1111" DrawAspect="Content" ObjectID="_1849373632" r:id="rId176"/>
                                 </w:object>
                               </w:r>
                               <w:r>
@@ -7309,10 +7581,10 @@
                             <w:szCs w:val="24"/>
                           </w:rPr>
                           <w:object w:dxaOrig="1180" w:dyaOrig="660" w14:anchorId="7CF82D1B">
-                            <v:shape id="_x0000_i1107" type="#_x0000_t75" style="width:59.85pt;height:32.45pt" o:ole="">
-                              <v:imagedata r:id="rId184" o:title=""/>
+                            <v:shape id="_x0000_i1107" type="#_x0000_t75" style="width:60pt;height:32.4pt" o:ole="">
+                              <v:imagedata r:id="rId171" o:title=""/>
                             </v:shape>
-                            <o:OLEObject Type="Embed" ProgID="Equation.DSMT4" ShapeID="_x0000_i1107" DrawAspect="Content" ObjectID="_1845214835" r:id="rId185"/>
+                            <o:OLEObject Type="Embed" ProgID="Equation.DSMT4" ShapeID="_x0000_i1107" DrawAspect="Content" ObjectID="_1849373630" r:id="rId184"/>
                           </w:object>
                         </w:r>
                       </w:p>
@@ -7368,10 +7640,10 @@
                             <w:position w:val="-24"/>
                           </w:rPr>
                           <w:object w:dxaOrig="1180" w:dyaOrig="660" w14:anchorId="5EE53969">
-                            <v:shape id="_x0000_i1109" type="#_x0000_t75" style="width:59.85pt;height:32.45pt" o:ole="">
-                              <v:imagedata r:id="rId186" o:title=""/>
+                            <v:shape id="_x0000_i1109" type="#_x0000_t75" style="width:60pt;height:32.4pt" o:ole="">
+                              <v:imagedata r:id="rId173" o:title=""/>
                             </v:shape>
-                            <o:OLEObject Type="Embed" ProgID="Equation.DSMT4" ShapeID="_x0000_i1109" DrawAspect="Content" ObjectID="_1845214836" r:id="rId187"/>
+                            <o:OLEObject Type="Embed" ProgID="Equation.DSMT4" ShapeID="_x0000_i1109" DrawAspect="Content" ObjectID="_1849373631" r:id="rId185"/>
                           </w:object>
                         </w:r>
                       </w:p>
@@ -7425,10 +7697,10 @@
                             <w:szCs w:val="24"/>
                           </w:rPr>
                           <w:object w:dxaOrig="1080" w:dyaOrig="660" w14:anchorId="17373D84">
-                            <v:shape id="_x0000_i1111" type="#_x0000_t75" style="width:54.75pt;height:32.45pt" o:ole="">
-                              <v:imagedata r:id="rId188" o:title=""/>
+                            <v:shape id="_x0000_i1111" type="#_x0000_t75" style="width:54.6pt;height:32.4pt" o:ole="">
+                              <v:imagedata r:id="rId175" o:title=""/>
                             </v:shape>
-                            <o:OLEObject Type="Embed" ProgID="Equation.DSMT4" ShapeID="_x0000_i1111" DrawAspect="Content" ObjectID="_1845214837" r:id="rId189"/>
+                            <o:OLEObject Type="Embed" ProgID="Equation.DSMT4" ShapeID="_x0000_i1111" DrawAspect="Content" ObjectID="_1849373632" r:id="rId186"/>
                           </w:object>
                         </w:r>
                         <w:r>
@@ -7445,19 +7717,19 @@
                   </v:textbox>
                 </v:shape>
                 <v:shape id="Picture 1" o:spid="_x0000_s1030" type="#_x0000_t75" alt="An ellipsoid." style="position:absolute;left:1808;top:19895;width:6909;height:7677;visibility:visible;mso-wrap-style:square" o:gfxdata="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" strokecolor="red" strokeweight="3pt">
-                  <v:imagedata r:id="rId190" o:title="An ellipsoid"/>
+                  <v:imagedata r:id="rId187" o:title="An ellipsoid"/>
                 </v:shape>
                 <v:shape id="Picture 7" o:spid="_x0000_s1031" type="#_x0000_t75" alt="An elliptic paraboloid." style="position:absolute;left:13364;top:19694;width:7613;height:7335;visibility:visible;mso-wrap-style:square" o:gfxdata="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" strokecolor="red" strokeweight="3pt">
-                  <v:imagedata r:id="rId191" o:title="An elliptic paraboloid" croptop="11175f" cropbottom="14480f" cropleft="17852f" cropright="17934f"/>
+                  <v:imagedata r:id="rId188" o:title="An elliptic paraboloid" croptop="11175f" cropbottom="14480f" cropleft="17852f" cropright="17934f"/>
                 </v:shape>
                 <v:shape id="Picture 1" o:spid="_x0000_s1032" type="#_x0000_t75" alt="A cone." style="position:absolute;left:52251;top:41801;width:9963;height:8928;visibility:visible;mso-wrap-style:square" o:gfxdata="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" strokecolor="red" strokeweight="3pt">
-                  <v:imagedata r:id="rId192" o:title="A cone"/>
+                  <v:imagedata r:id="rId189" o:title="A cone"/>
                 </v:shape>
                 <v:shape id="Picture 8" o:spid="_x0000_s1033" type="#_x0000_t75" alt="A hyperboloid of one sheet." style="position:absolute;left:37078;top:54562;width:10757;height:9493;visibility:visible;mso-wrap-style:square" o:gfxdata="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" strokecolor="red" strokeweight="3pt">
-                  <v:imagedata r:id="rId193" o:title="A hyperboloid of one sheet"/>
+                  <v:imagedata r:id="rId190" o:title="A hyperboloid of one sheet"/>
                 </v:shape>
                 <v:shape id="Picture 1" o:spid="_x0000_s1034" type="#_x0000_t75" alt="A hyperboloid of two sheets." style="position:absolute;left:52351;top:23714;width:10205;height:9550;visibility:visible;mso-wrap-style:square" o:gfxdata="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" strokecolor="red" strokeweight="3pt">
-                  <v:imagedata r:id="rId194" o:title="A hyperboloid of two sheets"/>
+                  <v:imagedata r:id="rId191" o:title="A hyperboloid of two sheets"/>
                 </v:shape>
                 <w10:anchorlock/>
               </v:group>
@@ -7653,10 +7925,10 @@
                 <w:position w:val="-24"/>
               </w:rPr>
               <w:object w:dxaOrig="1620" w:dyaOrig="660" w14:anchorId="71783B34">
-                <v:shape id="_x0000_i1112" type="#_x0000_t75" style="width:81pt;height:33.75pt" o:ole="">
-                  <v:imagedata r:id="rId195" o:title=""/>
+                <v:shape id="_x0000_i1112" type="#_x0000_t75" style="width:81pt;height:33.6pt" o:ole="">
+                  <v:imagedata r:id="rId192" o:title=""/>
                 </v:shape>
-                <o:OLEObject Type="Embed" ProgID="Equation.DSMT4" ShapeID="_x0000_i1112" DrawAspect="Content" ObjectID="_1846088656" r:id="rId196"/>
+                <o:OLEObject Type="Embed" ProgID="Equation.DSMT4" ShapeID="_x0000_i1112" DrawAspect="Content" ObjectID="_1849373616" r:id="rId193"/>
               </w:object>
             </w:r>
           </w:p>
@@ -7737,10 +8009,10 @@
                 <w:position w:val="-24"/>
               </w:rPr>
               <w:object w:dxaOrig="1219" w:dyaOrig="660" w14:anchorId="2C842557">
-                <v:shape id="_x0000_i1113" type="#_x0000_t75" style="width:60.75pt;height:33.75pt" o:ole="">
-                  <v:imagedata r:id="rId197" o:title=""/>
+                <v:shape id="_x0000_i1113" type="#_x0000_t75" style="width:60.6pt;height:33.6pt" o:ole="">
+                  <v:imagedata r:id="rId194" o:title=""/>
                 </v:shape>
-                <o:OLEObject Type="Embed" ProgID="Equation.DSMT4" ShapeID="_x0000_i1113" DrawAspect="Content" ObjectID="_1846088657" r:id="rId198"/>
+                <o:OLEObject Type="Embed" ProgID="Equation.DSMT4" ShapeID="_x0000_i1113" DrawAspect="Content" ObjectID="_1849373617" r:id="rId195"/>
               </w:object>
             </w:r>
           </w:p>
@@ -7821,10 +8093,10 @@
                 <w:position w:val="-24"/>
               </w:rPr>
               <w:object w:dxaOrig="1219" w:dyaOrig="660" w14:anchorId="6499405D">
-                <v:shape id="_x0000_i1114" type="#_x0000_t75" style="width:60.75pt;height:33.75pt" o:ole="">
-                  <v:imagedata r:id="rId199" o:title=""/>
+                <v:shape id="_x0000_i1114" type="#_x0000_t75" style="width:60.6pt;height:33.6pt" o:ole="">
+                  <v:imagedata r:id="rId196" o:title=""/>
                 </v:shape>
-                <o:OLEObject Type="Embed" ProgID="Equation.DSMT4" ShapeID="_x0000_i1114" DrawAspect="Content" ObjectID="_1846088658" r:id="rId200"/>
+                <o:OLEObject Type="Embed" ProgID="Equation.DSMT4" ShapeID="_x0000_i1114" DrawAspect="Content" ObjectID="_1849373618" r:id="rId197"/>
               </w:object>
             </w:r>
           </w:p>
@@ -7905,10 +8177,10 @@
                 <w:position w:val="-24"/>
               </w:rPr>
               <w:object w:dxaOrig="1320" w:dyaOrig="660" w14:anchorId="66470DBE">
-                <v:shape id="_x0000_i1115" type="#_x0000_t75" style="width:66pt;height:33.75pt" o:ole="">
-                  <v:imagedata r:id="rId201" o:title=""/>
+                <v:shape id="_x0000_i1115" type="#_x0000_t75" style="width:66pt;height:33.6pt" o:ole="">
+                  <v:imagedata r:id="rId198" o:title=""/>
                 </v:shape>
-                <o:OLEObject Type="Embed" ProgID="Equation.DSMT4" ShapeID="_x0000_i1115" DrawAspect="Content" ObjectID="_1846088659" r:id="rId202"/>
+                <o:OLEObject Type="Embed" ProgID="Equation.DSMT4" ShapeID="_x0000_i1115" DrawAspect="Content" ObjectID="_1849373619" r:id="rId199"/>
               </w:object>
             </w:r>
           </w:p>
@@ -7989,10 +8261,10 @@
                 <w:position w:val="-24"/>
               </w:rPr>
               <w:object w:dxaOrig="1620" w:dyaOrig="660" w14:anchorId="4EE729AF">
-                <v:shape id="_x0000_i1116" type="#_x0000_t75" style="width:81pt;height:33.75pt" o:ole="">
-                  <v:imagedata r:id="rId203" o:title=""/>
+                <v:shape id="_x0000_i1116" type="#_x0000_t75" style="width:81pt;height:33.6pt" o:ole="">
+                  <v:imagedata r:id="rId200" o:title=""/>
                 </v:shape>
-                <o:OLEObject Type="Embed" ProgID="Equation.DSMT4" ShapeID="_x0000_i1116" DrawAspect="Content" ObjectID="_1846088660" r:id="rId204"/>
+                <o:OLEObject Type="Embed" ProgID="Equation.DSMT4" ShapeID="_x0000_i1116" DrawAspect="Content" ObjectID="_1849373620" r:id="rId201"/>
               </w:object>
             </w:r>
           </w:p>
@@ -8048,8 +8320,18 @@
                 <w:sz w:val="24"/>
                 <w:szCs w:val="24"/>
               </w:rPr>
-              <w:t>Ellipse Hyberpola</w:t>
+              <w:t xml:space="preserve">Ellipse </w:t>
             </w:r>
+            <w:proofErr w:type="spellStart"/>
+            <w:r>
+              <w:rPr>
+                <w:rFonts w:ascii="Times New Roman" w:hAnsi="Times New Roman" w:cs="Times New Roman"/>
+                <w:sz w:val="24"/>
+                <w:szCs w:val="24"/>
+              </w:rPr>
+              <w:t>Hyberpola</w:t>
+            </w:r>
+            <w:proofErr w:type="spellEnd"/>
           </w:p>
         </w:tc>
         <w:tc>
@@ -8073,10 +8355,10 @@
                 <w:position w:val="-24"/>
               </w:rPr>
               <w:object w:dxaOrig="1780" w:dyaOrig="660" w14:anchorId="1536FB7D">
-                <v:shape id="_x0000_i1117" type="#_x0000_t75" style="width:89.25pt;height:33.75pt" o:ole="">
-                  <v:imagedata r:id="rId205" o:title=""/>
+                <v:shape id="_x0000_i1117" type="#_x0000_t75" style="width:89.4pt;height:33.6pt" o:ole="">
+                  <v:imagedata r:id="rId202" o:title=""/>
                 </v:shape>
-                <o:OLEObject Type="Embed" ProgID="Equation.DSMT4" ShapeID="_x0000_i1117" DrawAspect="Content" ObjectID="_1846088661" r:id="rId206"/>
+                <o:OLEObject Type="Embed" ProgID="Equation.DSMT4" ShapeID="_x0000_i1117" DrawAspect="Content" ObjectID="_1849373621" r:id="rId203"/>
               </w:object>
             </w:r>
           </w:p>
@@ -8138,6 +8420,7 @@
           <w:szCs w:val="24"/>
           <w:u w:val="single"/>
         </w:rPr>
+        <w:lastRenderedPageBreak/>
         <w:t>Example</w:t>
       </w:r>
       <w:r>
@@ -8150,6 +8433,7 @@
         </w:rPr>
         <w:t xml:space="preserve"> 7</w:t>
       </w:r>
+      <w:proofErr w:type="gramStart"/>
       <w:r>
         <w:rPr>
           <w:rFonts w:ascii="Times New Roman" w:hAnsi="Times New Roman" w:cs="Times New Roman"/>
@@ -8174,7 +8458,16 @@
           <w:sz w:val="24"/>
           <w:szCs w:val="24"/>
         </w:rPr>
-        <w:t>Identify the quadric surface determined by each of the following equations.</w:t>
+        <w:t>Identify</w:t>
+      </w:r>
+      <w:proofErr w:type="gramEnd"/>
+      <w:r>
+        <w:rPr>
+          <w:rFonts w:ascii="Times New Roman" w:hAnsi="Times New Roman" w:cs="Times New Roman"/>
+          <w:sz w:val="24"/>
+          <w:szCs w:val="24"/>
+        </w:rPr>
+        <w:t xml:space="preserve"> the quadric surface determined by each of the following equations.</w:t>
       </w:r>
     </w:p>
     <w:p>
@@ -8205,10 +8498,10 @@
           <w:position w:val="-24"/>
         </w:rPr>
         <w:object w:dxaOrig="1719" w:dyaOrig="660" w14:anchorId="505A70FA">
-          <v:shape id="_x0000_i1118" type="#_x0000_t75" style="width:86.2pt;height:33.75pt" o:ole="">
-            <v:imagedata r:id="rId207" o:title=""/>
+          <v:shape id="_x0000_i1118" type="#_x0000_t75" style="width:86.4pt;height:33.6pt" o:ole="">
+            <v:imagedata r:id="rId204" o:title=""/>
           </v:shape>
-          <o:OLEObject Type="Embed" ProgID="Equation.DSMT4" ShapeID="_x0000_i1118" DrawAspect="Content" ObjectID="_1846088662" r:id="rId208"/>
+          <o:OLEObject Type="Embed" ProgID="Equation.DSMT4" ShapeID="_x0000_i1118" DrawAspect="Content" ObjectID="_1849373622" r:id="rId205"/>
         </w:object>
       </w:r>
       <w:r>
@@ -8247,7 +8540,25 @@
           <w:sz w:val="24"/>
           <w:szCs w:val="24"/>
         </w:rPr>
-        <w:t xml:space="preserve">If we look down the </w:t>
+        <w:t xml:space="preserve">If we look </w:t>
+      </w:r>
+      <w:proofErr w:type="gramStart"/>
+      <w:r>
+        <w:rPr>
+          <w:rFonts w:ascii="Times New Roman" w:hAnsi="Times New Roman" w:cs="Times New Roman"/>
+          <w:sz w:val="24"/>
+          <w:szCs w:val="24"/>
+        </w:rPr>
+        <w:t>down</w:t>
+      </w:r>
+      <w:proofErr w:type="gramEnd"/>
+      <w:r>
+        <w:rPr>
+          <w:rFonts w:ascii="Times New Roman" w:hAnsi="Times New Roman" w:cs="Times New Roman"/>
+          <w:sz w:val="24"/>
+          <w:szCs w:val="24"/>
+        </w:rPr>
+        <w:t xml:space="preserve"> the </w:t>
       </w:r>
       <w:r>
         <w:rPr>
@@ -8294,6 +8605,7 @@
         </w:rPr>
         <w:t xml:space="preserve">If we look down the </w:t>
       </w:r>
+      <w:proofErr w:type="gramStart"/>
       <w:r>
         <w:rPr>
           <w:rFonts w:ascii="Times New Roman" w:hAnsi="Times New Roman" w:cs="Times New Roman"/>
@@ -8310,7 +8622,16 @@
           <w:sz w:val="24"/>
           <w:szCs w:val="24"/>
         </w:rPr>
-        <w:t xml:space="preserve">-axis we see </w:t>
+        <w:t>-axis</w:t>
+      </w:r>
+      <w:proofErr w:type="gramEnd"/>
+      <w:r>
+        <w:rPr>
+          <w:rFonts w:ascii="Times New Roman" w:hAnsi="Times New Roman" w:cs="Times New Roman"/>
+          <w:sz w:val="24"/>
+          <w:szCs w:val="24"/>
+        </w:rPr>
+        <w:t xml:space="preserve"> we see </w:t>
       </w:r>
       <w:r>
         <w:rPr>
@@ -8344,10 +8665,10 @@
           <w:szCs w:val="24"/>
         </w:rPr>
         <w:object w:dxaOrig="1579" w:dyaOrig="660" w14:anchorId="76B4B690">
-          <v:shape id="_x0000_i1119" type="#_x0000_t75" style="width:78.7pt;height:33.75pt" o:ole="">
-            <v:imagedata r:id="rId209" o:title=""/>
+          <v:shape id="_x0000_i1119" type="#_x0000_t75" style="width:78.6pt;height:33.6pt" o:ole="">
+            <v:imagedata r:id="rId206" o:title=""/>
           </v:shape>
-          <o:OLEObject Type="Embed" ProgID="Equation.DSMT4" ShapeID="_x0000_i1119" DrawAspect="Content" ObjectID="_1846088663" r:id="rId210"/>
+          <o:OLEObject Type="Embed" ProgID="Equation.DSMT4" ShapeID="_x0000_i1119" DrawAspect="Content" ObjectID="_1849373623" r:id="rId207"/>
         </w:object>
       </w:r>
       <w:r>
@@ -8393,10 +8714,10 @@
           <w:szCs w:val="24"/>
         </w:rPr>
         <w:object w:dxaOrig="700" w:dyaOrig="320" w14:anchorId="14B2B9A4">
-          <v:shape id="_x0000_i1120" type="#_x0000_t75" style="width:35.25pt;height:16.5pt" o:ole="">
-            <v:imagedata r:id="rId211" o:title=""/>
+          <v:shape id="_x0000_i1120" type="#_x0000_t75" style="width:35.4pt;height:16.2pt" o:ole="">
+            <v:imagedata r:id="rId208" o:title=""/>
           </v:shape>
-          <o:OLEObject Type="Embed" ProgID="Equation.DSMT4" ShapeID="_x0000_i1120" DrawAspect="Content" ObjectID="_1846088664" r:id="rId212"/>
+          <o:OLEObject Type="Embed" ProgID="Equation.DSMT4" ShapeID="_x0000_i1120" DrawAspect="Content" ObjectID="_1849373624" r:id="rId209"/>
         </w:object>
       </w:r>
       <w:r>
@@ -8405,7 +8726,25 @@
           <w:sz w:val="24"/>
           <w:szCs w:val="24"/>
         </w:rPr>
-        <w:t xml:space="preserve"> and don’t exists on the interval </w:t>
+        <w:t xml:space="preserve"> and don’t </w:t>
+      </w:r>
+      <w:proofErr w:type="gramStart"/>
+      <w:r>
+        <w:rPr>
+          <w:rFonts w:ascii="Times New Roman" w:hAnsi="Times New Roman" w:cs="Times New Roman"/>
+          <w:sz w:val="24"/>
+          <w:szCs w:val="24"/>
+        </w:rPr>
+        <w:t>exists</w:t>
+      </w:r>
+      <w:proofErr w:type="gramEnd"/>
+      <w:r>
+        <w:rPr>
+          <w:rFonts w:ascii="Times New Roman" w:hAnsi="Times New Roman" w:cs="Times New Roman"/>
+          <w:sz w:val="24"/>
+          <w:szCs w:val="24"/>
+        </w:rPr>
+        <w:t xml:space="preserve"> on the interval </w:t>
       </w:r>
       <w:r>
         <w:rPr>
@@ -8415,10 +8754,10 @@
           <w:szCs w:val="24"/>
         </w:rPr>
         <w:object w:dxaOrig="720" w:dyaOrig="400" w14:anchorId="0A9E67A0">
-          <v:shape id="_x0000_i1121" type="#_x0000_t75" style="width:36.75pt;height:20.25pt" o:ole="">
-            <v:imagedata r:id="rId213" o:title=""/>
+          <v:shape id="_x0000_i1121" type="#_x0000_t75" style="width:36.6pt;height:20.4pt" o:ole="">
+            <v:imagedata r:id="rId210" o:title=""/>
           </v:shape>
-          <o:OLEObject Type="Embed" ProgID="Equation.DSMT4" ShapeID="_x0000_i1121" DrawAspect="Content" ObjectID="_1846088665" r:id="rId214"/>
+          <o:OLEObject Type="Embed" ProgID="Equation.DSMT4" ShapeID="_x0000_i1121" DrawAspect="Content" ObjectID="_1849373625" r:id="rId211"/>
         </w:object>
       </w:r>
       <w:r>
@@ -8446,7 +8785,25 @@
           <w:sz w:val="24"/>
           <w:szCs w:val="24"/>
         </w:rPr>
-        <w:t xml:space="preserve">If we look down the </w:t>
+        <w:t xml:space="preserve">If we look </w:t>
+      </w:r>
+      <w:proofErr w:type="gramStart"/>
+      <w:r>
+        <w:rPr>
+          <w:rFonts w:ascii="Times New Roman" w:hAnsi="Times New Roman" w:cs="Times New Roman"/>
+          <w:sz w:val="24"/>
+          <w:szCs w:val="24"/>
+        </w:rPr>
+        <w:t>down</w:t>
+      </w:r>
+      <w:proofErr w:type="gramEnd"/>
+      <w:r>
+        <w:rPr>
+          <w:rFonts w:ascii="Times New Roman" w:hAnsi="Times New Roman" w:cs="Times New Roman"/>
+          <w:sz w:val="24"/>
+          <w:szCs w:val="24"/>
+        </w:rPr>
+        <w:t xml:space="preserve"> the </w:t>
       </w:r>
       <w:r>
         <w:rPr>
@@ -8548,10 +8905,202 @@
           <w:position w:val="-24"/>
         </w:rPr>
         <w:object w:dxaOrig="2160" w:dyaOrig="720" w14:anchorId="62F58CD9">
-          <v:shape id="_x0000_i1122" type="#_x0000_t75" style="width:108.75pt;height:36.75pt" o:ole="">
+          <v:shape id="_x0000_i1122" type="#_x0000_t75" style="width:108.6pt;height:36.6pt" o:ole="">
+            <v:imagedata r:id="rId212" o:title=""/>
+          </v:shape>
+          <o:OLEObject Type="Embed" ProgID="Equation.DSMT4" ShapeID="_x0000_i1122" DrawAspect="Content" ObjectID="_1849373626" r:id="rId213"/>
+        </w:object>
+      </w:r>
+      <w:r>
+        <w:rPr>
+          <w:rFonts w:ascii="Times New Roman" w:hAnsi="Times New Roman" w:cs="Times New Roman"/>
+          <w:sz w:val="24"/>
+          <w:szCs w:val="24"/>
+        </w:rPr>
+        <w:t xml:space="preserve"> </w:t>
+      </w:r>
+    </w:p>
+    <w:p>
+      <w:pPr>
+        <w:pStyle w:val="NoSpacing"/>
+        <w:ind w:left="360"/>
+        <w:rPr>
+          <w:rFonts w:ascii="Times New Roman" w:hAnsi="Times New Roman" w:cs="Times New Roman"/>
+          <w:sz w:val="24"/>
+          <w:szCs w:val="24"/>
+        </w:rPr>
+      </w:pPr>
+    </w:p>
+    <w:p>
+      <w:pPr>
+        <w:pStyle w:val="NoSpacing"/>
+        <w:ind w:left="360"/>
+        <w:rPr>
+          <w:rFonts w:ascii="Times New Roman" w:hAnsi="Times New Roman" w:cs="Times New Roman"/>
+          <w:sz w:val="24"/>
+          <w:szCs w:val="24"/>
+        </w:rPr>
+      </w:pPr>
+      <w:r>
+        <w:rPr>
+          <w:rFonts w:ascii="Times New Roman" w:hAnsi="Times New Roman" w:cs="Times New Roman"/>
+          <w:sz w:val="24"/>
+          <w:szCs w:val="24"/>
+        </w:rPr>
+        <w:t xml:space="preserve">If we look </w:t>
+      </w:r>
+      <w:proofErr w:type="gramStart"/>
+      <w:r>
+        <w:rPr>
+          <w:rFonts w:ascii="Times New Roman" w:hAnsi="Times New Roman" w:cs="Times New Roman"/>
+          <w:sz w:val="24"/>
+          <w:szCs w:val="24"/>
+        </w:rPr>
+        <w:t>down</w:t>
+      </w:r>
+      <w:proofErr w:type="gramEnd"/>
+      <w:r>
+        <w:rPr>
+          <w:rFonts w:ascii="Times New Roman" w:hAnsi="Times New Roman" w:cs="Times New Roman"/>
+          <w:sz w:val="24"/>
+          <w:szCs w:val="24"/>
+        </w:rPr>
+        <w:t xml:space="preserve"> the </w:t>
+      </w:r>
+      <w:r>
+        <w:rPr>
+          <w:rFonts w:ascii="Times New Roman" w:hAnsi="Times New Roman" w:cs="Times New Roman"/>
+          <w:i/>
+          <w:iCs/>
+          <w:sz w:val="24"/>
+          <w:szCs w:val="24"/>
+        </w:rPr>
+        <w:t>x</w:t>
+      </w:r>
+      <w:r>
+        <w:rPr>
+          <w:rFonts w:ascii="Times New Roman" w:hAnsi="Times New Roman" w:cs="Times New Roman"/>
+          <w:sz w:val="24"/>
+          <w:szCs w:val="24"/>
+        </w:rPr>
+        <w:t>-axis we see parabolas.</w:t>
+      </w:r>
+    </w:p>
+    <w:p>
+      <w:pPr>
+        <w:pStyle w:val="NoSpacing"/>
+        <w:ind w:left="360"/>
+        <w:rPr>
+          <w:rFonts w:ascii="Times New Roman" w:hAnsi="Times New Roman" w:cs="Times New Roman"/>
+          <w:sz w:val="24"/>
+          <w:szCs w:val="24"/>
+        </w:rPr>
+      </w:pPr>
+      <w:r>
+        <w:rPr>
+          <w:rFonts w:ascii="Times New Roman" w:hAnsi="Times New Roman" w:cs="Times New Roman"/>
+          <w:sz w:val="24"/>
+          <w:szCs w:val="24"/>
+        </w:rPr>
+        <w:t xml:space="preserve">If we look </w:t>
+      </w:r>
+      <w:proofErr w:type="gramStart"/>
+      <w:r>
+        <w:rPr>
+          <w:rFonts w:ascii="Times New Roman" w:hAnsi="Times New Roman" w:cs="Times New Roman"/>
+          <w:sz w:val="24"/>
+          <w:szCs w:val="24"/>
+        </w:rPr>
+        <w:t>down</w:t>
+      </w:r>
+      <w:proofErr w:type="gramEnd"/>
+      <w:r>
+        <w:rPr>
+          <w:rFonts w:ascii="Times New Roman" w:hAnsi="Times New Roman" w:cs="Times New Roman"/>
+          <w:sz w:val="24"/>
+          <w:szCs w:val="24"/>
+        </w:rPr>
+        <w:t xml:space="preserve"> the </w:t>
+      </w:r>
+      <w:proofErr w:type="gramStart"/>
+      <w:r>
+        <w:rPr>
+          <w:rFonts w:ascii="Times New Roman" w:hAnsi="Times New Roman" w:cs="Times New Roman"/>
+          <w:i/>
+          <w:iCs/>
+          <w:sz w:val="24"/>
+          <w:szCs w:val="24"/>
+        </w:rPr>
+        <w:t>y</w:t>
+      </w:r>
+      <w:r>
+        <w:rPr>
+          <w:rFonts w:ascii="Times New Roman" w:hAnsi="Times New Roman" w:cs="Times New Roman"/>
+          <w:sz w:val="24"/>
+          <w:szCs w:val="24"/>
+        </w:rPr>
+        <w:t>-axis</w:t>
+      </w:r>
+      <w:proofErr w:type="gramEnd"/>
+      <w:r>
+        <w:rPr>
+          <w:rFonts w:ascii="Times New Roman" w:hAnsi="Times New Roman" w:cs="Times New Roman"/>
+          <w:sz w:val="24"/>
+          <w:szCs w:val="24"/>
+        </w:rPr>
+        <w:t xml:space="preserve"> we see ellipses </w:t>
+      </w:r>
+      <w:r>
+        <w:rPr>
+          <w:position w:val="-24"/>
+        </w:rPr>
+        <w:object w:dxaOrig="2160" w:dyaOrig="720" w14:anchorId="7DA0FE5B">
+          <v:shape id="_x0000_i1123" type="#_x0000_t75" style="width:108.6pt;height:36.6pt" o:ole="">
+            <v:imagedata r:id="rId212" o:title=""/>
+          </v:shape>
+          <o:OLEObject Type="Embed" ProgID="Equation.DSMT4" ShapeID="_x0000_i1123" DrawAspect="Content" ObjectID="_1849373627" r:id="rId214"/>
+        </w:object>
+      </w:r>
+      <w:r>
+        <w:rPr>
+          <w:rFonts w:ascii="Times New Roman" w:hAnsi="Times New Roman" w:cs="Times New Roman"/>
+          <w:sz w:val="24"/>
+          <w:szCs w:val="24"/>
+        </w:rPr>
+        <w:t>.</w:t>
+      </w:r>
+    </w:p>
+    <w:p>
+      <w:pPr>
+        <w:pStyle w:val="NoSpacing"/>
+        <w:ind w:left="360"/>
+        <w:rPr>
+          <w:rFonts w:ascii="Times New Roman" w:hAnsi="Times New Roman" w:cs="Times New Roman"/>
+          <w:sz w:val="24"/>
+          <w:szCs w:val="24"/>
+        </w:rPr>
+      </w:pPr>
+      <w:r>
+        <w:rPr>
+          <w:rFonts w:ascii="Times New Roman" w:hAnsi="Times New Roman" w:cs="Times New Roman"/>
+          <w:sz w:val="24"/>
+          <w:szCs w:val="24"/>
+        </w:rPr>
+        <w:tab/>
+        <w:t xml:space="preserve">These ellipses shrink to a point when </w:t>
+      </w:r>
+      <w:r>
+        <w:rPr>
+          <w:rFonts w:ascii="Times New Roman" w:hAnsi="Times New Roman" w:cs="Times New Roman"/>
+          <w:position w:val="-10"/>
+          <w:sz w:val="24"/>
+          <w:szCs w:val="24"/>
+        </w:rPr>
+        <w:object w:dxaOrig="560" w:dyaOrig="320" w14:anchorId="00A0C841">
+          <v:shape id="_x0000_i1124" type="#_x0000_t75" style="width:27.6pt;height:16.2pt" o:ole="">
             <v:imagedata r:id="rId215" o:title=""/>
           </v:shape>
-          <o:OLEObject Type="Embed" ProgID="Equation.DSMT4" ShapeID="_x0000_i1122" DrawAspect="Content" ObjectID="_1846088666" r:id="rId216"/>
+          <o:OLEObject Type="Embed" ProgID="Equation.DSMT4" ShapeID="_x0000_i1124" DrawAspect="Content" ObjectID="_1849373628" r:id="rId216"/>
         </w:object>
       </w:r>
       <w:r>
@@ -8560,7 +9109,29 @@
           <w:sz w:val="24"/>
           <w:szCs w:val="24"/>
         </w:rPr>
-        <w:t xml:space="preserve"> </w:t>
+        <w:t xml:space="preserve"> and don’t exist on the interval </w:t>
+      </w:r>
+      <w:r>
+        <w:rPr>
+          <w:rFonts w:ascii="Times New Roman" w:hAnsi="Times New Roman" w:cs="Times New Roman"/>
+          <w:position w:val="-14"/>
+          <w:sz w:val="24"/>
+          <w:szCs w:val="24"/>
+        </w:rPr>
+        <w:object w:dxaOrig="720" w:dyaOrig="400" w14:anchorId="4DF19D0D">
+          <v:shape id="_x0000_i1125" type="#_x0000_t75" style="width:36.6pt;height:20.4pt" o:ole="">
+            <v:imagedata r:id="rId217" o:title=""/>
+          </v:shape>
+          <o:OLEObject Type="Embed" ProgID="Equation.DSMT4" ShapeID="_x0000_i1125" DrawAspect="Content" ObjectID="_1849373629" r:id="rId218"/>
+        </w:object>
+      </w:r>
+      <w:r>
+        <w:rPr>
+          <w:rFonts w:ascii="Times New Roman" w:hAnsi="Times New Roman" w:cs="Times New Roman"/>
+          <w:sz w:val="24"/>
+          <w:szCs w:val="24"/>
+        </w:rPr>
+        <w:t>.</w:t>
       </w:r>
     </w:p>
     <w:p>
@@ -8573,6 +9144,50 @@
           <w:szCs w:val="24"/>
         </w:rPr>
       </w:pPr>
+      <w:r>
+        <w:rPr>
+          <w:rFonts w:ascii="Times New Roman" w:hAnsi="Times New Roman" w:cs="Times New Roman"/>
+          <w:sz w:val="24"/>
+          <w:szCs w:val="24"/>
+        </w:rPr>
+        <w:t xml:space="preserve">If we look </w:t>
+      </w:r>
+      <w:proofErr w:type="gramStart"/>
+      <w:r>
+        <w:rPr>
+          <w:rFonts w:ascii="Times New Roman" w:hAnsi="Times New Roman" w:cs="Times New Roman"/>
+          <w:sz w:val="24"/>
+          <w:szCs w:val="24"/>
+        </w:rPr>
+        <w:t>down</w:t>
+      </w:r>
+      <w:proofErr w:type="gramEnd"/>
+      <w:r>
+        <w:rPr>
+          <w:rFonts w:ascii="Times New Roman" w:hAnsi="Times New Roman" w:cs="Times New Roman"/>
+          <w:sz w:val="24"/>
+          <w:szCs w:val="24"/>
+        </w:rPr>
+        <w:t xml:space="preserve"> the </w:t>
+      </w:r>
+      <w:r>
+        <w:rPr>
+          <w:rFonts w:ascii="Times New Roman" w:hAnsi="Times New Roman" w:cs="Times New Roman"/>
+          <w:i/>
+          <w:iCs/>
+          <w:sz w:val="24"/>
+          <w:szCs w:val="24"/>
+        </w:rPr>
+        <w:t>z</w:t>
+      </w:r>
+      <w:r>
+        <w:rPr>
+          <w:rFonts w:ascii="Times New Roman" w:hAnsi="Times New Roman" w:cs="Times New Roman"/>
+          <w:sz w:val="24"/>
+          <w:szCs w:val="24"/>
+        </w:rPr>
+        <w:t>-axis we see parabolas.</w:t>
+      </w:r>
     </w:p>
     <w:p>
       <w:pPr>
@@ -8584,32 +9199,6 @@
           <w:szCs w:val="24"/>
         </w:rPr>
       </w:pPr>
-      <w:r>
-        <w:rPr>
-          <w:rFonts w:ascii="Times New Roman" w:hAnsi="Times New Roman" w:cs="Times New Roman"/>
-          <w:sz w:val="24"/>
-          <w:szCs w:val="24"/>
-        </w:rPr>
-        <w:t xml:space="preserve">If we look down the </w:t>
-      </w:r>
-      <w:r>
-        <w:rPr>
-          <w:rFonts w:ascii="Times New Roman" w:hAnsi="Times New Roman" w:cs="Times New Roman"/>
-          <w:i/>
-          <w:iCs/>
-          <w:sz w:val="24"/>
-          <w:szCs w:val="24"/>
-        </w:rPr>
-        <w:t>x</w:t>
-      </w:r>
-      <w:r>
-        <w:rPr>
-          <w:rFonts w:ascii="Times New Roman" w:hAnsi="Times New Roman" w:cs="Times New Roman"/>
-          <w:sz w:val="24"/>
-          <w:szCs w:val="24"/>
-        </w:rPr>
-        <w:t>-axis we see parabolas.</w:t>
-      </w:r>
     </w:p>
     <w:p>
       <w:pPr>
@@ -8627,36 +9216,31 @@
           <w:sz w:val="24"/>
           <w:szCs w:val="24"/>
         </w:rPr>
-        <w:t xml:space="preserve">If we look down the </w:t>
-      </w:r>
-      <w:r>
-        <w:rPr>
-          <w:rFonts w:ascii="Times New Roman" w:hAnsi="Times New Roman" w:cs="Times New Roman"/>
-          <w:i/>
-          <w:iCs/>
-          <w:sz w:val="24"/>
-          <w:szCs w:val="24"/>
-        </w:rPr>
-        <w:t>y</w:t>
-      </w:r>
-      <w:r>
-        <w:rPr>
-          <w:rFonts w:ascii="Times New Roman" w:hAnsi="Times New Roman" w:cs="Times New Roman"/>
-          <w:sz w:val="24"/>
-          <w:szCs w:val="24"/>
-        </w:rPr>
-        <w:t xml:space="preserve">-axis we see ellipses </w:t>
-      </w:r>
-      <w:r>
-        <w:rPr>
-          <w:position w:val="-24"/>
-        </w:rPr>
-        <w:object w:dxaOrig="2160" w:dyaOrig="720" w14:anchorId="7DA0FE5B">
-          <v:shape id="_x0000_i1123" type="#_x0000_t75" style="width:108.75pt;height:36.75pt" o:ole="">
-            <v:imagedata r:id="rId215" o:title=""/>
-          </v:shape>
-          <o:OLEObject Type="Embed" ProgID="Equation.DSMT4" ShapeID="_x0000_i1123" DrawAspect="Content" ObjectID="_1846088667" r:id="rId217"/>
-        </w:object>
+        <w:t>Therefore, this equation determines a</w:t>
+      </w:r>
+      <w:r>
+        <w:rPr>
+          <w:rFonts w:ascii="Times New Roman" w:hAnsi="Times New Roman" w:cs="Times New Roman"/>
+          <w:sz w:val="24"/>
+          <w:szCs w:val="24"/>
+        </w:rPr>
+        <w:t>n</w:t>
+      </w:r>
+      <w:r>
+        <w:rPr>
+          <w:rFonts w:ascii="Times New Roman" w:hAnsi="Times New Roman" w:cs="Times New Roman"/>
+          <w:sz w:val="24"/>
+          <w:szCs w:val="24"/>
+        </w:rPr>
+        <w:t xml:space="preserve"> </w:t>
+      </w:r>
+      <w:r>
+        <w:rPr>
+          <w:rFonts w:ascii="Times New Roman" w:hAnsi="Times New Roman" w:cs="Times New Roman"/>
+          <w:sz w:val="24"/>
+          <w:szCs w:val="24"/>
+        </w:rPr>
+        <w:t>elliptic paraboloid</w:t>
       </w:r>
       <w:r>
         <w:rPr>
@@ -8677,59 +9261,6 @@
           <w:szCs w:val="24"/>
         </w:rPr>
       </w:pPr>
-      <w:r>
-        <w:rPr>
-          <w:rFonts w:ascii="Times New Roman" w:hAnsi="Times New Roman" w:cs="Times New Roman"/>
-          <w:sz w:val="24"/>
-          <w:szCs w:val="24"/>
-        </w:rPr>
-        <w:tab/>
-        <w:t xml:space="preserve">These ellipses shrink to a point when </w:t>
-      </w:r>
-      <w:r>
-        <w:rPr>
-          <w:rFonts w:ascii="Times New Roman" w:hAnsi="Times New Roman" w:cs="Times New Roman"/>
-          <w:position w:val="-10"/>
-          <w:sz w:val="24"/>
-          <w:szCs w:val="24"/>
-        </w:rPr>
-        <w:object w:dxaOrig="560" w:dyaOrig="320" w14:anchorId="00A0C841">
-          <v:shape id="_x0000_i1124" type="#_x0000_t75" style="width:27.75pt;height:16.5pt" o:ole="">
-            <v:imagedata r:id="rId218" o:title=""/>
-          </v:shape>
-          <o:OLEObject Type="Embed" ProgID="Equation.DSMT4" ShapeID="_x0000_i1124" DrawAspect="Content" ObjectID="_1846088668" r:id="rId219"/>
-        </w:object>
-      </w:r>
-      <w:r>
-        <w:rPr>
-          <w:rFonts w:ascii="Times New Roman" w:hAnsi="Times New Roman" w:cs="Times New Roman"/>
-          <w:sz w:val="24"/>
-          <w:szCs w:val="24"/>
-        </w:rPr>
-        <w:t xml:space="preserve"> and don’t exist on the interval </w:t>
-      </w:r>
-      <w:r>
-        <w:rPr>
-          <w:rFonts w:ascii="Times New Roman" w:hAnsi="Times New Roman" w:cs="Times New Roman"/>
-          <w:position w:val="-14"/>
-          <w:sz w:val="24"/>
-          <w:szCs w:val="24"/>
-        </w:rPr>
-        <w:object w:dxaOrig="720" w:dyaOrig="400" w14:anchorId="4DF19D0D">
-          <v:shape id="_x0000_i1125" type="#_x0000_t75" style="width:36.75pt;height:20.25pt" o:ole="">
-            <v:imagedata r:id="rId220" o:title=""/>
-          </v:shape>
-          <o:OLEObject Type="Embed" ProgID="Equation.DSMT4" ShapeID="_x0000_i1125" DrawAspect="Content" ObjectID="_1846088669" r:id="rId221"/>
-        </w:object>
-      </w:r>
-      <w:r>
-        <w:rPr>
-          <w:rFonts w:ascii="Times New Roman" w:hAnsi="Times New Roman" w:cs="Times New Roman"/>
-          <w:sz w:val="24"/>
-          <w:szCs w:val="24"/>
-        </w:rPr>
-        <w:t>.</w:t>
-      </w:r>
     </w:p>
     <w:p>
       <w:pPr>
@@ -8741,32 +9272,6 @@
           <w:szCs w:val="24"/>
         </w:rPr>
       </w:pPr>
-      <w:r>
-        <w:rPr>
-          <w:rFonts w:ascii="Times New Roman" w:hAnsi="Times New Roman" w:cs="Times New Roman"/>
-          <w:sz w:val="24"/>
-          <w:szCs w:val="24"/>
-        </w:rPr>
-        <w:t xml:space="preserve">If we look down the </w:t>
-      </w:r>
-      <w:r>
-        <w:rPr>
-          <w:rFonts w:ascii="Times New Roman" w:hAnsi="Times New Roman" w:cs="Times New Roman"/>
-          <w:i/>
-          <w:iCs/>
-          <w:sz w:val="24"/>
-          <w:szCs w:val="24"/>
-        </w:rPr>
-        <w:t>z</w:t>
-      </w:r>
-      <w:r>
-        <w:rPr>
-          <w:rFonts w:ascii="Times New Roman" w:hAnsi="Times New Roman" w:cs="Times New Roman"/>
-          <w:sz w:val="24"/>
-          <w:szCs w:val="24"/>
-        </w:rPr>
-        <w:t>-axis we see parabolas.</w:t>
-      </w:r>
     </w:p>
     <w:p>
       <w:pPr>
@@ -8779,92 +9284,8 @@
         </w:rPr>
       </w:pPr>
     </w:p>
-    <w:p>
-      <w:pPr>
-        <w:pStyle w:val="NoSpacing"/>
-        <w:ind w:left="360"/>
-        <w:rPr>
-          <w:rFonts w:ascii="Times New Roman" w:hAnsi="Times New Roman" w:cs="Times New Roman"/>
-          <w:sz w:val="24"/>
-          <w:szCs w:val="24"/>
-        </w:rPr>
-      </w:pPr>
-      <w:r>
-        <w:rPr>
-          <w:rFonts w:ascii="Times New Roman" w:hAnsi="Times New Roman" w:cs="Times New Roman"/>
-          <w:sz w:val="24"/>
-          <w:szCs w:val="24"/>
-        </w:rPr>
-        <w:t>Therefore, this equation determines a</w:t>
-      </w:r>
-      <w:r>
-        <w:rPr>
-          <w:rFonts w:ascii="Times New Roman" w:hAnsi="Times New Roman" w:cs="Times New Roman"/>
-          <w:sz w:val="24"/>
-          <w:szCs w:val="24"/>
-        </w:rPr>
-        <w:t>n</w:t>
-      </w:r>
-      <w:r>
-        <w:rPr>
-          <w:rFonts w:ascii="Times New Roman" w:hAnsi="Times New Roman" w:cs="Times New Roman"/>
-          <w:sz w:val="24"/>
-          <w:szCs w:val="24"/>
-        </w:rPr>
-        <w:t xml:space="preserve"> </w:t>
-      </w:r>
-      <w:r>
-        <w:rPr>
-          <w:rFonts w:ascii="Times New Roman" w:hAnsi="Times New Roman" w:cs="Times New Roman"/>
-          <w:sz w:val="24"/>
-          <w:szCs w:val="24"/>
-        </w:rPr>
-        <w:t>elliptic paraboloid</w:t>
-      </w:r>
-      <w:r>
-        <w:rPr>
-          <w:rFonts w:ascii="Times New Roman" w:hAnsi="Times New Roman" w:cs="Times New Roman"/>
-          <w:sz w:val="24"/>
-          <w:szCs w:val="24"/>
-        </w:rPr>
-        <w:t>.</w:t>
-      </w:r>
-    </w:p>
-    <w:p>
-      <w:pPr>
-        <w:pStyle w:val="NoSpacing"/>
-        <w:ind w:left="360"/>
-        <w:rPr>
-          <w:rFonts w:ascii="Times New Roman" w:hAnsi="Times New Roman" w:cs="Times New Roman"/>
-          <w:sz w:val="24"/>
-          <w:szCs w:val="24"/>
-        </w:rPr>
-      </w:pPr>
-    </w:p>
-    <w:p>
-      <w:pPr>
-        <w:pStyle w:val="NoSpacing"/>
-        <w:ind w:left="360"/>
-        <w:rPr>
-          <w:rFonts w:ascii="Times New Roman" w:hAnsi="Times New Roman" w:cs="Times New Roman"/>
-          <w:sz w:val="24"/>
-          <w:szCs w:val="24"/>
-        </w:rPr>
-      </w:pPr>
-    </w:p>
-    <w:p>
-      <w:pPr>
-        <w:pStyle w:val="NoSpacing"/>
-        <w:ind w:left="360"/>
-        <w:rPr>
-          <w:rFonts w:ascii="Times New Roman" w:hAnsi="Times New Roman" w:cs="Times New Roman"/>
-          <w:sz w:val="24"/>
-          <w:szCs w:val="24"/>
-        </w:rPr>
-      </w:pPr>
-    </w:p>
     <w:sectPr>
-      <w:headerReference w:type="first" r:id="rId222"/>
+      <w:headerReference w:type="first" r:id="rId219"/>
       <w:pgSz w:w="12240" w:h="15840"/>
       <w:pgMar w:top="720" w:right="720" w:bottom="720" w:left="720" w:header="720" w:footer="720" w:gutter="0"/>
       <w:cols w:space="720"/>
@@ -8981,6 +9402,7 @@
             </w:rPr>
             <w:t>Chapter 1</w:t>
           </w:r>
+          <w:proofErr w:type="gramStart"/>
           <w:r>
             <w:rPr>
               <w:rFonts w:cs="Times New Roman"/>
@@ -8995,7 +9417,16 @@
               <w:b/>
               <w:sz w:val="32"/>
             </w:rPr>
-            <w:t>Three-Dimensional Space &amp; Vectors</w:t>
+            <w:t>Three</w:t>
+          </w:r>
+          <w:proofErr w:type="gramEnd"/>
+          <w:r>
+            <w:rPr>
+              <w:rFonts w:cs="Times New Roman"/>
+              <w:b/>
+              <w:sz w:val="32"/>
+            </w:rPr>
+            <w:t>-Dimensional Space &amp; Vectors</w:t>
           </w:r>
         </w:p>
       </w:tc>

--- a/Course Materials/Calc 3/Notes/Ch. 1 (Three-Dimensional Space; Vectors)/1.7 Quadric Surfaces_Notes.docx
+++ b/Course Materials/Calc 3/Notes/Ch. 1 (Three-Dimensional Space; Vectors)/1.7 Quadric Surfaces_Notes.docx
@@ -150,7 +150,7 @@
       <w:tblGrid>
         <w:gridCol w:w="3268"/>
         <w:gridCol w:w="3087"/>
-        <w:gridCol w:w="4416"/>
+        <w:gridCol w:w="4414"/>
       </w:tblGrid>
       <w:tr>
         <w:trPr>
@@ -217,7 +217,7 @@
           <w:tcPr>
             <w:tcW w:w="4414" w:type="dxa"/>
             <w:tcBorders>
-              <w:bottom w:val="nil"/>
+              <w:bottom w:val="single" w:sz="4" w:space="0" w:color="auto"/>
             </w:tcBorders>
             <w:vAlign w:val="center"/>
           </w:tcPr>
@@ -278,7 +278,7 @@
           <w:tcPr>
             <w:tcW w:w="3087" w:type="dxa"/>
             <w:tcBorders>
-              <w:right w:val="nil"/>
+              <w:right w:val="single" w:sz="4" w:space="0" w:color="auto"/>
             </w:tcBorders>
             <w:vAlign w:val="center"/>
           </w:tcPr>
@@ -321,7 +321,7 @@
                 <v:shape id="_x0000_i1025" type="#_x0000_t75" style="width:84pt;height:62.25pt" o:ole="">
                   <v:imagedata r:id="rId8" o:title=""/>
                 </v:shape>
-                <o:OLEObject Type="Embed" ProgID="Equation.DSMT4" ShapeID="_x0000_i1025" DrawAspect="Content" ObjectID="_1846088575" r:id="rId9"/>
+                <o:OLEObject Type="Embed" ProgID="Equation.DSMT4" ShapeID="_x0000_i1025" DrawAspect="Content" ObjectID="_1849838723" r:id="rId9"/>
               </w:object>
             </w:r>
           </w:p>
@@ -330,16 +330,17 @@
           <w:tcPr>
             <w:tcW w:w="4414" w:type="dxa"/>
             <w:tcBorders>
-              <w:top w:val="nil"/>
-              <w:left w:val="nil"/>
-              <w:bottom w:val="nil"/>
-              <w:right w:val="nil"/>
+              <w:top w:val="single" w:sz="4" w:space="0" w:color="auto"/>
+              <w:left w:val="single" w:sz="4" w:space="0" w:color="auto"/>
+              <w:bottom w:val="single" w:sz="4" w:space="0" w:color="auto"/>
+              <w:right w:val="single" w:sz="4" w:space="0" w:color="auto"/>
             </w:tcBorders>
             <w:vAlign w:val="center"/>
           </w:tcPr>
           <w:p>
             <w:pPr>
               <w:pStyle w:val="NoSpacing"/>
+              <w:jc w:val="center"/>
               <w:rPr>
                 <w:rFonts w:ascii="Times New Roman" w:hAnsi="Times New Roman" w:cs="Times New Roman"/>
                 <w:sz w:val="24"/>
@@ -354,9 +355,9 @@
                 <w:szCs w:val="24"/>
               </w:rPr>
               <w:drawing>
-                <wp:inline distT="0" distB="0" distL="0" distR="0" wp14:anchorId="66220444" wp14:editId="6341DEF3">
-                  <wp:extent cx="2590800" cy="1742748"/>
-                  <wp:effectExtent l="0" t="0" r="0" b="0"/>
+                <wp:inline distT="0" distB="0" distL="0" distR="0" wp14:anchorId="66220444" wp14:editId="3ADE71EC">
+                  <wp:extent cx="2125522" cy="1429770"/>
+                  <wp:effectExtent l="0" t="0" r="8255" b="0"/>
                   <wp:docPr id="528302452" name="Picture 1" descr="Graphs of parabolas that open upward and to the right."/>
                   <wp:cNvGraphicFramePr>
                     <a:graphicFrameLocks xmlns:a="http://schemas.openxmlformats.org/drawingml/2006/main" noChangeAspect="1"/>
@@ -377,7 +378,7 @@
                         <pic:spPr>
                           <a:xfrm>
                             <a:off x="0" y="0"/>
-                            <a:ext cx="2609515" cy="1755337"/>
+                            <a:ext cx="2148899" cy="1445495"/>
                           </a:xfrm>
                           <a:prstGeom prst="rect">
                             <a:avLst/>
@@ -445,10 +446,10 @@
                 <w:szCs w:val="24"/>
               </w:rPr>
               <w:object w:dxaOrig="2180" w:dyaOrig="720" w14:anchorId="3BDAB18A">
-                <v:shape id="_x0000_i1026" type="#_x0000_t75" style="width:108.8pt;height:36.75pt" o:ole="">
+                <v:shape id="_x0000_i1026" type="#_x0000_t75" style="width:108.75pt;height:36.75pt" o:ole="">
                   <v:imagedata r:id="rId11" o:title=""/>
                 </v:shape>
-                <o:OLEObject Type="Embed" ProgID="Equation.DSMT4" ShapeID="_x0000_i1026" DrawAspect="Content" ObjectID="_1846088576" r:id="rId12"/>
+                <o:OLEObject Type="Embed" ProgID="Equation.DSMT4" ShapeID="_x0000_i1026" DrawAspect="Content" ObjectID="_1849838724" r:id="rId12"/>
               </w:object>
             </w:r>
           </w:p>
@@ -457,8 +458,8 @@
           <w:tcPr>
             <w:tcW w:w="4414" w:type="dxa"/>
             <w:tcBorders>
-              <w:top w:val="nil"/>
-              <w:bottom w:val="nil"/>
+              <w:top w:val="single" w:sz="4" w:space="0" w:color="auto"/>
+              <w:bottom w:val="single" w:sz="4" w:space="0" w:color="auto"/>
             </w:tcBorders>
             <w:vAlign w:val="center"/>
           </w:tcPr>
@@ -479,17 +480,17 @@
                 <w:szCs w:val="24"/>
               </w:rPr>
               <w:drawing>
-                <wp:anchor distT="0" distB="0" distL="114300" distR="114300" simplePos="0" relativeHeight="251669504" behindDoc="1" locked="0" layoutInCell="1" allowOverlap="1" wp14:anchorId="033E476D" wp14:editId="4A17FF21">
+                <wp:anchor distT="0" distB="0" distL="114300" distR="114300" simplePos="0" relativeHeight="251669504" behindDoc="0" locked="0" layoutInCell="1" allowOverlap="1" wp14:anchorId="60E1239F" wp14:editId="3E45605C">
                   <wp:simplePos x="0" y="0"/>
                   <wp:positionH relativeFrom="column">
-                    <wp:posOffset>-30480</wp:posOffset>
+                    <wp:posOffset>75565</wp:posOffset>
                   </wp:positionH>
                   <wp:positionV relativeFrom="paragraph">
-                    <wp:posOffset>-299720</wp:posOffset>
+                    <wp:posOffset>45720</wp:posOffset>
                   </wp:positionV>
-                  <wp:extent cx="2667000" cy="1622425"/>
+                  <wp:extent cx="2533650" cy="1486535"/>
                   <wp:effectExtent l="0" t="0" r="0" b="0"/>
-                  <wp:wrapSquare wrapText="bothSides"/>
+                  <wp:wrapNone/>
                   <wp:docPr id="2123388742" name="Picture 1" descr="Graphs of ellipses that are stretched more vertically and horizontally."/>
                   <wp:cNvGraphicFramePr>
                     <a:graphicFrameLocks xmlns:a="http://schemas.openxmlformats.org/drawingml/2006/main" noChangeAspect="1"/>
@@ -516,7 +517,7 @@
                         <pic:spPr>
                           <a:xfrm>
                             <a:off x="0" y="0"/>
-                            <a:ext cx="2667000" cy="1622425"/>
+                            <a:ext cx="2533650" cy="1486535"/>
                           </a:xfrm>
                           <a:prstGeom prst="rect">
                             <a:avLst/>
@@ -538,11 +539,91 @@
               </w:drawing>
             </w:r>
           </w:p>
+          <w:p>
+            <w:pPr>
+              <w:pStyle w:val="NoSpacing"/>
+              <w:rPr>
+                <w:rFonts w:ascii="Times New Roman" w:hAnsi="Times New Roman" w:cs="Times New Roman"/>
+                <w:sz w:val="24"/>
+                <w:szCs w:val="24"/>
+              </w:rPr>
+            </w:pPr>
+          </w:p>
+          <w:p>
+            <w:pPr>
+              <w:pStyle w:val="NoSpacing"/>
+              <w:rPr>
+                <w:rFonts w:ascii="Times New Roman" w:hAnsi="Times New Roman" w:cs="Times New Roman"/>
+                <w:sz w:val="24"/>
+                <w:szCs w:val="24"/>
+              </w:rPr>
+            </w:pPr>
+          </w:p>
+          <w:p>
+            <w:pPr>
+              <w:pStyle w:val="NoSpacing"/>
+              <w:rPr>
+                <w:rFonts w:ascii="Times New Roman" w:hAnsi="Times New Roman" w:cs="Times New Roman"/>
+                <w:sz w:val="24"/>
+                <w:szCs w:val="24"/>
+              </w:rPr>
+            </w:pPr>
+          </w:p>
+          <w:p>
+            <w:pPr>
+              <w:pStyle w:val="NoSpacing"/>
+              <w:rPr>
+                <w:rFonts w:ascii="Times New Roman" w:hAnsi="Times New Roman" w:cs="Times New Roman"/>
+                <w:sz w:val="24"/>
+                <w:szCs w:val="24"/>
+              </w:rPr>
+            </w:pPr>
+          </w:p>
+          <w:p>
+            <w:pPr>
+              <w:pStyle w:val="NoSpacing"/>
+              <w:rPr>
+                <w:rFonts w:ascii="Times New Roman" w:hAnsi="Times New Roman" w:cs="Times New Roman"/>
+                <w:sz w:val="24"/>
+                <w:szCs w:val="24"/>
+              </w:rPr>
+            </w:pPr>
+          </w:p>
+          <w:p>
+            <w:pPr>
+              <w:pStyle w:val="NoSpacing"/>
+              <w:rPr>
+                <w:rFonts w:ascii="Times New Roman" w:hAnsi="Times New Roman" w:cs="Times New Roman"/>
+                <w:sz w:val="24"/>
+                <w:szCs w:val="24"/>
+              </w:rPr>
+            </w:pPr>
+          </w:p>
+          <w:p>
+            <w:pPr>
+              <w:pStyle w:val="NoSpacing"/>
+              <w:rPr>
+                <w:rFonts w:ascii="Times New Roman" w:hAnsi="Times New Roman" w:cs="Times New Roman"/>
+                <w:sz w:val="24"/>
+                <w:szCs w:val="24"/>
+              </w:rPr>
+            </w:pPr>
+          </w:p>
+          <w:p>
+            <w:pPr>
+              <w:pStyle w:val="NoSpacing"/>
+              <w:rPr>
+                <w:rFonts w:ascii="Times New Roman" w:hAnsi="Times New Roman" w:cs="Times New Roman"/>
+                <w:sz w:val="24"/>
+                <w:szCs w:val="24"/>
+              </w:rPr>
+            </w:pPr>
+          </w:p>
         </w:tc>
       </w:tr>
       <w:tr>
         <w:trPr>
-          <w:trHeight w:val="1791"/>
+          <w:trHeight w:val="2222"/>
         </w:trPr>
         <w:tc>
           <w:tcPr>
@@ -572,7 +653,7 @@
           <w:tcPr>
             <w:tcW w:w="3087" w:type="dxa"/>
             <w:tcBorders>
-              <w:right w:val="nil"/>
+              <w:right w:val="single" w:sz="4" w:space="0" w:color="auto"/>
             </w:tcBorders>
             <w:vAlign w:val="center"/>
           </w:tcPr>
@@ -593,10 +674,10 @@
                 <w:szCs w:val="24"/>
               </w:rPr>
               <w:object w:dxaOrig="2180" w:dyaOrig="1800" w14:anchorId="140DA83A">
-                <v:shape id="_x0000_i1027" type="#_x0000_t75" style="width:108.8pt;height:90pt" o:ole="">
+                <v:shape id="_x0000_i1137" type="#_x0000_t75" style="width:108.75pt;height:90pt" o:ole="">
                   <v:imagedata r:id="rId14" o:title=""/>
                 </v:shape>
-                <o:OLEObject Type="Embed" ProgID="Equation.DSMT4" ShapeID="_x0000_i1027" DrawAspect="Content" ObjectID="_1846088577" r:id="rId15"/>
+                <o:OLEObject Type="Embed" ProgID="Equation.DSMT4" ShapeID="_x0000_i1137" DrawAspect="Content" ObjectID="_1849838725" r:id="rId15"/>
               </w:object>
             </w:r>
           </w:p>
@@ -605,16 +686,17 @@
           <w:tcPr>
             <w:tcW w:w="4414" w:type="dxa"/>
             <w:tcBorders>
-              <w:top w:val="nil"/>
-              <w:left w:val="nil"/>
-              <w:bottom w:val="nil"/>
-              <w:right w:val="nil"/>
+              <w:top w:val="single" w:sz="4" w:space="0" w:color="auto"/>
+              <w:left w:val="single" w:sz="4" w:space="0" w:color="auto"/>
+              <w:bottom w:val="single" w:sz="4" w:space="0" w:color="auto"/>
+              <w:right w:val="single" w:sz="4" w:space="0" w:color="auto"/>
             </w:tcBorders>
             <w:vAlign w:val="center"/>
           </w:tcPr>
           <w:p>
             <w:pPr>
               <w:pStyle w:val="NoSpacing"/>
+              <w:jc w:val="center"/>
               <w:rPr>
                 <w:rFonts w:ascii="Times New Roman" w:hAnsi="Times New Roman" w:cs="Times New Roman"/>
                 <w:sz w:val="24"/>
@@ -629,8 +711,8 @@
                 <w:szCs w:val="24"/>
               </w:rPr>
               <w:drawing>
-                <wp:inline distT="0" distB="0" distL="0" distR="0" wp14:anchorId="2E76228A" wp14:editId="6678AB9C">
-                  <wp:extent cx="2657475" cy="1395174"/>
+                <wp:inline distT="0" distB="0" distL="0" distR="0" wp14:anchorId="2E76228A" wp14:editId="4C4C575D">
+                  <wp:extent cx="2657326" cy="1318895"/>
                   <wp:effectExtent l="0" t="0" r="0" b="0"/>
                   <wp:docPr id="1216126280" name="Picture 1" descr="Pictures of hyperbolas that open up/down and left/right."/>
                   <wp:cNvGraphicFramePr>
@@ -652,7 +734,7 @@
                         <pic:spPr>
                           <a:xfrm>
                             <a:off x="0" y="0"/>
-                            <a:ext cx="2672899" cy="1403271"/>
+                            <a:ext cx="2674366" cy="1327352"/>
                           </a:xfrm>
                           <a:prstGeom prst="rect">
                             <a:avLst/>
@@ -733,7 +815,7 @@
           <v:shape id="_x0000_i1028" type="#_x0000_t75" style="width:276pt;height:18pt" o:ole="">
             <v:imagedata r:id="rId17" o:title=""/>
           </v:shape>
-          <o:OLEObject Type="Embed" ProgID="Equation.DSMT4" ShapeID="_x0000_i1028" DrawAspect="Content" ObjectID="_1846088578" r:id="rId18"/>
+          <o:OLEObject Type="Embed" ProgID="Equation.DSMT4" ShapeID="_x0000_i1028" DrawAspect="Content" ObjectID="_1849838726" r:id="rId18"/>
         </w:object>
       </w:r>
       <w:bookmarkEnd w:id="0"/>
@@ -777,6 +859,36 @@
         </w:rPr>
         <w:t>pected to be able to identify quadric surfaces by name and sketch graphs of quadric surfaces.</w:t>
       </w:r>
+    </w:p>
+    <w:p>
+      <w:pPr>
+        <w:pStyle w:val="NoSpacing"/>
+        <w:rPr>
+          <w:rFonts w:ascii="Times New Roman" w:hAnsi="Times New Roman" w:cs="Times New Roman"/>
+          <w:sz w:val="24"/>
+          <w:szCs w:val="24"/>
+        </w:rPr>
+      </w:pPr>
+    </w:p>
+    <w:p>
+      <w:pPr>
+        <w:pStyle w:val="NoSpacing"/>
+        <w:rPr>
+          <w:rFonts w:ascii="Times New Roman" w:hAnsi="Times New Roman" w:cs="Times New Roman"/>
+          <w:sz w:val="24"/>
+          <w:szCs w:val="24"/>
+        </w:rPr>
+      </w:pPr>
+    </w:p>
+    <w:p>
+      <w:pPr>
+        <w:pStyle w:val="NoSpacing"/>
+        <w:rPr>
+          <w:rFonts w:ascii="Times New Roman" w:hAnsi="Times New Roman" w:cs="Times New Roman"/>
+          <w:sz w:val="24"/>
+          <w:szCs w:val="24"/>
+        </w:rPr>
+      </w:pPr>
     </w:p>
     <w:p>
       <w:pPr>
@@ -866,7 +978,25 @@
                 <w:sz w:val="24"/>
                 <w:szCs w:val="24"/>
               </w:rPr>
-              <w:t xml:space="preserve">In order to assist in sketching the graph of a surface, one can set one of the variables equal to a constant to obtain curves of intersection of the surface with planes parallel to the coordinate planes.  These curves are called </w:t>
+              <w:t xml:space="preserve">In order to assist in sketching the graph of a surface, one can set one of the variables equal to a constant </w:t>
+            </w:r>
+            <w:proofErr w:type="gramStart"/>
+            <w:r>
+              <w:rPr>
+                <w:rFonts w:ascii="Times New Roman" w:hAnsi="Times New Roman" w:cs="Times New Roman"/>
+                <w:sz w:val="24"/>
+                <w:szCs w:val="24"/>
+              </w:rPr>
+              <w:t>to obtain</w:t>
+            </w:r>
+            <w:proofErr w:type="gramEnd"/>
+            <w:r>
+              <w:rPr>
+                <w:rFonts w:ascii="Times New Roman" w:hAnsi="Times New Roman" w:cs="Times New Roman"/>
+                <w:sz w:val="24"/>
+                <w:szCs w:val="24"/>
+              </w:rPr>
+              <w:t xml:space="preserve"> curves of intersection of the surface with planes parallel to the coordinate planes.  These curves are called </w:t>
             </w:r>
             <w:r>
               <w:rPr>
@@ -916,7 +1046,27 @@
           <w:sz w:val="24"/>
           <w:szCs w:val="24"/>
         </w:rPr>
-        <w:t xml:space="preserve">Note:  In effect, the above process of finding traces is similar to observing the surface by viewing it while “staring down” a particular axis.  </w:t>
+        <w:t xml:space="preserve">Note:  In effect, the above process of finding traces is </w:t>
+      </w:r>
+      <w:proofErr w:type="gramStart"/>
+      <w:r>
+        <w:rPr>
+          <w:rFonts w:ascii="Times New Roman" w:hAnsi="Times New Roman" w:cs="Times New Roman"/>
+          <w:i/>
+          <w:sz w:val="24"/>
+          <w:szCs w:val="24"/>
+        </w:rPr>
+        <w:t>similar to</w:t>
+      </w:r>
+      <w:proofErr w:type="gramEnd"/>
+      <w:r>
+        <w:rPr>
+          <w:rFonts w:ascii="Times New Roman" w:hAnsi="Times New Roman" w:cs="Times New Roman"/>
+          <w:i/>
+          <w:sz w:val="24"/>
+          <w:szCs w:val="24"/>
+        </w:rPr>
+        <w:t xml:space="preserve"> observing the surface by viewing it while “staring down” a particular axis.  </w:t>
       </w:r>
     </w:p>
     <w:p>
@@ -960,6 +1110,7 @@
         </w:rPr>
         <w:t xml:space="preserve"> 1</w:t>
       </w:r>
+      <w:proofErr w:type="gramStart"/>
       <w:r>
         <w:rPr>
           <w:rFonts w:ascii="Times New Roman" w:hAnsi="Times New Roman" w:cs="Times New Roman"/>
@@ -984,17 +1135,26 @@
           <w:sz w:val="24"/>
           <w:szCs w:val="24"/>
         </w:rPr>
-        <w:t xml:space="preserve">Use traces to sketch the quadric surface given by </w:t>
+        <w:t>Use</w:t>
+      </w:r>
+      <w:proofErr w:type="gramEnd"/>
+      <w:r>
+        <w:rPr>
+          <w:rFonts w:ascii="Times New Roman" w:hAnsi="Times New Roman" w:cs="Times New Roman"/>
+          <w:sz w:val="24"/>
+          <w:szCs w:val="24"/>
+        </w:rPr>
+        <w:t xml:space="preserve"> traces to sketch the quadric surface given by </w:t>
       </w:r>
       <w:r>
         <w:rPr>
           <w:position w:val="-24"/>
         </w:rPr>
         <w:object w:dxaOrig="1579" w:dyaOrig="660" w14:anchorId="166FC88E">
-          <v:shape id="_x0000_i1029" type="#_x0000_t75" style="width:78.7pt;height:33.75pt" o:ole="">
+          <v:shape id="_x0000_i1029" type="#_x0000_t75" style="width:78.75pt;height:33.75pt" o:ole="">
             <v:imagedata r:id="rId19" o:title=""/>
           </v:shape>
-          <o:OLEObject Type="Embed" ProgID="Equation.DSMT4" ShapeID="_x0000_i1029" DrawAspect="Content" ObjectID="_1846088579" r:id="rId20"/>
+          <o:OLEObject Type="Embed" ProgID="Equation.DSMT4" ShapeID="_x0000_i1029" DrawAspect="Content" ObjectID="_1849838727" r:id="rId20"/>
         </w:object>
       </w:r>
       <w:r>
@@ -1088,7 +1248,7 @@
           <v:shape id="_x0000_i1030" type="#_x0000_t75" style="width:27.75pt;height:14.25pt" o:ole="">
             <v:imagedata r:id="rId21" o:title=""/>
           </v:shape>
-          <o:OLEObject Type="Embed" ProgID="Equation.DSMT4" ShapeID="_x0000_i1030" DrawAspect="Content" ObjectID="_1846088580" r:id="rId22"/>
+          <o:OLEObject Type="Embed" ProgID="Equation.DSMT4" ShapeID="_x0000_i1030" DrawAspect="Content" ObjectID="_1849838728" r:id="rId22"/>
         </w:object>
       </w:r>
       <w:r>
@@ -1115,7 +1275,7 @@
           <v:shape id="_x0000_i1031" type="#_x0000_t75" style="width:77.25pt;height:33.75pt" o:ole="">
             <v:imagedata r:id="rId23" o:title=""/>
           </v:shape>
-          <o:OLEObject Type="Embed" ProgID="Equation.DSMT4" ShapeID="_x0000_i1031" DrawAspect="Content" ObjectID="_1846088581" r:id="rId24"/>
+          <o:OLEObject Type="Embed" ProgID="Equation.DSMT4" ShapeID="_x0000_i1031" DrawAspect="Content" ObjectID="_1849838729" r:id="rId24"/>
         </w:object>
       </w:r>
       <w:r>
@@ -1145,7 +1305,7 @@
           <v:shape id="_x0000_i1032" type="#_x0000_t75" style="width:49.5pt;height:14.25pt" o:ole="">
             <v:imagedata r:id="rId25" o:title=""/>
           </v:shape>
-          <o:OLEObject Type="Embed" ProgID="Equation.DSMT4" ShapeID="_x0000_i1032" DrawAspect="Content" ObjectID="_1846088582" r:id="rId26"/>
+          <o:OLEObject Type="Embed" ProgID="Equation.DSMT4" ShapeID="_x0000_i1032" DrawAspect="Content" ObjectID="_1849838730" r:id="rId26"/>
         </w:object>
       </w:r>
       <w:r>
@@ -1175,7 +1335,7 @@
           <v:shape id="_x0000_i1033" type="#_x0000_t75" style="width:34.5pt;height:14.25pt" o:ole="">
             <v:imagedata r:id="rId27" o:title=""/>
           </v:shape>
-          <o:OLEObject Type="Embed" ProgID="Equation.DSMT4" ShapeID="_x0000_i1033" DrawAspect="Content" ObjectID="_1846088583" r:id="rId28"/>
+          <o:OLEObject Type="Embed" ProgID="Equation.DSMT4" ShapeID="_x0000_i1033" DrawAspect="Content" ObjectID="_1849838731" r:id="rId28"/>
         </w:object>
       </w:r>
       <w:r>
@@ -1197,7 +1357,7 @@
           <v:shape id="_x0000_i1034" type="#_x0000_t75" style="width:60pt;height:33.75pt" o:ole="">
             <v:imagedata r:id="rId29" o:title=""/>
           </v:shape>
-          <o:OLEObject Type="Embed" ProgID="Equation.DSMT4" ShapeID="_x0000_i1034" DrawAspect="Content" ObjectID="_1846088584" r:id="rId30"/>
+          <o:OLEObject Type="Embed" ProgID="Equation.DSMT4" ShapeID="_x0000_i1034" DrawAspect="Content" ObjectID="_1849838732" r:id="rId30"/>
         </w:object>
       </w:r>
       <w:r>
@@ -1219,16 +1379,26 @@
           <v:shape id="_x0000_i1035" type="#_x0000_t75" style="width:27.75pt;height:16.5pt" o:ole="">
             <v:imagedata r:id="rId31" o:title=""/>
           </v:shape>
-          <o:OLEObject Type="Embed" ProgID="Equation.DSMT4" ShapeID="_x0000_i1035" DrawAspect="Content" ObjectID="_1846088585" r:id="rId32"/>
+          <o:OLEObject Type="Embed" ProgID="Equation.DSMT4" ShapeID="_x0000_i1035" DrawAspect="Content" ObjectID="_1849838733" r:id="rId32"/>
         </w:object>
       </w:r>
-      <w:r>
-        <w:rPr>
-          <w:rFonts w:ascii="Times New Roman" w:hAnsi="Times New Roman" w:cs="Times New Roman"/>
-          <w:sz w:val="24"/>
-          <w:szCs w:val="24"/>
-        </w:rPr>
-        <w:t xml:space="preserve">and </w:t>
+      <w:proofErr w:type="spellStart"/>
+      <w:r>
+        <w:rPr>
+          <w:rFonts w:ascii="Times New Roman" w:hAnsi="Times New Roman" w:cs="Times New Roman"/>
+          <w:sz w:val="24"/>
+          <w:szCs w:val="24"/>
+        </w:rPr>
+        <w:t>and</w:t>
+      </w:r>
+      <w:proofErr w:type="spellEnd"/>
+      <w:r>
+        <w:rPr>
+          <w:rFonts w:ascii="Times New Roman" w:hAnsi="Times New Roman" w:cs="Times New Roman"/>
+          <w:sz w:val="24"/>
+          <w:szCs w:val="24"/>
+        </w:rPr>
+        <w:t xml:space="preserve"> </w:t>
       </w:r>
       <w:r>
         <w:rPr>
@@ -1241,7 +1411,7 @@
           <v:shape id="_x0000_i1036" type="#_x0000_t75" style="width:26.25pt;height:14.25pt" o:ole="">
             <v:imagedata r:id="rId33" o:title=""/>
           </v:shape>
-          <o:OLEObject Type="Embed" ProgID="Equation.DSMT4" ShapeID="_x0000_i1036" DrawAspect="Content" ObjectID="_1846088586" r:id="rId34"/>
+          <o:OLEObject Type="Embed" ProgID="Equation.DSMT4" ShapeID="_x0000_i1036" DrawAspect="Content" ObjectID="_1849838734" r:id="rId34"/>
         </w:object>
       </w:r>
       <w:r>
@@ -1263,7 +1433,7 @@
           <v:shape id="_x0000_i1037" type="#_x0000_t75" style="width:34.5pt;height:14.25pt" o:ole="">
             <v:imagedata r:id="rId27" o:title=""/>
           </v:shape>
-          <o:OLEObject Type="Embed" ProgID="Equation.DSMT4" ShapeID="_x0000_i1037" DrawAspect="Content" ObjectID="_1846088587" r:id="rId35"/>
+          <o:OLEObject Type="Embed" ProgID="Equation.DSMT4" ShapeID="_x0000_i1037" DrawAspect="Content" ObjectID="_1849838735" r:id="rId35"/>
         </w:object>
       </w:r>
       <w:r>
@@ -1333,7 +1503,7 @@
           <v:shape id="_x0000_i1038" type="#_x0000_t75" style="width:29.25pt;height:16.5pt" o:ole="">
             <v:imagedata r:id="rId36" o:title=""/>
           </v:shape>
-          <o:OLEObject Type="Embed" ProgID="Equation.DSMT4" ShapeID="_x0000_i1038" DrawAspect="Content" ObjectID="_1846088588" r:id="rId37"/>
+          <o:OLEObject Type="Embed" ProgID="Equation.DSMT4" ShapeID="_x0000_i1038" DrawAspect="Content" ObjectID="_1849838736" r:id="rId37"/>
         </w:object>
       </w:r>
       <w:r>
@@ -1352,7 +1522,7 @@
           <v:shape id="_x0000_i1039" type="#_x0000_t75" style="width:78pt;height:33.75pt" o:ole="">
             <v:imagedata r:id="rId38" o:title=""/>
           </v:shape>
-          <o:OLEObject Type="Embed" ProgID="Equation.DSMT4" ShapeID="_x0000_i1039" DrawAspect="Content" ObjectID="_1846088589" r:id="rId39"/>
+          <o:OLEObject Type="Embed" ProgID="Equation.DSMT4" ShapeID="_x0000_i1039" DrawAspect="Content" ObjectID="_1849838737" r:id="rId39"/>
         </w:object>
       </w:r>
       <w:r>
@@ -1374,7 +1544,7 @@
           <v:shape id="_x0000_i1040" type="#_x0000_t75" style="width:52.5pt;height:16.5pt" o:ole="">
             <v:imagedata r:id="rId40" o:title=""/>
           </v:shape>
-          <o:OLEObject Type="Embed" ProgID="Equation.DSMT4" ShapeID="_x0000_i1040" DrawAspect="Content" ObjectID="_1846088590" r:id="rId41"/>
+          <o:OLEObject Type="Embed" ProgID="Equation.DSMT4" ShapeID="_x0000_i1040" DrawAspect="Content" ObjectID="_1849838738" r:id="rId41"/>
         </w:object>
       </w:r>
       <w:r>
@@ -1414,7 +1584,7 @@
           <v:shape id="_x0000_i1041" type="#_x0000_t75" style="width:35.25pt;height:16.5pt" o:ole="">
             <v:imagedata r:id="rId42" o:title=""/>
           </v:shape>
-          <o:OLEObject Type="Embed" ProgID="Equation.DSMT4" ShapeID="_x0000_i1041" DrawAspect="Content" ObjectID="_1846088591" r:id="rId43"/>
+          <o:OLEObject Type="Embed" ProgID="Equation.DSMT4" ShapeID="_x0000_i1041" DrawAspect="Content" ObjectID="_1849838739" r:id="rId43"/>
         </w:object>
       </w:r>
       <w:r>
@@ -1436,7 +1606,7 @@
           <v:shape id="_x0000_i1042" type="#_x0000_t75" style="width:55.5pt;height:33.75pt" o:ole="">
             <v:imagedata r:id="rId44" o:title=""/>
           </v:shape>
-          <o:OLEObject Type="Embed" ProgID="Equation.DSMT4" ShapeID="_x0000_i1042" DrawAspect="Content" ObjectID="_1846088592" r:id="rId45"/>
+          <o:OLEObject Type="Embed" ProgID="Equation.DSMT4" ShapeID="_x0000_i1042" DrawAspect="Content" ObjectID="_1849838740" r:id="rId45"/>
         </w:object>
       </w:r>
       <w:r>
@@ -1458,16 +1628,26 @@
           <v:shape id="_x0000_i1043" type="#_x0000_t75" style="width:27.75pt;height:14.25pt" o:ole="">
             <v:imagedata r:id="rId46" o:title=""/>
           </v:shape>
-          <o:OLEObject Type="Embed" ProgID="Equation.DSMT4" ShapeID="_x0000_i1043" DrawAspect="Content" ObjectID="_1846088593" r:id="rId47"/>
+          <o:OLEObject Type="Embed" ProgID="Equation.DSMT4" ShapeID="_x0000_i1043" DrawAspect="Content" ObjectID="_1849838741" r:id="rId47"/>
         </w:object>
       </w:r>
-      <w:r>
-        <w:rPr>
-          <w:rFonts w:ascii="Times New Roman" w:hAnsi="Times New Roman" w:cs="Times New Roman"/>
-          <w:sz w:val="24"/>
-          <w:szCs w:val="24"/>
-        </w:rPr>
-        <w:t xml:space="preserve">and </w:t>
+      <w:proofErr w:type="spellStart"/>
+      <w:r>
+        <w:rPr>
+          <w:rFonts w:ascii="Times New Roman" w:hAnsi="Times New Roman" w:cs="Times New Roman"/>
+          <w:sz w:val="24"/>
+          <w:szCs w:val="24"/>
+        </w:rPr>
+        <w:t>and</w:t>
+      </w:r>
+      <w:proofErr w:type="spellEnd"/>
+      <w:r>
+        <w:rPr>
+          <w:rFonts w:ascii="Times New Roman" w:hAnsi="Times New Roman" w:cs="Times New Roman"/>
+          <w:sz w:val="24"/>
+          <w:szCs w:val="24"/>
+        </w:rPr>
+        <w:t xml:space="preserve"> </w:t>
       </w:r>
       <w:r>
         <w:rPr>
@@ -1480,7 +1660,7 @@
           <v:shape id="_x0000_i1044" type="#_x0000_t75" style="width:26.25pt;height:14.25pt" o:ole="">
             <v:imagedata r:id="rId33" o:title=""/>
           </v:shape>
-          <o:OLEObject Type="Embed" ProgID="Equation.DSMT4" ShapeID="_x0000_i1044" DrawAspect="Content" ObjectID="_1846088594" r:id="rId48"/>
+          <o:OLEObject Type="Embed" ProgID="Equation.DSMT4" ShapeID="_x0000_i1044" DrawAspect="Content" ObjectID="_1849838742" r:id="rId48"/>
         </w:object>
       </w:r>
       <w:r>
@@ -1502,7 +1682,7 @@
           <v:shape id="_x0000_i1045" type="#_x0000_t75" style="width:35.25pt;height:16.5pt" o:ole="">
             <v:imagedata r:id="rId49" o:title=""/>
           </v:shape>
-          <o:OLEObject Type="Embed" ProgID="Equation.DSMT4" ShapeID="_x0000_i1045" DrawAspect="Content" ObjectID="_1846088595" r:id="rId50"/>
+          <o:OLEObject Type="Embed" ProgID="Equation.DSMT4" ShapeID="_x0000_i1045" DrawAspect="Content" ObjectID="_1849838743" r:id="rId50"/>
         </w:object>
       </w:r>
       <w:r>
@@ -1572,7 +1752,7 @@
           <v:shape id="_x0000_i1046" type="#_x0000_t75" style="width:27.75pt;height:13.5pt" o:ole="">
             <v:imagedata r:id="rId51" o:title=""/>
           </v:shape>
-          <o:OLEObject Type="Embed" ProgID="Equation.DSMT4" ShapeID="_x0000_i1046" DrawAspect="Content" ObjectID="_1846088596" r:id="rId52"/>
+          <o:OLEObject Type="Embed" ProgID="Equation.DSMT4" ShapeID="_x0000_i1046" DrawAspect="Content" ObjectID="_1849838744" r:id="rId52"/>
         </w:object>
       </w:r>
       <w:r>
@@ -1588,10 +1768,10 @@
           <w:position w:val="-24"/>
         </w:rPr>
         <w:object w:dxaOrig="1579" w:dyaOrig="660" w14:anchorId="24BF5E3F">
-          <v:shape id="_x0000_i1047" type="#_x0000_t75" style="width:78.7pt;height:33.75pt" o:ole="">
+          <v:shape id="_x0000_i1047" type="#_x0000_t75" style="width:78.75pt;height:33.75pt" o:ole="">
             <v:imagedata r:id="rId53" o:title=""/>
           </v:shape>
-          <o:OLEObject Type="Embed" ProgID="Equation.DSMT4" ShapeID="_x0000_i1047" DrawAspect="Content" ObjectID="_1846088597" r:id="rId54"/>
+          <o:OLEObject Type="Embed" ProgID="Equation.DSMT4" ShapeID="_x0000_i1047" DrawAspect="Content" ObjectID="_1849838745" r:id="rId54"/>
         </w:object>
       </w:r>
       <w:r>
@@ -1613,7 +1793,7 @@
           <v:shape id="_x0000_i1048" type="#_x0000_t75" style="width:51pt;height:14.25pt" o:ole="">
             <v:imagedata r:id="rId55" o:title=""/>
           </v:shape>
-          <o:OLEObject Type="Embed" ProgID="Equation.DSMT4" ShapeID="_x0000_i1048" DrawAspect="Content" ObjectID="_1846088598" r:id="rId56"/>
+          <o:OLEObject Type="Embed" ProgID="Equation.DSMT4" ShapeID="_x0000_i1048" DrawAspect="Content" ObjectID="_1849838746" r:id="rId56"/>
         </w:object>
       </w:r>
       <w:r>
@@ -1723,7 +1903,7 @@
           <v:shape id="_x0000_i1049" type="#_x0000_t75" style="width:34.5pt;height:14.25pt" o:ole="">
             <v:imagedata r:id="rId58" o:title=""/>
           </v:shape>
-          <o:OLEObject Type="Embed" ProgID="Equation.DSMT4" ShapeID="_x0000_i1049" DrawAspect="Content" ObjectID="_1846088599" r:id="rId59"/>
+          <o:OLEObject Type="Embed" ProgID="Equation.DSMT4" ShapeID="_x0000_i1049" DrawAspect="Content" ObjectID="_1849838747" r:id="rId59"/>
         </w:object>
       </w:r>
       <w:r>
@@ -1745,7 +1925,7 @@
           <v:shape id="_x0000_i1050" type="#_x0000_t75" style="width:57pt;height:33.75pt" o:ole="">
             <v:imagedata r:id="rId60" o:title=""/>
           </v:shape>
-          <o:OLEObject Type="Embed" ProgID="Equation.DSMT4" ShapeID="_x0000_i1050" DrawAspect="Content" ObjectID="_1846088600" r:id="rId61"/>
+          <o:OLEObject Type="Embed" ProgID="Equation.DSMT4" ShapeID="_x0000_i1050" DrawAspect="Content" ObjectID="_1849838748" r:id="rId61"/>
         </w:object>
       </w:r>
       <w:r>
@@ -1767,16 +1947,26 @@
           <v:shape id="_x0000_i1051" type="#_x0000_t75" style="width:27.75pt;height:14.25pt" o:ole="">
             <v:imagedata r:id="rId46" o:title=""/>
           </v:shape>
-          <o:OLEObject Type="Embed" ProgID="Equation.DSMT4" ShapeID="_x0000_i1051" DrawAspect="Content" ObjectID="_1846088601" r:id="rId62"/>
+          <o:OLEObject Type="Embed" ProgID="Equation.DSMT4" ShapeID="_x0000_i1051" DrawAspect="Content" ObjectID="_1849838749" r:id="rId62"/>
         </w:object>
       </w:r>
-      <w:r>
-        <w:rPr>
-          <w:rFonts w:ascii="Times New Roman" w:hAnsi="Times New Roman" w:cs="Times New Roman"/>
-          <w:sz w:val="24"/>
-          <w:szCs w:val="24"/>
-        </w:rPr>
-        <w:t xml:space="preserve">and </w:t>
+      <w:proofErr w:type="spellStart"/>
+      <w:r>
+        <w:rPr>
+          <w:rFonts w:ascii="Times New Roman" w:hAnsi="Times New Roman" w:cs="Times New Roman"/>
+          <w:sz w:val="24"/>
+          <w:szCs w:val="24"/>
+        </w:rPr>
+        <w:t>and</w:t>
+      </w:r>
+      <w:proofErr w:type="spellEnd"/>
+      <w:r>
+        <w:rPr>
+          <w:rFonts w:ascii="Times New Roman" w:hAnsi="Times New Roman" w:cs="Times New Roman"/>
+          <w:sz w:val="24"/>
+          <w:szCs w:val="24"/>
+        </w:rPr>
+        <w:t xml:space="preserve"> </w:t>
       </w:r>
       <w:r>
         <w:rPr>
@@ -1789,7 +1979,7 @@
           <v:shape id="_x0000_i1052" type="#_x0000_t75" style="width:27.75pt;height:16.5pt" o:ole="">
             <v:imagedata r:id="rId63" o:title=""/>
           </v:shape>
-          <o:OLEObject Type="Embed" ProgID="Equation.DSMT4" ShapeID="_x0000_i1052" DrawAspect="Content" ObjectID="_1846088602" r:id="rId64"/>
+          <o:OLEObject Type="Embed" ProgID="Equation.DSMT4" ShapeID="_x0000_i1052" DrawAspect="Content" ObjectID="_1849838750" r:id="rId64"/>
         </w:object>
       </w:r>
       <w:r>
@@ -1811,7 +2001,7 @@
           <v:shape id="_x0000_i1053" type="#_x0000_t75" style="width:34.5pt;height:14.25pt" o:ole="">
             <v:imagedata r:id="rId65" o:title=""/>
           </v:shape>
-          <o:OLEObject Type="Embed" ProgID="Equation.DSMT4" ShapeID="_x0000_i1053" DrawAspect="Content" ObjectID="_1846088603" r:id="rId66"/>
+          <o:OLEObject Type="Embed" ProgID="Equation.DSMT4" ShapeID="_x0000_i1053" DrawAspect="Content" ObjectID="_1849838751" r:id="rId66"/>
         </w:object>
       </w:r>
       <w:r>
@@ -1856,7 +2046,25 @@
           <w:sz w:val="24"/>
           <w:szCs w:val="24"/>
         </w:rPr>
-        <w:t>, a 3 dimensional sketch is:</w:t>
+        <w:t xml:space="preserve">, a </w:t>
+      </w:r>
+      <w:proofErr w:type="gramStart"/>
+      <w:r>
+        <w:rPr>
+          <w:rFonts w:ascii="Times New Roman" w:hAnsi="Times New Roman" w:cs="Times New Roman"/>
+          <w:sz w:val="24"/>
+          <w:szCs w:val="24"/>
+        </w:rPr>
+        <w:t>3 dimensional</w:t>
+      </w:r>
+      <w:proofErr w:type="gramEnd"/>
+      <w:r>
+        <w:rPr>
+          <w:rFonts w:ascii="Times New Roman" w:hAnsi="Times New Roman" w:cs="Times New Roman"/>
+          <w:sz w:val="24"/>
+          <w:szCs w:val="24"/>
+        </w:rPr>
+        <w:t xml:space="preserve"> sketch is:</w:t>
       </w:r>
     </w:p>
     <w:p>
@@ -2055,13 +2263,41 @@
               </w:rPr>
               <w:t>Terminology</w:t>
             </w:r>
+            <w:proofErr w:type="gramStart"/>
             <w:r>
               <w:rPr>
                 <w:rFonts w:ascii="Times New Roman" w:hAnsi="Times New Roman" w:cs="Times New Roman"/>
                 <w:sz w:val="24"/>
                 <w:szCs w:val="24"/>
               </w:rPr>
-              <w:t xml:space="preserve">:  Since all the traces are ellipses the above surface is called an </w:t>
+              <w:t>:  Since</w:t>
+            </w:r>
+            <w:proofErr w:type="gramEnd"/>
+            <w:r>
+              <w:rPr>
+                <w:rFonts w:ascii="Times New Roman" w:hAnsi="Times New Roman" w:cs="Times New Roman"/>
+                <w:sz w:val="24"/>
+                <w:szCs w:val="24"/>
+              </w:rPr>
+              <w:t xml:space="preserve"> all the traces are </w:t>
+            </w:r>
+            <w:proofErr w:type="gramStart"/>
+            <w:r>
+              <w:rPr>
+                <w:rFonts w:ascii="Times New Roman" w:hAnsi="Times New Roman" w:cs="Times New Roman"/>
+                <w:sz w:val="24"/>
+                <w:szCs w:val="24"/>
+              </w:rPr>
+              <w:t>ellipses</w:t>
+            </w:r>
+            <w:proofErr w:type="gramEnd"/>
+            <w:r>
+              <w:rPr>
+                <w:rFonts w:ascii="Times New Roman" w:hAnsi="Times New Roman" w:cs="Times New Roman"/>
+                <w:sz w:val="24"/>
+                <w:szCs w:val="24"/>
+              </w:rPr>
+              <w:t xml:space="preserve"> the above surface is called an </w:t>
             </w:r>
             <w:r>
               <w:rPr>
@@ -2137,6 +2373,7 @@
         </w:rPr>
         <w:t xml:space="preserve"> 2</w:t>
       </w:r>
+      <w:proofErr w:type="gramStart"/>
       <w:r>
         <w:rPr>
           <w:rFonts w:ascii="Times New Roman" w:hAnsi="Times New Roman" w:cs="Times New Roman"/>
@@ -2161,7 +2398,16 @@
           <w:sz w:val="24"/>
           <w:szCs w:val="24"/>
         </w:rPr>
-        <w:t xml:space="preserve">Use traces to sketch the surface given by </w:t>
+        <w:t>Use</w:t>
+      </w:r>
+      <w:proofErr w:type="gramEnd"/>
+      <w:r>
+        <w:rPr>
+          <w:rFonts w:ascii="Times New Roman" w:hAnsi="Times New Roman" w:cs="Times New Roman"/>
+          <w:sz w:val="24"/>
+          <w:szCs w:val="24"/>
+        </w:rPr>
+        <w:t xml:space="preserve"> traces to sketch the surface given by </w:t>
       </w:r>
       <w:r>
         <w:rPr>
@@ -2171,7 +2417,7 @@
           <v:shape id="_x0000_i1054" type="#_x0000_t75" style="width:54.75pt;height:18pt" o:ole="">
             <v:imagedata r:id="rId67" o:title=""/>
           </v:shape>
-          <o:OLEObject Type="Embed" ProgID="Equation.DSMT4" ShapeID="_x0000_i1054" DrawAspect="Content" ObjectID="_1846088604" r:id="rId68"/>
+          <o:OLEObject Type="Embed" ProgID="Equation.DSMT4" ShapeID="_x0000_i1054" DrawAspect="Content" ObjectID="_1849838752" r:id="rId68"/>
         </w:object>
       </w:r>
       <w:r>
@@ -2325,7 +2571,7 @@
           <v:shape id="_x0000_i1055" type="#_x0000_t75" style="width:27.75pt;height:14.25pt" o:ole="">
             <v:imagedata r:id="rId70" o:title=""/>
           </v:shape>
-          <o:OLEObject Type="Embed" ProgID="Equation.DSMT4" ShapeID="_x0000_i1055" DrawAspect="Content" ObjectID="_1846088605" r:id="rId71"/>
+          <o:OLEObject Type="Embed" ProgID="Equation.DSMT4" ShapeID="_x0000_i1055" DrawAspect="Content" ObjectID="_1849838753" r:id="rId71"/>
         </w:object>
       </w:r>
       <w:r>
@@ -2355,7 +2601,7 @@
           <v:shape id="_x0000_i1056" type="#_x0000_t75" style="width:54.75pt;height:18pt" o:ole="">
             <v:imagedata r:id="rId72" o:title=""/>
           </v:shape>
-          <o:OLEObject Type="Embed" ProgID="Equation.DSMT4" ShapeID="_x0000_i1056" DrawAspect="Content" ObjectID="_1846088606" r:id="rId73"/>
+          <o:OLEObject Type="Embed" ProgID="Equation.DSMT4" ShapeID="_x0000_i1056" DrawAspect="Content" ObjectID="_1849838754" r:id="rId73"/>
         </w:object>
       </w:r>
       <w:r>
@@ -2433,7 +2679,7 @@
           <v:shape id="_x0000_i1057" type="#_x0000_t75" style="width:29.25pt;height:16.5pt" o:ole="">
             <v:imagedata r:id="rId74" o:title=""/>
           </v:shape>
-          <o:OLEObject Type="Embed" ProgID="Equation.DSMT4" ShapeID="_x0000_i1057" DrawAspect="Content" ObjectID="_1846088607" r:id="rId75"/>
+          <o:OLEObject Type="Embed" ProgID="Equation.DSMT4" ShapeID="_x0000_i1057" DrawAspect="Content" ObjectID="_1849838755" r:id="rId75"/>
         </w:object>
       </w:r>
       <w:r>
@@ -2455,7 +2701,7 @@
           <v:shape id="_x0000_i1058" type="#_x0000_t75" style="width:51.75pt;height:16.5pt" o:ole="">
             <v:imagedata r:id="rId76" o:title=""/>
           </v:shape>
-          <o:OLEObject Type="Embed" ProgID="Equation.DSMT4" ShapeID="_x0000_i1058" DrawAspect="Content" ObjectID="_1846088608" r:id="rId77"/>
+          <o:OLEObject Type="Embed" ProgID="Equation.DSMT4" ShapeID="_x0000_i1058" DrawAspect="Content" ObjectID="_1849838756" r:id="rId77"/>
         </w:object>
       </w:r>
       <w:r>
@@ -2533,7 +2779,7 @@
           <v:shape id="_x0000_i1059" type="#_x0000_t75" style="width:27.75pt;height:13.5pt" o:ole="">
             <v:imagedata r:id="rId78" o:title=""/>
           </v:shape>
-          <o:OLEObject Type="Embed" ProgID="Equation.DSMT4" ShapeID="_x0000_i1059" DrawAspect="Content" ObjectID="_1846088609" r:id="rId79"/>
+          <o:OLEObject Type="Embed" ProgID="Equation.DSMT4" ShapeID="_x0000_i1059" DrawAspect="Content" ObjectID="_1849838757" r:id="rId79"/>
         </w:object>
       </w:r>
       <w:r>
@@ -2555,7 +2801,7 @@
           <v:shape id="_x0000_i1060" type="#_x0000_t75" style="width:54.75pt;height:18pt" o:ole="">
             <v:imagedata r:id="rId80" o:title=""/>
           </v:shape>
-          <o:OLEObject Type="Embed" ProgID="Equation.DSMT4" ShapeID="_x0000_i1060" DrawAspect="Content" ObjectID="_1846088610" r:id="rId81"/>
+          <o:OLEObject Type="Embed" ProgID="Equation.DSMT4" ShapeID="_x0000_i1060" DrawAspect="Content" ObjectID="_1849838758" r:id="rId81"/>
         </w:object>
       </w:r>
       <w:r>
@@ -2604,7 +2850,7 @@
           <v:shape id="_x0000_i1061" type="#_x0000_t75" style="width:26.25pt;height:14.25pt" o:ole="">
             <v:imagedata r:id="rId82" o:title=""/>
           </v:shape>
-          <o:OLEObject Type="Embed" ProgID="Equation.DSMT4" ShapeID="_x0000_i1061" DrawAspect="Content" ObjectID="_1846088611" r:id="rId83"/>
+          <o:OLEObject Type="Embed" ProgID="Equation.DSMT4" ShapeID="_x0000_i1061" DrawAspect="Content" ObjectID="_1849838759" r:id="rId83"/>
         </w:object>
       </w:r>
       <w:r>
@@ -2626,7 +2872,7 @@
           <v:shape id="_x0000_i1062" type="#_x0000_t75" style="width:55.5pt;height:18pt" o:ole="">
             <v:imagedata r:id="rId84" o:title=""/>
           </v:shape>
-          <o:OLEObject Type="Embed" ProgID="Equation.DSMT4" ShapeID="_x0000_i1062" DrawAspect="Content" ObjectID="_1846088612" r:id="rId85"/>
+          <o:OLEObject Type="Embed" ProgID="Equation.DSMT4" ShapeID="_x0000_i1062" DrawAspect="Content" ObjectID="_1849838760" r:id="rId85"/>
         </w:object>
       </w:r>
       <w:r>
@@ -2982,7 +3228,18 @@
           <w:szCs w:val="24"/>
           <w:u w:val="single"/>
         </w:rPr>
-        <w:t>Example 3:</w:t>
+        <w:t>Example 3</w:t>
+      </w:r>
+      <w:proofErr w:type="gramStart"/>
+      <w:r>
+        <w:rPr>
+          <w:rFonts w:ascii="Times New Roman" w:hAnsi="Times New Roman" w:cs="Times New Roman"/>
+          <w:b/>
+          <w:sz w:val="24"/>
+          <w:szCs w:val="24"/>
+          <w:u w:val="single"/>
+        </w:rPr>
+        <w:t>:</w:t>
       </w:r>
       <w:r>
         <w:rPr>
@@ -2998,17 +3255,26 @@
           <w:sz w:val="24"/>
           <w:szCs w:val="24"/>
         </w:rPr>
-        <w:t xml:space="preserve">Use traces to sketch the surface given by </w:t>
+        <w:t>Use</w:t>
+      </w:r>
+      <w:proofErr w:type="gramEnd"/>
+      <w:r>
+        <w:rPr>
+          <w:rFonts w:ascii="Times New Roman" w:hAnsi="Times New Roman" w:cs="Times New Roman"/>
+          <w:sz w:val="24"/>
+          <w:szCs w:val="24"/>
+        </w:rPr>
+        <w:t xml:space="preserve"> traces to sketch the surface given by </w:t>
       </w:r>
       <w:r>
         <w:rPr>
           <w:position w:val="-10"/>
         </w:rPr>
         <w:object w:dxaOrig="1400" w:dyaOrig="360" w14:anchorId="77A53F6F">
-          <v:shape id="_x0000_i1063" type="#_x0000_t75" style="width:69.7pt;height:18pt" o:ole="">
+          <v:shape id="_x0000_i1063" type="#_x0000_t75" style="width:69.75pt;height:18pt" o:ole="">
             <v:imagedata r:id="rId87" o:title=""/>
           </v:shape>
-          <o:OLEObject Type="Embed" ProgID="Equation.DSMT4" ShapeID="_x0000_i1063" DrawAspect="Content" ObjectID="_1846088613" r:id="rId88"/>
+          <o:OLEObject Type="Embed" ProgID="Equation.DSMT4" ShapeID="_x0000_i1063" DrawAspect="Content" ObjectID="_1849838761" r:id="rId88"/>
         </w:object>
       </w:r>
       <w:r>
@@ -3076,7 +3342,7 @@
           <v:shape id="_x0000_i1064" type="#_x0000_t75" style="width:27.75pt;height:14.25pt" o:ole="">
             <v:imagedata r:id="rId70" o:title=""/>
           </v:shape>
-          <o:OLEObject Type="Embed" ProgID="Equation.DSMT4" ShapeID="_x0000_i1064" DrawAspect="Content" ObjectID="_1846088614" r:id="rId89"/>
+          <o:OLEObject Type="Embed" ProgID="Equation.DSMT4" ShapeID="_x0000_i1064" DrawAspect="Content" ObjectID="_1849838762" r:id="rId89"/>
         </w:object>
       </w:r>
       <w:r>
@@ -3095,10 +3361,10 @@
           <w:szCs w:val="24"/>
         </w:rPr>
         <w:object w:dxaOrig="1359" w:dyaOrig="360" w14:anchorId="74ABC00E">
-          <v:shape id="_x0000_i1065" type="#_x0000_t75" style="width:68.95pt;height:18pt" o:ole="">
+          <v:shape id="_x0000_i1065" type="#_x0000_t75" style="width:69pt;height:18pt" o:ole="">
             <v:imagedata r:id="rId90" o:title=""/>
           </v:shape>
-          <o:OLEObject Type="Embed" ProgID="Equation.DSMT4" ShapeID="_x0000_i1065" DrawAspect="Content" ObjectID="_1846088615" r:id="rId91"/>
+          <o:OLEObject Type="Embed" ProgID="Equation.DSMT4" ShapeID="_x0000_i1065" DrawAspect="Content" ObjectID="_1849838763" r:id="rId91"/>
         </w:object>
       </w:r>
       <w:r>
@@ -3166,7 +3432,7 @@
           <v:shape id="_x0000_i1066" type="#_x0000_t75" style="width:29.25pt;height:16.5pt" o:ole="">
             <v:imagedata r:id="rId74" o:title=""/>
           </v:shape>
-          <o:OLEObject Type="Embed" ProgID="Equation.DSMT4" ShapeID="_x0000_i1066" DrawAspect="Content" ObjectID="_1846088616" r:id="rId92"/>
+          <o:OLEObject Type="Embed" ProgID="Equation.DSMT4" ShapeID="_x0000_i1066" DrawAspect="Content" ObjectID="_1849838764" r:id="rId92"/>
         </w:object>
       </w:r>
       <w:r>
@@ -3188,7 +3454,7 @@
           <v:shape id="_x0000_i1067" type="#_x0000_t75" style="width:68.25pt;height:16.5pt" o:ole="">
             <v:imagedata r:id="rId93" o:title=""/>
           </v:shape>
-          <o:OLEObject Type="Embed" ProgID="Equation.DSMT4" ShapeID="_x0000_i1067" DrawAspect="Content" ObjectID="_1846088617" r:id="rId94"/>
+          <o:OLEObject Type="Embed" ProgID="Equation.DSMT4" ShapeID="_x0000_i1067" DrawAspect="Content" ObjectID="_1849838765" r:id="rId94"/>
         </w:object>
       </w:r>
       <w:r>
@@ -3335,7 +3601,7 @@
           <v:shape id="_x0000_i1068" type="#_x0000_t75" style="width:27.75pt;height:13.5pt" o:ole="">
             <v:imagedata r:id="rId78" o:title=""/>
           </v:shape>
-          <o:OLEObject Type="Embed" ProgID="Equation.DSMT4" ShapeID="_x0000_i1068" DrawAspect="Content" ObjectID="_1846088618" r:id="rId96"/>
+          <o:OLEObject Type="Embed" ProgID="Equation.DSMT4" ShapeID="_x0000_i1068" DrawAspect="Content" ObjectID="_1849838766" r:id="rId96"/>
         </w:object>
       </w:r>
       <w:r>
@@ -3354,10 +3620,10 @@
           <w:szCs w:val="24"/>
         </w:rPr>
         <w:object w:dxaOrig="1400" w:dyaOrig="360" w14:anchorId="13A8F94E">
-          <v:shape id="_x0000_i1069" type="#_x0000_t75" style="width:69.7pt;height:18pt" o:ole="">
+          <v:shape id="_x0000_i1069" type="#_x0000_t75" style="width:69.75pt;height:18pt" o:ole="">
             <v:imagedata r:id="rId97" o:title=""/>
           </v:shape>
-          <o:OLEObject Type="Embed" ProgID="Equation.DSMT4" ShapeID="_x0000_i1069" DrawAspect="Content" ObjectID="_1846088619" r:id="rId98"/>
+          <o:OLEObject Type="Embed" ProgID="Equation.DSMT4" ShapeID="_x0000_i1069" DrawAspect="Content" ObjectID="_1849838767" r:id="rId98"/>
         </w:object>
       </w:r>
       <w:r>
@@ -3414,7 +3680,7 @@
           <v:shape id="_x0000_i1070" type="#_x0000_t75" style="width:25.5pt;height:13.5pt" o:ole="">
             <v:imagedata r:id="rId99" o:title=""/>
           </v:shape>
-          <o:OLEObject Type="Embed" ProgID="Equation.DSMT4" ShapeID="_x0000_i1070" DrawAspect="Content" ObjectID="_1846088620" r:id="rId100"/>
+          <o:OLEObject Type="Embed" ProgID="Equation.DSMT4" ShapeID="_x0000_i1070" DrawAspect="Content" ObjectID="_1849838768" r:id="rId100"/>
         </w:object>
       </w:r>
       <w:r>
@@ -3436,7 +3702,7 @@
           <v:shape id="_x0000_i1071" type="#_x0000_t75" style="width:55.5pt;height:18pt" o:ole="">
             <v:imagedata r:id="rId101" o:title=""/>
           </v:shape>
-          <o:OLEObject Type="Embed" ProgID="Equation.DSMT4" ShapeID="_x0000_i1071" DrawAspect="Content" ObjectID="_1846088621" r:id="rId102"/>
+          <o:OLEObject Type="Embed" ProgID="Equation.DSMT4" ShapeID="_x0000_i1071" DrawAspect="Content" ObjectID="_1849838769" r:id="rId102"/>
         </w:object>
       </w:r>
       <w:r>
@@ -3477,7 +3743,7 @@
           <v:shape id="_x0000_i1072" type="#_x0000_t75" style="width:25.5pt;height:13.5pt" o:ole="">
             <v:imagedata r:id="rId103" o:title=""/>
           </v:shape>
-          <o:OLEObject Type="Embed" ProgID="Equation.DSMT4" ShapeID="_x0000_i1072" DrawAspect="Content" ObjectID="_1846088622" r:id="rId104"/>
+          <o:OLEObject Type="Embed" ProgID="Equation.DSMT4" ShapeID="_x0000_i1072" DrawAspect="Content" ObjectID="_1849838770" r:id="rId104"/>
         </w:object>
       </w:r>
       <w:r>
@@ -3499,7 +3765,7 @@
           <v:shape id="_x0000_i1073" type="#_x0000_t75" style="width:90pt;height:18pt" o:ole="">
             <v:imagedata r:id="rId105" o:title=""/>
           </v:shape>
-          <o:OLEObject Type="Embed" ProgID="Equation.DSMT4" ShapeID="_x0000_i1073" DrawAspect="Content" ObjectID="_1846088623" r:id="rId106"/>
+          <o:OLEObject Type="Embed" ProgID="Equation.DSMT4" ShapeID="_x0000_i1073" DrawAspect="Content" ObjectID="_1849838771" r:id="rId106"/>
         </w:object>
       </w:r>
       <w:r>
@@ -3516,7 +3782,25 @@
           <w:sz w:val="24"/>
           <w:szCs w:val="24"/>
         </w:rPr>
-        <w:t xml:space="preserve">implies that no ellipses exists when </w:t>
+        <w:t xml:space="preserve">implies that no ellipses </w:t>
+      </w:r>
+      <w:proofErr w:type="gramStart"/>
+      <w:r>
+        <w:rPr>
+          <w:rFonts w:ascii="Times New Roman" w:hAnsi="Times New Roman" w:cs="Times New Roman"/>
+          <w:sz w:val="24"/>
+          <w:szCs w:val="24"/>
+        </w:rPr>
+        <w:t>exists</w:t>
+      </w:r>
+      <w:proofErr w:type="gramEnd"/>
+      <w:r>
+        <w:rPr>
+          <w:rFonts w:ascii="Times New Roman" w:hAnsi="Times New Roman" w:cs="Times New Roman"/>
+          <w:sz w:val="24"/>
+          <w:szCs w:val="24"/>
+        </w:rPr>
+        <w:t xml:space="preserve"> when </w:t>
       </w:r>
       <w:r>
         <w:rPr>
@@ -3529,7 +3813,7 @@
           <v:shape id="_x0000_i1074" type="#_x0000_t75" style="width:25.5pt;height:13.5pt" o:ole="">
             <v:imagedata r:id="rId103" o:title=""/>
           </v:shape>
-          <o:OLEObject Type="Embed" ProgID="Equation.DSMT4" ShapeID="_x0000_i1074" DrawAspect="Content" ObjectID="_1846088624" r:id="rId107"/>
+          <o:OLEObject Type="Embed" ProgID="Equation.DSMT4" ShapeID="_x0000_i1074" DrawAspect="Content" ObjectID="_1849838772" r:id="rId107"/>
         </w:object>
       </w:r>
       <w:r>
@@ -3876,8 +4160,8 @@
                 <w:szCs w:val="24"/>
               </w:rPr>
               <w:drawing>
-                <wp:inline distT="0" distB="0" distL="0" distR="0" wp14:anchorId="0B210A04" wp14:editId="63AF0629">
-                  <wp:extent cx="1681309" cy="1779905"/>
+                <wp:inline distT="0" distB="0" distL="0" distR="0" wp14:anchorId="0B210A04" wp14:editId="30F75F7A">
+                  <wp:extent cx="1638300" cy="1734374"/>
                   <wp:effectExtent l="0" t="0" r="0" b="0"/>
                   <wp:docPr id="1652810430" name="Picture 1" descr="A picture of a hyperboloid of 1 sheet.  The ellipses that compose the surface are shown."/>
                   <wp:cNvGraphicFramePr>
@@ -3899,7 +4183,7 @@
                         <pic:spPr>
                           <a:xfrm>
                             <a:off x="0" y="0"/>
-                            <a:ext cx="1682451" cy="1781114"/>
+                            <a:ext cx="1640852" cy="1737075"/>
                           </a:xfrm>
                           <a:prstGeom prst="rect">
                             <a:avLst/>
@@ -4113,7 +4397,7 @@
                 <v:shape id="_x0000_i1075" type="#_x0000_t75" style="width:64.5pt;height:21pt" o:ole="">
                   <v:imagedata r:id="rId111" o:title=""/>
                 </v:shape>
-                <o:OLEObject Type="Embed" ProgID="Equation.DSMT4" ShapeID="_x0000_i1075" DrawAspect="Content" ObjectID="_1846088625" r:id="rId112"/>
+                <o:OLEObject Type="Embed" ProgID="Equation.DSMT4" ShapeID="_x0000_i1075" DrawAspect="Content" ObjectID="_1849838773" r:id="rId112"/>
               </w:object>
             </w:r>
           </w:p>
@@ -4188,7 +4472,7 @@
                 <v:shape id="_x0000_i1076" type="#_x0000_t75" style="width:64.5pt;height:21pt" o:ole="">
                   <v:imagedata r:id="rId113" o:title=""/>
                 </v:shape>
-                <o:OLEObject Type="Embed" ProgID="Equation.DSMT4" ShapeID="_x0000_i1076" DrawAspect="Content" ObjectID="_1846088626" r:id="rId114"/>
+                <o:OLEObject Type="Embed" ProgID="Equation.DSMT4" ShapeID="_x0000_i1076" DrawAspect="Content" ObjectID="_1849838774" r:id="rId114"/>
               </w:object>
             </w:r>
           </w:p>
@@ -4274,7 +4558,7 @@
                 <v:shape id="_x0000_i1077" type="#_x0000_t75" style="width:64.5pt;height:21pt" o:ole="">
                   <v:imagedata r:id="rId115" o:title=""/>
                 </v:shape>
-                <o:OLEObject Type="Embed" ProgID="Equation.DSMT4" ShapeID="_x0000_i1077" DrawAspect="Content" ObjectID="_1846088627" r:id="rId116"/>
+                <o:OLEObject Type="Embed" ProgID="Equation.DSMT4" ShapeID="_x0000_i1077" DrawAspect="Content" ObjectID="_1849838775" r:id="rId116"/>
               </w:object>
             </w:r>
             <w:r>
@@ -4293,10 +4577,10 @@
                 <w:szCs w:val="24"/>
               </w:rPr>
               <w:object w:dxaOrig="1400" w:dyaOrig="440" w14:anchorId="5FA145DC">
-                <v:shape id="_x0000_i1078" type="#_x0000_t75" style="width:69.7pt;height:21pt" o:ole="">
+                <v:shape id="_x0000_i1078" type="#_x0000_t75" style="width:69.75pt;height:21pt" o:ole="">
                   <v:imagedata r:id="rId117" o:title=""/>
                 </v:shape>
-                <o:OLEObject Type="Embed" ProgID="Equation.DSMT4" ShapeID="_x0000_i1078" DrawAspect="Content" ObjectID="_1846088628" r:id="rId118"/>
+                <o:OLEObject Type="Embed" ProgID="Equation.DSMT4" ShapeID="_x0000_i1078" DrawAspect="Content" ObjectID="_1849838776" r:id="rId118"/>
               </w:object>
             </w:r>
           </w:p>
@@ -4448,6 +4732,7 @@
         </w:rPr>
         <w:t xml:space="preserve"> 4</w:t>
       </w:r>
+      <w:proofErr w:type="gramStart"/>
       <w:r>
         <w:rPr>
           <w:rFonts w:ascii="Times New Roman" w:hAnsi="Times New Roman" w:cs="Times New Roman"/>
@@ -4473,7 +4758,16 @@
           <w:sz w:val="24"/>
           <w:szCs w:val="24"/>
         </w:rPr>
-        <w:t xml:space="preserve">Use traces to sketch the surface given by </w:t>
+        <w:t>Use</w:t>
+      </w:r>
+      <w:proofErr w:type="gramEnd"/>
+      <w:r>
+        <w:rPr>
+          <w:rFonts w:ascii="Times New Roman" w:hAnsi="Times New Roman" w:cs="Times New Roman"/>
+          <w:sz w:val="24"/>
+          <w:szCs w:val="24"/>
+        </w:rPr>
+        <w:t xml:space="preserve"> traces to sketch the surface given by </w:t>
       </w:r>
       <w:r>
         <w:rPr>
@@ -4483,7 +4777,7 @@
           <v:shape id="_x0000_i1079" type="#_x0000_t75" style="width:60.75pt;height:33.75pt" o:ole="">
             <v:imagedata r:id="rId120" o:title=""/>
           </v:shape>
-          <o:OLEObject Type="Embed" ProgID="Equation.DSMT4" ShapeID="_x0000_i1079" DrawAspect="Content" ObjectID="_1846088629" r:id="rId121"/>
+          <o:OLEObject Type="Embed" ProgID="Equation.DSMT4" ShapeID="_x0000_i1079" DrawAspect="Content" ObjectID="_1849838777" r:id="rId121"/>
         </w:object>
       </w:r>
       <w:r>
@@ -4541,7 +4835,7 @@
           <v:shape id="_x0000_i1080" type="#_x0000_t75" style="width:27.75pt;height:14.25pt" o:ole="">
             <v:imagedata r:id="rId70" o:title=""/>
           </v:shape>
-          <o:OLEObject Type="Embed" ProgID="Equation.DSMT4" ShapeID="_x0000_i1080" DrawAspect="Content" ObjectID="_1846088630" r:id="rId122"/>
+          <o:OLEObject Type="Embed" ProgID="Equation.DSMT4" ShapeID="_x0000_i1080" DrawAspect="Content" ObjectID="_1849838778" r:id="rId122"/>
         </w:object>
       </w:r>
       <w:r>
@@ -4563,7 +4857,7 @@
           <v:shape id="_x0000_i1081" type="#_x0000_t75" style="width:62.25pt;height:33.75pt" o:ole="">
             <v:imagedata r:id="rId123" o:title=""/>
           </v:shape>
-          <o:OLEObject Type="Embed" ProgID="Equation.DSMT4" ShapeID="_x0000_i1081" DrawAspect="Content" ObjectID="_1846088631" r:id="rId124"/>
+          <o:OLEObject Type="Embed" ProgID="Equation.DSMT4" ShapeID="_x0000_i1081" DrawAspect="Content" ObjectID="_1849838779" r:id="rId124"/>
         </w:object>
       </w:r>
       <w:r>
@@ -4647,7 +4941,7 @@
           <v:shape id="_x0000_i1082" type="#_x0000_t75" style="width:29.25pt;height:16.5pt" o:ole="">
             <v:imagedata r:id="rId74" o:title=""/>
           </v:shape>
-          <o:OLEObject Type="Embed" ProgID="Equation.DSMT4" ShapeID="_x0000_i1082" DrawAspect="Content" ObjectID="_1846088632" r:id="rId125"/>
+          <o:OLEObject Type="Embed" ProgID="Equation.DSMT4" ShapeID="_x0000_i1082" DrawAspect="Content" ObjectID="_1849838780" r:id="rId125"/>
         </w:object>
       </w:r>
       <w:r>
@@ -4669,7 +4963,7 @@
           <v:shape id="_x0000_i1083" type="#_x0000_t75" style="width:60pt;height:33.75pt" o:ole="">
             <v:imagedata r:id="rId126" o:title=""/>
           </v:shape>
-          <o:OLEObject Type="Embed" ProgID="Equation.DSMT4" ShapeID="_x0000_i1083" DrawAspect="Content" ObjectID="_1846088633" r:id="rId127"/>
+          <o:OLEObject Type="Embed" ProgID="Equation.DSMT4" ShapeID="_x0000_i1083" DrawAspect="Content" ObjectID="_1849838781" r:id="rId127"/>
         </w:object>
       </w:r>
       <w:r>
@@ -4823,7 +5117,7 @@
           <v:shape id="_x0000_i1084" type="#_x0000_t75" style="width:27.75pt;height:13.5pt" o:ole="">
             <v:imagedata r:id="rId78" o:title=""/>
           </v:shape>
-          <o:OLEObject Type="Embed" ProgID="Equation.DSMT4" ShapeID="_x0000_i1084" DrawAspect="Content" ObjectID="_1846088634" r:id="rId129"/>
+          <o:OLEObject Type="Embed" ProgID="Equation.DSMT4" ShapeID="_x0000_i1084" DrawAspect="Content" ObjectID="_1849838782" r:id="rId129"/>
         </w:object>
       </w:r>
       <w:r>
@@ -4845,7 +5139,7 @@
           <v:shape id="_x0000_i1085" type="#_x0000_t75" style="width:62.25pt;height:33.75pt" o:ole="">
             <v:imagedata r:id="rId130" o:title=""/>
           </v:shape>
-          <o:OLEObject Type="Embed" ProgID="Equation.DSMT4" ShapeID="_x0000_i1085" DrawAspect="Content" ObjectID="_1846088635" r:id="rId131"/>
+          <o:OLEObject Type="Embed" ProgID="Equation.DSMT4" ShapeID="_x0000_i1085" DrawAspect="Content" ObjectID="_1849838783" r:id="rId131"/>
         </w:object>
       </w:r>
       <w:r>
@@ -4886,7 +5180,7 @@
           <v:shape id="_x0000_i1086" type="#_x0000_t75" style="width:26.25pt;height:14.25pt" o:ole="">
             <v:imagedata r:id="rId132" o:title=""/>
           </v:shape>
-          <o:OLEObject Type="Embed" ProgID="Equation.DSMT4" ShapeID="_x0000_i1086" DrawAspect="Content" ObjectID="_1846088636" r:id="rId133"/>
+          <o:OLEObject Type="Embed" ProgID="Equation.DSMT4" ShapeID="_x0000_i1086" DrawAspect="Content" ObjectID="_1849838784" r:id="rId133"/>
         </w:object>
       </w:r>
       <w:r>
@@ -4908,7 +5202,7 @@
           <v:shape id="_x0000_i1087" type="#_x0000_t75" style="width:57pt;height:33.75pt" o:ole="">
             <v:imagedata r:id="rId134" o:title=""/>
           </v:shape>
-          <o:OLEObject Type="Embed" ProgID="Equation.DSMT4" ShapeID="_x0000_i1087" DrawAspect="Content" ObjectID="_1846088637" r:id="rId135"/>
+          <o:OLEObject Type="Embed" ProgID="Equation.DSMT4" ShapeID="_x0000_i1087" DrawAspect="Content" ObjectID="_1849838785" r:id="rId135"/>
         </w:object>
       </w:r>
       <w:r>
@@ -5064,7 +5358,25 @@
                 <w:sz w:val="24"/>
                 <w:szCs w:val="24"/>
               </w:rPr>
-              <w:t>.  Its trace curves are ellipses and hyperbolas (in some cases the hyperbolas are degenerate).</w:t>
+              <w:t xml:space="preserve">.  Its trace curves are ellipses and hyperbolas (in some cases the </w:t>
+            </w:r>
+            <w:proofErr w:type="gramStart"/>
+            <w:r>
+              <w:rPr>
+                <w:rFonts w:ascii="Times New Roman" w:hAnsi="Times New Roman" w:cs="Times New Roman"/>
+                <w:sz w:val="24"/>
+                <w:szCs w:val="24"/>
+              </w:rPr>
+              <w:t>hyperbolas are</w:t>
+            </w:r>
+            <w:proofErr w:type="gramEnd"/>
+            <w:r>
+              <w:rPr>
+                <w:rFonts w:ascii="Times New Roman" w:hAnsi="Times New Roman" w:cs="Times New Roman"/>
+                <w:sz w:val="24"/>
+                <w:szCs w:val="24"/>
+              </w:rPr>
+              <w:t xml:space="preserve"> degenerate).</w:t>
             </w:r>
           </w:p>
           <w:p>
@@ -5097,6 +5409,7 @@
           <w:sz w:val="24"/>
           <w:szCs w:val="24"/>
         </w:rPr>
+        <w:lastRenderedPageBreak/>
         <w:drawing>
           <wp:anchor distT="0" distB="0" distL="114300" distR="114300" simplePos="0" relativeHeight="251662336" behindDoc="1" locked="0" layoutInCell="1" allowOverlap="1" wp14:anchorId="1C511683" wp14:editId="5A1AEF5F">
             <wp:simplePos x="0" y="0"/>
@@ -5203,6 +5516,7 @@
         </w:rPr>
         <w:t xml:space="preserve"> 5</w:t>
       </w:r>
+      <w:proofErr w:type="gramStart"/>
       <w:r>
         <w:rPr>
           <w:rFonts w:ascii="Times New Roman" w:hAnsi="Times New Roman" w:cs="Times New Roman"/>
@@ -5227,7 +5541,16 @@
           <w:sz w:val="24"/>
           <w:szCs w:val="24"/>
         </w:rPr>
-        <w:t xml:space="preserve">Uses traces to sketch the surface given by </w:t>
+        <w:t>Uses</w:t>
+      </w:r>
+      <w:proofErr w:type="gramEnd"/>
+      <w:r>
+        <w:rPr>
+          <w:rFonts w:ascii="Times New Roman" w:hAnsi="Times New Roman" w:cs="Times New Roman"/>
+          <w:sz w:val="24"/>
+          <w:szCs w:val="24"/>
+        </w:rPr>
+        <w:t xml:space="preserve"> traces to sketch the surface given by </w:t>
       </w:r>
       <w:r>
         <w:rPr>
@@ -5237,7 +5560,7 @@
           <v:shape id="_x0000_i1088" type="#_x0000_t75" style="width:77.25pt;height:33.75pt" o:ole="">
             <v:imagedata r:id="rId137" o:title=""/>
           </v:shape>
-          <o:OLEObject Type="Embed" ProgID="Equation.DSMT4" ShapeID="_x0000_i1088" DrawAspect="Content" ObjectID="_1846088638" r:id="rId138"/>
+          <o:OLEObject Type="Embed" ProgID="Equation.DSMT4" ShapeID="_x0000_i1088" DrawAspect="Content" ObjectID="_1849838786" r:id="rId138"/>
         </w:object>
       </w:r>
       <w:r>
@@ -5295,7 +5618,7 @@
           <v:shape id="_x0000_i1089" type="#_x0000_t75" style="width:27.75pt;height:14.25pt" o:ole="">
             <v:imagedata r:id="rId70" o:title=""/>
           </v:shape>
-          <o:OLEObject Type="Embed" ProgID="Equation.DSMT4" ShapeID="_x0000_i1089" DrawAspect="Content" ObjectID="_1846088639" r:id="rId139"/>
+          <o:OLEObject Type="Embed" ProgID="Equation.DSMT4" ShapeID="_x0000_i1089" DrawAspect="Content" ObjectID="_1849838787" r:id="rId139"/>
         </w:object>
       </w:r>
       <w:r>
@@ -5314,7 +5637,7 @@
           <v:shape id="_x0000_i1090" type="#_x0000_t75" style="width:75pt;height:33.75pt" o:ole="">
             <v:imagedata r:id="rId140" o:title=""/>
           </v:shape>
-          <o:OLEObject Type="Embed" ProgID="Equation.DSMT4" ShapeID="_x0000_i1090" DrawAspect="Content" ObjectID="_1846088640" r:id="rId141"/>
+          <o:OLEObject Type="Embed" ProgID="Equation.DSMT4" ShapeID="_x0000_i1090" DrawAspect="Content" ObjectID="_1849838788" r:id="rId141"/>
         </w:object>
       </w:r>
       <w:r>
@@ -5388,7 +5711,7 @@
           <v:shape id="_x0000_i1091" type="#_x0000_t75" style="width:29.25pt;height:16.5pt" o:ole="">
             <v:imagedata r:id="rId74" o:title=""/>
           </v:shape>
-          <o:OLEObject Type="Embed" ProgID="Equation.DSMT4" ShapeID="_x0000_i1091" DrawAspect="Content" ObjectID="_1846088641" r:id="rId142"/>
+          <o:OLEObject Type="Embed" ProgID="Equation.DSMT4" ShapeID="_x0000_i1091" DrawAspect="Content" ObjectID="_1849838789" r:id="rId142"/>
         </w:object>
       </w:r>
       <w:r>
@@ -5407,7 +5730,7 @@
           <v:shape id="_x0000_i1092" type="#_x0000_t75" style="width:75.75pt;height:33.75pt" o:ole="">
             <v:imagedata r:id="rId143" o:title=""/>
           </v:shape>
-          <o:OLEObject Type="Embed" ProgID="Equation.DSMT4" ShapeID="_x0000_i1092" DrawAspect="Content" ObjectID="_1846088642" r:id="rId144"/>
+          <o:OLEObject Type="Embed" ProgID="Equation.DSMT4" ShapeID="_x0000_i1092" DrawAspect="Content" ObjectID="_1849838790" r:id="rId144"/>
         </w:object>
       </w:r>
       <w:r>
@@ -5465,7 +5788,7 @@
           <v:shape id="_x0000_i1093" type="#_x0000_t75" style="width:27.75pt;height:13.5pt" o:ole="">
             <v:imagedata r:id="rId78" o:title=""/>
           </v:shape>
-          <o:OLEObject Type="Embed" ProgID="Equation.DSMT4" ShapeID="_x0000_i1093" DrawAspect="Content" ObjectID="_1846088643" r:id="rId145"/>
+          <o:OLEObject Type="Embed" ProgID="Equation.DSMT4" ShapeID="_x0000_i1093" DrawAspect="Content" ObjectID="_1849838791" r:id="rId145"/>
         </w:object>
       </w:r>
       <w:r>
@@ -5484,7 +5807,7 @@
           <v:shape id="_x0000_i1094" type="#_x0000_t75" style="width:75.75pt;height:33.75pt" o:ole="">
             <v:imagedata r:id="rId146" o:title=""/>
           </v:shape>
-          <o:OLEObject Type="Embed" ProgID="Equation.DSMT4" ShapeID="_x0000_i1094" DrawAspect="Content" ObjectID="_1846088644" r:id="rId147"/>
+          <o:OLEObject Type="Embed" ProgID="Equation.DSMT4" ShapeID="_x0000_i1094" DrawAspect="Content" ObjectID="_1849838792" r:id="rId147"/>
         </w:object>
       </w:r>
       <w:r>
@@ -5519,7 +5842,25 @@
           <w:sz w:val="24"/>
           <w:szCs w:val="24"/>
         </w:rPr>
-        <w:t xml:space="preserve">no matter the value of </w:t>
+        <w:t xml:space="preserve">no </w:t>
+      </w:r>
+      <w:proofErr w:type="gramStart"/>
+      <w:r>
+        <w:rPr>
+          <w:rFonts w:ascii="Times New Roman" w:hAnsi="Times New Roman" w:cs="Times New Roman"/>
+          <w:sz w:val="24"/>
+          <w:szCs w:val="24"/>
+        </w:rPr>
+        <w:t>matter</w:t>
+      </w:r>
+      <w:proofErr w:type="gramEnd"/>
+      <w:r>
+        <w:rPr>
+          <w:rFonts w:ascii="Times New Roman" w:hAnsi="Times New Roman" w:cs="Times New Roman"/>
+          <w:sz w:val="24"/>
+          <w:szCs w:val="24"/>
+        </w:rPr>
+        <w:t xml:space="preserve"> the value of </w:t>
       </w:r>
       <w:r>
         <w:rPr>
@@ -5829,7 +6170,18 @@
           <w:szCs w:val="24"/>
           <w:u w:val="single"/>
         </w:rPr>
-        <w:t>Example 6:</w:t>
+        <w:t>Example 6</w:t>
+      </w:r>
+      <w:proofErr w:type="gramStart"/>
+      <w:r>
+        <w:rPr>
+          <w:rFonts w:ascii="Times New Roman" w:hAnsi="Times New Roman" w:cs="Times New Roman"/>
+          <w:b/>
+          <w:sz w:val="24"/>
+          <w:szCs w:val="24"/>
+          <w:u w:val="single"/>
+        </w:rPr>
+        <w:t>:</w:t>
       </w:r>
       <w:r>
         <w:rPr>
@@ -5845,17 +6197,26 @@
           <w:sz w:val="24"/>
           <w:szCs w:val="24"/>
         </w:rPr>
-        <w:t xml:space="preserve">Use traces to sketch the surface given by </w:t>
+        <w:t>Use</w:t>
+      </w:r>
+      <w:proofErr w:type="gramEnd"/>
+      <w:r>
+        <w:rPr>
+          <w:rFonts w:ascii="Times New Roman" w:hAnsi="Times New Roman" w:cs="Times New Roman"/>
+          <w:sz w:val="24"/>
+          <w:szCs w:val="24"/>
+        </w:rPr>
+        <w:t xml:space="preserve"> traces to sketch the surface given by </w:t>
       </w:r>
       <w:r>
         <w:rPr>
           <w:position w:val="-24"/>
         </w:rPr>
         <w:object w:dxaOrig="1719" w:dyaOrig="660" w14:anchorId="496CC985">
-          <v:shape id="_x0000_i1095" type="#_x0000_t75" style="width:86.2pt;height:33.75pt" o:ole="">
+          <v:shape id="_x0000_i1095" type="#_x0000_t75" style="width:86.25pt;height:33.75pt" o:ole="">
             <v:imagedata r:id="rId149" o:title=""/>
           </v:shape>
-          <o:OLEObject Type="Embed" ProgID="Equation.DSMT4" ShapeID="_x0000_i1095" DrawAspect="Content" ObjectID="_1846088645" r:id="rId150"/>
+          <o:OLEObject Type="Embed" ProgID="Equation.DSMT4" ShapeID="_x0000_i1095" DrawAspect="Content" ObjectID="_1849838793" r:id="rId150"/>
         </w:object>
       </w:r>
       <w:r>
@@ -5924,7 +6285,7 @@
           <v:shape id="_x0000_i1096" type="#_x0000_t75" style="width:27.75pt;height:14.25pt" o:ole="">
             <v:imagedata r:id="rId70" o:title=""/>
           </v:shape>
-          <o:OLEObject Type="Embed" ProgID="Equation.DSMT4" ShapeID="_x0000_i1096" DrawAspect="Content" ObjectID="_1846088646" r:id="rId151"/>
+          <o:OLEObject Type="Embed" ProgID="Equation.DSMT4" ShapeID="_x0000_i1096" DrawAspect="Content" ObjectID="_1849838794" r:id="rId151"/>
         </w:object>
       </w:r>
       <w:r>
@@ -5943,7 +6304,7 @@
           <v:shape id="_x0000_i1097" type="#_x0000_t75" style="width:78pt;height:33.75pt" o:ole="">
             <v:imagedata r:id="rId152" o:title=""/>
           </v:shape>
-          <o:OLEObject Type="Embed" ProgID="Equation.DSMT4" ShapeID="_x0000_i1097" DrawAspect="Content" ObjectID="_1846088647" r:id="rId153"/>
+          <o:OLEObject Type="Embed" ProgID="Equation.DSMT4" ShapeID="_x0000_i1097" DrawAspect="Content" ObjectID="_1849838795" r:id="rId153"/>
         </w:object>
       </w:r>
       <w:r>
@@ -6027,7 +6388,7 @@
           <v:shape id="_x0000_i1098" type="#_x0000_t75" style="width:29.25pt;height:16.5pt" o:ole="">
             <v:imagedata r:id="rId74" o:title=""/>
           </v:shape>
-          <o:OLEObject Type="Embed" ProgID="Equation.DSMT4" ShapeID="_x0000_i1098" DrawAspect="Content" ObjectID="_1846088648" r:id="rId154"/>
+          <o:OLEObject Type="Embed" ProgID="Equation.DSMT4" ShapeID="_x0000_i1098" DrawAspect="Content" ObjectID="_1849838796" r:id="rId154"/>
         </w:object>
       </w:r>
       <w:r>
@@ -6046,7 +6407,7 @@
           <v:shape id="_x0000_i1099" type="#_x0000_t75" style="width:78pt;height:33.75pt" o:ole="">
             <v:imagedata r:id="rId155" o:title=""/>
           </v:shape>
-          <o:OLEObject Type="Embed" ProgID="Equation.DSMT4" ShapeID="_x0000_i1099" DrawAspect="Content" ObjectID="_1846088649" r:id="rId156"/>
+          <o:OLEObject Type="Embed" ProgID="Equation.DSMT4" ShapeID="_x0000_i1099" DrawAspect="Content" ObjectID="_1849838797" r:id="rId156"/>
         </w:object>
       </w:r>
       <w:r>
@@ -6114,7 +6475,7 @@
           <v:shape id="_x0000_i1100" type="#_x0000_t75" style="width:27.75pt;height:13.5pt" o:ole="">
             <v:imagedata r:id="rId78" o:title=""/>
           </v:shape>
-          <o:OLEObject Type="Embed" ProgID="Equation.DSMT4" ShapeID="_x0000_i1100" DrawAspect="Content" ObjectID="_1846088650" r:id="rId157"/>
+          <o:OLEObject Type="Embed" ProgID="Equation.DSMT4" ShapeID="_x0000_i1100" DrawAspect="Content" ObjectID="_1849838798" r:id="rId157"/>
         </w:object>
       </w:r>
       <w:r>
@@ -6133,7 +6494,7 @@
           <v:shape id="_x0000_i1101" type="#_x0000_t75" style="width:78pt;height:33.75pt" o:ole="">
             <v:imagedata r:id="rId158" o:title=""/>
           </v:shape>
-          <o:OLEObject Type="Embed" ProgID="Equation.DSMT4" ShapeID="_x0000_i1101" DrawAspect="Content" ObjectID="_1846088651" r:id="rId159"/>
+          <o:OLEObject Type="Embed" ProgID="Equation.DSMT4" ShapeID="_x0000_i1101" DrawAspect="Content" ObjectID="_1849838799" r:id="rId159"/>
         </w:object>
       </w:r>
       <w:r>
@@ -6174,7 +6535,7 @@
           <v:shape id="_x0000_i1102" type="#_x0000_t75" style="width:34.5pt;height:13.5pt" o:ole="">
             <v:imagedata r:id="rId160" o:title=""/>
           </v:shape>
-          <o:OLEObject Type="Embed" ProgID="Equation.DSMT4" ShapeID="_x0000_i1102" DrawAspect="Content" ObjectID="_1846088652" r:id="rId161"/>
+          <o:OLEObject Type="Embed" ProgID="Equation.DSMT4" ShapeID="_x0000_i1102" DrawAspect="Content" ObjectID="_1849838800" r:id="rId161"/>
         </w:object>
       </w:r>
       <w:r>
@@ -6212,7 +6573,7 @@
           <v:shape id="_x0000_i1103" type="#_x0000_t75" style="width:57pt;height:33.75pt" o:ole="">
             <v:imagedata r:id="rId162" o:title=""/>
           </v:shape>
-          <o:OLEObject Type="Embed" ProgID="Equation.DSMT4" ShapeID="_x0000_i1103" DrawAspect="Content" ObjectID="_1846088653" r:id="rId163"/>
+          <o:OLEObject Type="Embed" ProgID="Equation.DSMT4" ShapeID="_x0000_i1103" DrawAspect="Content" ObjectID="_1849838801" r:id="rId163"/>
         </w:object>
       </w:r>
       <w:r>
@@ -6253,7 +6614,7 @@
           <v:shape id="_x0000_i1104" type="#_x0000_t75" style="width:51.75pt;height:13.5pt" o:ole="">
             <v:imagedata r:id="rId164" o:title=""/>
           </v:shape>
-          <o:OLEObject Type="Embed" ProgID="Equation.DSMT4" ShapeID="_x0000_i1104" DrawAspect="Content" ObjectID="_1846088654" r:id="rId165"/>
+          <o:OLEObject Type="Embed" ProgID="Equation.DSMT4" ShapeID="_x0000_i1104" DrawAspect="Content" ObjectID="_1849838802" r:id="rId165"/>
         </w:object>
       </w:r>
       <w:r>
@@ -6275,7 +6636,7 @@
           <v:shape id="_x0000_i1105" type="#_x0000_t75" style="width:93pt;height:33.75pt" o:ole="">
             <v:imagedata r:id="rId166" o:title=""/>
           </v:shape>
-          <o:OLEObject Type="Embed" ProgID="Equation.DSMT4" ShapeID="_x0000_i1105" DrawAspect="Content" ObjectID="_1846088655" r:id="rId167"/>
+          <o:OLEObject Type="Embed" ProgID="Equation.DSMT4" ShapeID="_x0000_i1105" DrawAspect="Content" ObjectID="_1849838803" r:id="rId167"/>
         </w:object>
       </w:r>
       <w:r>
@@ -6566,6 +6927,7 @@
           <w:szCs w:val="32"/>
           <w:u w:val="single"/>
         </w:rPr>
+        <w:lastRenderedPageBreak/>
         <w:t>Quadric Classification Decision Tree:</w:t>
       </w:r>
       <w:r>
@@ -6829,7 +7191,7 @@
                                   <v:shape id="_x0000_i1107" type="#_x0000_t75" style="width:60pt;height:32.25pt" o:ole="">
                                     <v:imagedata r:id="rId171" o:title=""/>
                                   </v:shape>
-                                  <o:OLEObject Type="Embed" ProgID="Equation.DSMT4" ShapeID="_x0000_i1107" DrawAspect="Content" ObjectID="_1846088670" r:id="rId172"/>
+                                  <o:OLEObject Type="Embed" ProgID="Equation.DSMT4" ShapeID="_x0000_i1107" DrawAspect="Content" ObjectID="_1849838818" r:id="rId172"/>
                                 </w:object>
                               </w:r>
                             </w:p>
@@ -6888,7 +7250,7 @@
                                   <v:shape id="_x0000_i1109" type="#_x0000_t75" style="width:60pt;height:32.25pt" o:ole="">
                                     <v:imagedata r:id="rId173" o:title=""/>
                                   </v:shape>
-                                  <o:OLEObject Type="Embed" ProgID="Equation.DSMT4" ShapeID="_x0000_i1109" DrawAspect="Content" ObjectID="_1846088671" r:id="rId174"/>
+                                  <o:OLEObject Type="Embed" ProgID="Equation.DSMT4" ShapeID="_x0000_i1109" DrawAspect="Content" ObjectID="_1849838819" r:id="rId174"/>
                                 </w:object>
                               </w:r>
                             </w:p>
@@ -6945,7 +7307,7 @@
                                   <v:shape id="_x0000_i1111" type="#_x0000_t75" style="width:54.75pt;height:32.25pt" o:ole="">
                                     <v:imagedata r:id="rId175" o:title=""/>
                                   </v:shape>
-                                  <o:OLEObject Type="Embed" ProgID="Equation.DSMT4" ShapeID="_x0000_i1111" DrawAspect="Content" ObjectID="_1846088672" r:id="rId176"/>
+                                  <o:OLEObject Type="Embed" ProgID="Equation.DSMT4" ShapeID="_x0000_i1111" DrawAspect="Content" ObjectID="_1849838820" r:id="rId176"/>
                                 </w:object>
                               </w:r>
                               <w:r>
@@ -7309,10 +7671,10 @@
                             <w:szCs w:val="24"/>
                           </w:rPr>
                           <w:object w:dxaOrig="1180" w:dyaOrig="660" w14:anchorId="7CF82D1B">
-                            <v:shape id="_x0000_i1107" type="#_x0000_t75" style="width:59.85pt;height:32.45pt" o:ole="">
+                            <v:shape id="_x0000_i1107" type="#_x0000_t75" style="width:60pt;height:32.4pt" o:ole="">
                               <v:imagedata r:id="rId184" o:title=""/>
                             </v:shape>
-                            <o:OLEObject Type="Embed" ProgID="Equation.DSMT4" ShapeID="_x0000_i1107" DrawAspect="Content" ObjectID="_1845214835" r:id="rId185"/>
+                            <o:OLEObject Type="Embed" ProgID="Equation.DSMT4" ShapeID="_x0000_i1107" DrawAspect="Content" ObjectID="_1849373630" r:id="rId185"/>
                           </w:object>
                         </w:r>
                       </w:p>
@@ -7368,10 +7730,10 @@
                             <w:position w:val="-24"/>
                           </w:rPr>
                           <w:object w:dxaOrig="1180" w:dyaOrig="660" w14:anchorId="5EE53969">
-                            <v:shape id="_x0000_i1109" type="#_x0000_t75" style="width:59.85pt;height:32.45pt" o:ole="">
+                            <v:shape id="_x0000_i1109" type="#_x0000_t75" style="width:60pt;height:32.4pt" o:ole="">
                               <v:imagedata r:id="rId186" o:title=""/>
                             </v:shape>
-                            <o:OLEObject Type="Embed" ProgID="Equation.DSMT4" ShapeID="_x0000_i1109" DrawAspect="Content" ObjectID="_1845214836" r:id="rId187"/>
+                            <o:OLEObject Type="Embed" ProgID="Equation.DSMT4" ShapeID="_x0000_i1109" DrawAspect="Content" ObjectID="_1849373631" r:id="rId187"/>
                           </w:object>
                         </w:r>
                       </w:p>
@@ -7425,10 +7787,10 @@
                             <w:szCs w:val="24"/>
                           </w:rPr>
                           <w:object w:dxaOrig="1080" w:dyaOrig="660" w14:anchorId="17373D84">
-                            <v:shape id="_x0000_i1111" type="#_x0000_t75" style="width:54.75pt;height:32.45pt" o:ole="">
+                            <v:shape id="_x0000_i1111" type="#_x0000_t75" style="width:54.6pt;height:32.4pt" o:ole="">
                               <v:imagedata r:id="rId188" o:title=""/>
                             </v:shape>
-                            <o:OLEObject Type="Embed" ProgID="Equation.DSMT4" ShapeID="_x0000_i1111" DrawAspect="Content" ObjectID="_1845214837" r:id="rId189"/>
+                            <o:OLEObject Type="Embed" ProgID="Equation.DSMT4" ShapeID="_x0000_i1111" DrawAspect="Content" ObjectID="_1849373632" r:id="rId189"/>
                           </w:object>
                         </w:r>
                         <w:r>
@@ -7656,7 +8018,7 @@
                 <v:shape id="_x0000_i1112" type="#_x0000_t75" style="width:81pt;height:33.75pt" o:ole="">
                   <v:imagedata r:id="rId195" o:title=""/>
                 </v:shape>
-                <o:OLEObject Type="Embed" ProgID="Equation.DSMT4" ShapeID="_x0000_i1112" DrawAspect="Content" ObjectID="_1846088656" r:id="rId196"/>
+                <o:OLEObject Type="Embed" ProgID="Equation.DSMT4" ShapeID="_x0000_i1112" DrawAspect="Content" ObjectID="_1849838804" r:id="rId196"/>
               </w:object>
             </w:r>
           </w:p>
@@ -7740,7 +8102,7 @@
                 <v:shape id="_x0000_i1113" type="#_x0000_t75" style="width:60.75pt;height:33.75pt" o:ole="">
                   <v:imagedata r:id="rId197" o:title=""/>
                 </v:shape>
-                <o:OLEObject Type="Embed" ProgID="Equation.DSMT4" ShapeID="_x0000_i1113" DrawAspect="Content" ObjectID="_1846088657" r:id="rId198"/>
+                <o:OLEObject Type="Embed" ProgID="Equation.DSMT4" ShapeID="_x0000_i1113" DrawAspect="Content" ObjectID="_1849838805" r:id="rId198"/>
               </w:object>
             </w:r>
           </w:p>
@@ -7824,7 +8186,7 @@
                 <v:shape id="_x0000_i1114" type="#_x0000_t75" style="width:60.75pt;height:33.75pt" o:ole="">
                   <v:imagedata r:id="rId199" o:title=""/>
                 </v:shape>
-                <o:OLEObject Type="Embed" ProgID="Equation.DSMT4" ShapeID="_x0000_i1114" DrawAspect="Content" ObjectID="_1846088658" r:id="rId200"/>
+                <o:OLEObject Type="Embed" ProgID="Equation.DSMT4" ShapeID="_x0000_i1114" DrawAspect="Content" ObjectID="_1849838806" r:id="rId200"/>
               </w:object>
             </w:r>
           </w:p>
@@ -7908,7 +8270,7 @@
                 <v:shape id="_x0000_i1115" type="#_x0000_t75" style="width:66pt;height:33.75pt" o:ole="">
                   <v:imagedata r:id="rId201" o:title=""/>
                 </v:shape>
-                <o:OLEObject Type="Embed" ProgID="Equation.DSMT4" ShapeID="_x0000_i1115" DrawAspect="Content" ObjectID="_1846088659" r:id="rId202"/>
+                <o:OLEObject Type="Embed" ProgID="Equation.DSMT4" ShapeID="_x0000_i1115" DrawAspect="Content" ObjectID="_1849838807" r:id="rId202"/>
               </w:object>
             </w:r>
           </w:p>
@@ -7992,7 +8354,7 @@
                 <v:shape id="_x0000_i1116" type="#_x0000_t75" style="width:81pt;height:33.75pt" o:ole="">
                   <v:imagedata r:id="rId203" o:title=""/>
                 </v:shape>
-                <o:OLEObject Type="Embed" ProgID="Equation.DSMT4" ShapeID="_x0000_i1116" DrawAspect="Content" ObjectID="_1846088660" r:id="rId204"/>
+                <o:OLEObject Type="Embed" ProgID="Equation.DSMT4" ShapeID="_x0000_i1116" DrawAspect="Content" ObjectID="_1849838808" r:id="rId204"/>
               </w:object>
             </w:r>
           </w:p>
@@ -8048,8 +8410,18 @@
                 <w:sz w:val="24"/>
                 <w:szCs w:val="24"/>
               </w:rPr>
-              <w:t>Ellipse Hyberpola</w:t>
+              <w:t xml:space="preserve">Ellipse </w:t>
             </w:r>
+            <w:proofErr w:type="spellStart"/>
+            <w:r>
+              <w:rPr>
+                <w:rFonts w:ascii="Times New Roman" w:hAnsi="Times New Roman" w:cs="Times New Roman"/>
+                <w:sz w:val="24"/>
+                <w:szCs w:val="24"/>
+              </w:rPr>
+              <w:t>Hyberpola</w:t>
+            </w:r>
+            <w:proofErr w:type="spellEnd"/>
           </w:p>
         </w:tc>
         <w:tc>
@@ -8076,7 +8448,7 @@
                 <v:shape id="_x0000_i1117" type="#_x0000_t75" style="width:89.25pt;height:33.75pt" o:ole="">
                   <v:imagedata r:id="rId205" o:title=""/>
                 </v:shape>
-                <o:OLEObject Type="Embed" ProgID="Equation.DSMT4" ShapeID="_x0000_i1117" DrawAspect="Content" ObjectID="_1846088661" r:id="rId206"/>
+                <o:OLEObject Type="Embed" ProgID="Equation.DSMT4" ShapeID="_x0000_i1117" DrawAspect="Content" ObjectID="_1849838809" r:id="rId206"/>
               </w:object>
             </w:r>
           </w:p>
@@ -8138,6 +8510,7 @@
           <w:szCs w:val="24"/>
           <w:u w:val="single"/>
         </w:rPr>
+        <w:lastRenderedPageBreak/>
         <w:t>Example</w:t>
       </w:r>
       <w:r>
@@ -8150,6 +8523,7 @@
         </w:rPr>
         <w:t xml:space="preserve"> 7</w:t>
       </w:r>
+      <w:proofErr w:type="gramStart"/>
       <w:r>
         <w:rPr>
           <w:rFonts w:ascii="Times New Roman" w:hAnsi="Times New Roman" w:cs="Times New Roman"/>
@@ -8174,7 +8548,16 @@
           <w:sz w:val="24"/>
           <w:szCs w:val="24"/>
         </w:rPr>
-        <w:t>Identify the quadric surface determined by each of the following equations.</w:t>
+        <w:t>Identify</w:t>
+      </w:r>
+      <w:proofErr w:type="gramEnd"/>
+      <w:r>
+        <w:rPr>
+          <w:rFonts w:ascii="Times New Roman" w:hAnsi="Times New Roman" w:cs="Times New Roman"/>
+          <w:sz w:val="24"/>
+          <w:szCs w:val="24"/>
+        </w:rPr>
+        <w:t xml:space="preserve"> the quadric surface determined by each of the following equations.</w:t>
       </w:r>
     </w:p>
     <w:p>
@@ -8205,10 +8588,10 @@
           <w:position w:val="-24"/>
         </w:rPr>
         <w:object w:dxaOrig="1719" w:dyaOrig="660" w14:anchorId="505A70FA">
-          <v:shape id="_x0000_i1118" type="#_x0000_t75" style="width:86.2pt;height:33.75pt" o:ole="">
+          <v:shape id="_x0000_i1118" type="#_x0000_t75" style="width:86.25pt;height:33.75pt" o:ole="">
             <v:imagedata r:id="rId207" o:title=""/>
           </v:shape>
-          <o:OLEObject Type="Embed" ProgID="Equation.DSMT4" ShapeID="_x0000_i1118" DrawAspect="Content" ObjectID="_1846088662" r:id="rId208"/>
+          <o:OLEObject Type="Embed" ProgID="Equation.DSMT4" ShapeID="_x0000_i1118" DrawAspect="Content" ObjectID="_1849838810" r:id="rId208"/>
         </w:object>
       </w:r>
       <w:r>
@@ -8247,7 +8630,25 @@
           <w:sz w:val="24"/>
           <w:szCs w:val="24"/>
         </w:rPr>
-        <w:t xml:space="preserve">If we look down the </w:t>
+        <w:t xml:space="preserve">If we look </w:t>
+      </w:r>
+      <w:proofErr w:type="gramStart"/>
+      <w:r>
+        <w:rPr>
+          <w:rFonts w:ascii="Times New Roman" w:hAnsi="Times New Roman" w:cs="Times New Roman"/>
+          <w:sz w:val="24"/>
+          <w:szCs w:val="24"/>
+        </w:rPr>
+        <w:t>down</w:t>
+      </w:r>
+      <w:proofErr w:type="gramEnd"/>
+      <w:r>
+        <w:rPr>
+          <w:rFonts w:ascii="Times New Roman" w:hAnsi="Times New Roman" w:cs="Times New Roman"/>
+          <w:sz w:val="24"/>
+          <w:szCs w:val="24"/>
+        </w:rPr>
+        <w:t xml:space="preserve"> the </w:t>
       </w:r>
       <w:r>
         <w:rPr>
@@ -8294,6 +8695,7 @@
         </w:rPr>
         <w:t xml:space="preserve">If we look down the </w:t>
       </w:r>
+      <w:proofErr w:type="gramStart"/>
       <w:r>
         <w:rPr>
           <w:rFonts w:ascii="Times New Roman" w:hAnsi="Times New Roman" w:cs="Times New Roman"/>
@@ -8310,7 +8712,16 @@
           <w:sz w:val="24"/>
           <w:szCs w:val="24"/>
         </w:rPr>
-        <w:t xml:space="preserve">-axis we see </w:t>
+        <w:t>-axis</w:t>
+      </w:r>
+      <w:proofErr w:type="gramEnd"/>
+      <w:r>
+        <w:rPr>
+          <w:rFonts w:ascii="Times New Roman" w:hAnsi="Times New Roman" w:cs="Times New Roman"/>
+          <w:sz w:val="24"/>
+          <w:szCs w:val="24"/>
+        </w:rPr>
+        <w:t xml:space="preserve"> we see </w:t>
       </w:r>
       <w:r>
         <w:rPr>
@@ -8344,10 +8755,10 @@
           <w:szCs w:val="24"/>
         </w:rPr>
         <w:object w:dxaOrig="1579" w:dyaOrig="660" w14:anchorId="76B4B690">
-          <v:shape id="_x0000_i1119" type="#_x0000_t75" style="width:78.7pt;height:33.75pt" o:ole="">
+          <v:shape id="_x0000_i1119" type="#_x0000_t75" style="width:78.75pt;height:33.75pt" o:ole="">
             <v:imagedata r:id="rId209" o:title=""/>
           </v:shape>
-          <o:OLEObject Type="Embed" ProgID="Equation.DSMT4" ShapeID="_x0000_i1119" DrawAspect="Content" ObjectID="_1846088663" r:id="rId210"/>
+          <o:OLEObject Type="Embed" ProgID="Equation.DSMT4" ShapeID="_x0000_i1119" DrawAspect="Content" ObjectID="_1849838811" r:id="rId210"/>
         </w:object>
       </w:r>
       <w:r>
@@ -8396,7 +8807,7 @@
           <v:shape id="_x0000_i1120" type="#_x0000_t75" style="width:35.25pt;height:16.5pt" o:ole="">
             <v:imagedata r:id="rId211" o:title=""/>
           </v:shape>
-          <o:OLEObject Type="Embed" ProgID="Equation.DSMT4" ShapeID="_x0000_i1120" DrawAspect="Content" ObjectID="_1846088664" r:id="rId212"/>
+          <o:OLEObject Type="Embed" ProgID="Equation.DSMT4" ShapeID="_x0000_i1120" DrawAspect="Content" ObjectID="_1849838812" r:id="rId212"/>
         </w:object>
       </w:r>
       <w:r>
@@ -8405,7 +8816,25 @@
           <w:sz w:val="24"/>
           <w:szCs w:val="24"/>
         </w:rPr>
-        <w:t xml:space="preserve"> and don’t exists on the interval </w:t>
+        <w:t xml:space="preserve"> and don’t </w:t>
+      </w:r>
+      <w:proofErr w:type="gramStart"/>
+      <w:r>
+        <w:rPr>
+          <w:rFonts w:ascii="Times New Roman" w:hAnsi="Times New Roman" w:cs="Times New Roman"/>
+          <w:sz w:val="24"/>
+          <w:szCs w:val="24"/>
+        </w:rPr>
+        <w:t>exists</w:t>
+      </w:r>
+      <w:proofErr w:type="gramEnd"/>
+      <w:r>
+        <w:rPr>
+          <w:rFonts w:ascii="Times New Roman" w:hAnsi="Times New Roman" w:cs="Times New Roman"/>
+          <w:sz w:val="24"/>
+          <w:szCs w:val="24"/>
+        </w:rPr>
+        <w:t xml:space="preserve"> on the interval </w:t>
       </w:r>
       <w:r>
         <w:rPr>
@@ -8418,7 +8847,7 @@
           <v:shape id="_x0000_i1121" type="#_x0000_t75" style="width:36.75pt;height:20.25pt" o:ole="">
             <v:imagedata r:id="rId213" o:title=""/>
           </v:shape>
-          <o:OLEObject Type="Embed" ProgID="Equation.DSMT4" ShapeID="_x0000_i1121" DrawAspect="Content" ObjectID="_1846088665" r:id="rId214"/>
+          <o:OLEObject Type="Embed" ProgID="Equation.DSMT4" ShapeID="_x0000_i1121" DrawAspect="Content" ObjectID="_1849838813" r:id="rId214"/>
         </w:object>
       </w:r>
       <w:r>
@@ -8446,7 +8875,25 @@
           <w:sz w:val="24"/>
           <w:szCs w:val="24"/>
         </w:rPr>
-        <w:t xml:space="preserve">If we look down the </w:t>
+        <w:t xml:space="preserve">If we look </w:t>
+      </w:r>
+      <w:proofErr w:type="gramStart"/>
+      <w:r>
+        <w:rPr>
+          <w:rFonts w:ascii="Times New Roman" w:hAnsi="Times New Roman" w:cs="Times New Roman"/>
+          <w:sz w:val="24"/>
+          <w:szCs w:val="24"/>
+        </w:rPr>
+        <w:t>down</w:t>
+      </w:r>
+      <w:proofErr w:type="gramEnd"/>
+      <w:r>
+        <w:rPr>
+          <w:rFonts w:ascii="Times New Roman" w:hAnsi="Times New Roman" w:cs="Times New Roman"/>
+          <w:sz w:val="24"/>
+          <w:szCs w:val="24"/>
+        </w:rPr>
+        <w:t xml:space="preserve"> the </w:t>
       </w:r>
       <w:r>
         <w:rPr>
@@ -8551,7 +8998,7 @@
           <v:shape id="_x0000_i1122" type="#_x0000_t75" style="width:108.75pt;height:36.75pt" o:ole="">
             <v:imagedata r:id="rId215" o:title=""/>
           </v:shape>
-          <o:OLEObject Type="Embed" ProgID="Equation.DSMT4" ShapeID="_x0000_i1122" DrawAspect="Content" ObjectID="_1846088666" r:id="rId216"/>
+          <o:OLEObject Type="Embed" ProgID="Equation.DSMT4" ShapeID="_x0000_i1122" DrawAspect="Content" ObjectID="_1849838814" r:id="rId216"/>
         </w:object>
       </w:r>
       <w:r>
@@ -8590,7 +9037,25 @@
           <w:sz w:val="24"/>
           <w:szCs w:val="24"/>
         </w:rPr>
-        <w:t xml:space="preserve">If we look down the </w:t>
+        <w:t xml:space="preserve">If we look </w:t>
+      </w:r>
+      <w:proofErr w:type="gramStart"/>
+      <w:r>
+        <w:rPr>
+          <w:rFonts w:ascii="Times New Roman" w:hAnsi="Times New Roman" w:cs="Times New Roman"/>
+          <w:sz w:val="24"/>
+          <w:szCs w:val="24"/>
+        </w:rPr>
+        <w:t>down</w:t>
+      </w:r>
+      <w:proofErr w:type="gramEnd"/>
+      <w:r>
+        <w:rPr>
+          <w:rFonts w:ascii="Times New Roman" w:hAnsi="Times New Roman" w:cs="Times New Roman"/>
+          <w:sz w:val="24"/>
+          <w:szCs w:val="24"/>
+        </w:rPr>
+        <w:t xml:space="preserve"> the </w:t>
       </w:r>
       <w:r>
         <w:rPr>
@@ -8627,8 +9092,27 @@
           <w:sz w:val="24"/>
           <w:szCs w:val="24"/>
         </w:rPr>
-        <w:t xml:space="preserve">If we look down the </w:t>
-      </w:r>
+        <w:t xml:space="preserve">If we look </w:t>
+      </w:r>
+      <w:proofErr w:type="gramStart"/>
+      <w:r>
+        <w:rPr>
+          <w:rFonts w:ascii="Times New Roman" w:hAnsi="Times New Roman" w:cs="Times New Roman"/>
+          <w:sz w:val="24"/>
+          <w:szCs w:val="24"/>
+        </w:rPr>
+        <w:t>down</w:t>
+      </w:r>
+      <w:proofErr w:type="gramEnd"/>
+      <w:r>
+        <w:rPr>
+          <w:rFonts w:ascii="Times New Roman" w:hAnsi="Times New Roman" w:cs="Times New Roman"/>
+          <w:sz w:val="24"/>
+          <w:szCs w:val="24"/>
+        </w:rPr>
+        <w:t xml:space="preserve"> the </w:t>
+      </w:r>
+      <w:proofErr w:type="gramStart"/>
       <w:r>
         <w:rPr>
           <w:rFonts w:ascii="Times New Roman" w:hAnsi="Times New Roman" w:cs="Times New Roman"/>
@@ -8645,7 +9129,16 @@
           <w:sz w:val="24"/>
           <w:szCs w:val="24"/>
         </w:rPr>
-        <w:t xml:space="preserve">-axis we see ellipses </w:t>
+        <w:t>-axis</w:t>
+      </w:r>
+      <w:proofErr w:type="gramEnd"/>
+      <w:r>
+        <w:rPr>
+          <w:rFonts w:ascii="Times New Roman" w:hAnsi="Times New Roman" w:cs="Times New Roman"/>
+          <w:sz w:val="24"/>
+          <w:szCs w:val="24"/>
+        </w:rPr>
+        <w:t xml:space="preserve"> we see ellipses </w:t>
       </w:r>
       <w:r>
         <w:rPr>
@@ -8655,7 +9148,7 @@
           <v:shape id="_x0000_i1123" type="#_x0000_t75" style="width:108.75pt;height:36.75pt" o:ole="">
             <v:imagedata r:id="rId215" o:title=""/>
           </v:shape>
-          <o:OLEObject Type="Embed" ProgID="Equation.DSMT4" ShapeID="_x0000_i1123" DrawAspect="Content" ObjectID="_1846088667" r:id="rId217"/>
+          <o:OLEObject Type="Embed" ProgID="Equation.DSMT4" ShapeID="_x0000_i1123" DrawAspect="Content" ObjectID="_1849838815" r:id="rId217"/>
         </w:object>
       </w:r>
       <w:r>
@@ -8697,7 +9190,7 @@
           <v:shape id="_x0000_i1124" type="#_x0000_t75" style="width:27.75pt;height:16.5pt" o:ole="">
             <v:imagedata r:id="rId218" o:title=""/>
           </v:shape>
-          <o:OLEObject Type="Embed" ProgID="Equation.DSMT4" ShapeID="_x0000_i1124" DrawAspect="Content" ObjectID="_1846088668" r:id="rId219"/>
+          <o:OLEObject Type="Embed" ProgID="Equation.DSMT4" ShapeID="_x0000_i1124" DrawAspect="Content" ObjectID="_1849838816" r:id="rId219"/>
         </w:object>
       </w:r>
       <w:r>
@@ -8719,7 +9212,7 @@
           <v:shape id="_x0000_i1125" type="#_x0000_t75" style="width:36.75pt;height:20.25pt" o:ole="">
             <v:imagedata r:id="rId220" o:title=""/>
           </v:shape>
-          <o:OLEObject Type="Embed" ProgID="Equation.DSMT4" ShapeID="_x0000_i1125" DrawAspect="Content" ObjectID="_1846088669" r:id="rId221"/>
+          <o:OLEObject Type="Embed" ProgID="Equation.DSMT4" ShapeID="_x0000_i1125" DrawAspect="Content" ObjectID="_1849838817" r:id="rId221"/>
         </w:object>
       </w:r>
       <w:r>
@@ -8747,7 +9240,25 @@
           <w:sz w:val="24"/>
           <w:szCs w:val="24"/>
         </w:rPr>
-        <w:t xml:space="preserve">If we look down the </w:t>
+        <w:t xml:space="preserve">If we look </w:t>
+      </w:r>
+      <w:proofErr w:type="gramStart"/>
+      <w:r>
+        <w:rPr>
+          <w:rFonts w:ascii="Times New Roman" w:hAnsi="Times New Roman" w:cs="Times New Roman"/>
+          <w:sz w:val="24"/>
+          <w:szCs w:val="24"/>
+        </w:rPr>
+        <w:t>down</w:t>
+      </w:r>
+      <w:proofErr w:type="gramEnd"/>
+      <w:r>
+        <w:rPr>
+          <w:rFonts w:ascii="Times New Roman" w:hAnsi="Times New Roman" w:cs="Times New Roman"/>
+          <w:sz w:val="24"/>
+          <w:szCs w:val="24"/>
+        </w:rPr>
+        <w:t xml:space="preserve"> the </w:t>
       </w:r>
       <w:r>
         <w:rPr>
@@ -8981,6 +9492,7 @@
             </w:rPr>
             <w:t>Chapter 1</w:t>
           </w:r>
+          <w:proofErr w:type="gramStart"/>
           <w:r>
             <w:rPr>
               <w:rFonts w:cs="Times New Roman"/>
@@ -8995,7 +9507,16 @@
               <w:b/>
               <w:sz w:val="32"/>
             </w:rPr>
-            <w:t>Three-Dimensional Space &amp; Vectors</w:t>
+            <w:t>Three</w:t>
+          </w:r>
+          <w:proofErr w:type="gramEnd"/>
+          <w:r>
+            <w:rPr>
+              <w:rFonts w:cs="Times New Roman"/>
+              <w:b/>
+              <w:sz w:val="32"/>
+            </w:rPr>
+            <w:t>-Dimensional Space &amp; Vectors</w:t>
           </w:r>
         </w:p>
       </w:tc>
